--- a/РБД/РБД 4 практика.docx
+++ b/РБД/РБД 4 практика.docx
@@ -38,7 +38,7 @@
                 <w:lang w:eastAsia="ru-RU"/>
               </w:rPr>
               <w:drawing>
-                <wp:inline distT="0" distB="0" distL="0" distR="0" wp14:anchorId="02EE375D" wp14:editId="743DE342">
+                <wp:inline distT="0" distB="0" distL="0" distR="0" wp14:anchorId="02EE375D" wp14:editId="723B19AB">
                   <wp:extent cx="1066800" cy="1066800"/>
                   <wp:effectExtent l="0" t="0" r="0" b="0"/>
                   <wp:docPr id="298370851" name="Рисунок 3"/>
@@ -810,29 +810,7 @@
           <w:szCs w:val="28"/>
           <w:lang w:eastAsia="zh-CN" w:bidi="hi-IN"/>
         </w:rPr>
-        <w:t xml:space="preserve">Целью данной практической работы является формирование у студентов углубленных навыков работы со сложными аналитическими запросами в СУБД </w:t>
-      </w:r>
-      <w:proofErr w:type="spellStart"/>
-      <w:r>
-        <w:rPr>
-          <w:rFonts w:eastAsia="Droid Sans Fallback"/>
-          <w:kern w:val="2"/>
-          <w:sz w:val="28"/>
-          <w:szCs w:val="28"/>
-          <w:lang w:eastAsia="zh-CN" w:bidi="hi-IN"/>
-        </w:rPr>
-        <w:t>PostgreSQL</w:t>
-      </w:r>
-      <w:proofErr w:type="spellEnd"/>
-      <w:r>
-        <w:rPr>
-          <w:rFonts w:eastAsia="Droid Sans Fallback"/>
-          <w:kern w:val="2"/>
-          <w:sz w:val="28"/>
-          <w:szCs w:val="28"/>
-          <w:lang w:eastAsia="zh-CN" w:bidi="hi-IN"/>
-        </w:rPr>
-        <w:t>.</w:t>
+        <w:t>Целью данной практической работы является формирование у студентов углубленных навыков работы со сложными аналитическими запросами в СУБД PostgreSQL.</w:t>
       </w:r>
     </w:p>
     <w:p>
@@ -1135,29 +1113,7 @@
           <w:szCs w:val="28"/>
           <w:lang w:eastAsia="zh-CN" w:bidi="hi-IN"/>
         </w:rPr>
-        <w:t xml:space="preserve">Получить практический опыт в преобразовании данных из «длинного» формата в «широкий» (построение сводных таблиц или PIVOT преобразование) для создания наглядных отчетов. Освоить два ключевых подхода: с использованием условной агрегации (CASE) и с применением специализированной функции </w:t>
-      </w:r>
-      <w:proofErr w:type="spellStart"/>
-      <w:r>
-        <w:rPr>
-          <w:rFonts w:eastAsia="Droid Sans Fallback"/>
-          <w:kern w:val="2"/>
-          <w:sz w:val="28"/>
-          <w:szCs w:val="28"/>
-          <w:lang w:eastAsia="zh-CN" w:bidi="hi-IN"/>
-        </w:rPr>
-        <w:t>crosstab</w:t>
-      </w:r>
-      <w:proofErr w:type="spellEnd"/>
-      <w:r>
-        <w:rPr>
-          <w:rFonts w:eastAsia="Droid Sans Fallback"/>
-          <w:kern w:val="2"/>
-          <w:sz w:val="28"/>
-          <w:szCs w:val="28"/>
-          <w:lang w:eastAsia="zh-CN" w:bidi="hi-IN"/>
-        </w:rPr>
-        <w:t>.</w:t>
+        <w:t>Получить практический опыт в преобразовании данных из «длинного» формата в «широкий» (построение сводных таблиц или PIVOT преобразование) для создания наглядных отчетов. Освоить два ключевых подхода: с использованием условной агрегации (CASE) и с применением специализированной функции crosstab.</w:t>
       </w:r>
     </w:p>
     <w:p>
@@ -1212,73 +1168,7 @@
           <w:szCs w:val="28"/>
           <w:lang w:eastAsia="zh-CN" w:bidi="hi-IN"/>
         </w:rPr>
-        <w:t xml:space="preserve">Для выполнения практической работы необходимо последовательно выполнить четыре задачи, используя собственную базу данных. Все примеры в данном документе основаны на демонстрационной базе данных «Аптека», содержащей таблицы </w:t>
-      </w:r>
-      <w:proofErr w:type="spellStart"/>
-      <w:r>
-        <w:rPr>
-          <w:rFonts w:eastAsia="Droid Sans Fallback"/>
-          <w:kern w:val="2"/>
-          <w:sz w:val="28"/>
-          <w:szCs w:val="28"/>
-          <w:lang w:eastAsia="zh-CN" w:bidi="hi-IN"/>
-        </w:rPr>
-        <w:t>manufacturers</w:t>
-      </w:r>
-      <w:proofErr w:type="spellEnd"/>
-      <w:r>
-        <w:rPr>
-          <w:rFonts w:eastAsia="Droid Sans Fallback"/>
-          <w:kern w:val="2"/>
-          <w:sz w:val="28"/>
-          <w:szCs w:val="28"/>
-          <w:lang w:eastAsia="zh-CN" w:bidi="hi-IN"/>
-        </w:rPr>
-        <w:t xml:space="preserve"> (производители), </w:t>
-      </w:r>
-      <w:proofErr w:type="spellStart"/>
-      <w:r>
-        <w:rPr>
-          <w:rFonts w:eastAsia="Droid Sans Fallback"/>
-          <w:kern w:val="2"/>
-          <w:sz w:val="28"/>
-          <w:szCs w:val="28"/>
-          <w:lang w:eastAsia="zh-CN" w:bidi="hi-IN"/>
-        </w:rPr>
-        <w:t>medicines</w:t>
-      </w:r>
-      <w:proofErr w:type="spellEnd"/>
-      <w:r>
-        <w:rPr>
-          <w:rFonts w:eastAsia="Droid Sans Fallback"/>
-          <w:kern w:val="2"/>
-          <w:sz w:val="28"/>
-          <w:szCs w:val="28"/>
-          <w:lang w:eastAsia="zh-CN" w:bidi="hi-IN"/>
-        </w:rPr>
-        <w:t xml:space="preserve"> (лекарства) и </w:t>
-      </w:r>
-      <w:proofErr w:type="spellStart"/>
-      <w:r>
-        <w:rPr>
-          <w:rFonts w:eastAsia="Droid Sans Fallback"/>
-          <w:kern w:val="2"/>
-          <w:sz w:val="28"/>
-          <w:szCs w:val="28"/>
-          <w:lang w:eastAsia="zh-CN" w:bidi="hi-IN"/>
-        </w:rPr>
-        <w:t>sales</w:t>
-      </w:r>
-      <w:proofErr w:type="spellEnd"/>
-      <w:r>
-        <w:rPr>
-          <w:rFonts w:eastAsia="Droid Sans Fallback"/>
-          <w:kern w:val="2"/>
-          <w:sz w:val="28"/>
-          <w:szCs w:val="28"/>
-          <w:lang w:eastAsia="zh-CN" w:bidi="hi-IN"/>
-        </w:rPr>
-        <w:t xml:space="preserve"> (продажи). Ваша задача — адаптировать каждую из поставленных задач к логической структуре и предметной области вашей базы данных. Приведенные ниже формулировки и последующие примеры кода служат шаблоном для понимания, какой тип аналитического запроса требуется составить.</w:t>
+        <w:t>Для выполнения практической работы необходимо последовательно выполнить четыре задачи, используя собственную базу данных. Все примеры в данном документе основаны на демонстрационной базе данных «Аптека», содержащей таблицы manufacturers (производители), medicines (лекарства) и sales (продажи). Ваша задача — адаптировать каждую из поставленных задач к логической структуре и предметной области вашей базы данных. Приведенные ниже формулировки и последующие примеры кода служат шаблоном для понимания, какой тип аналитического запроса требуется составить.</w:t>
       </w:r>
     </w:p>
     <w:p>
@@ -1737,9 +1627,9 @@
           <w:rFonts w:eastAsia="Droid Sans Fallback"/>
           <w:kern w:val="2"/>
           <w:sz w:val="28"/>
-          <w:lang w:eastAsia="zh-CN" w:bidi="hi-IN"/>
-        </w:rPr>
-        <w:t>7</w:t>
+          <w:lang w:val="en-US" w:eastAsia="zh-CN" w:bidi="hi-IN"/>
+        </w:rPr>
+        <w:t>6</w:t>
       </w:r>
       <w:r>
         <w:rPr>
@@ -1852,7 +1742,6 @@
         </w:rPr>
         <w:t xml:space="preserve">Рисунок 2 – Таблица </w:t>
       </w:r>
-      <w:proofErr w:type="spellStart"/>
       <w:r>
         <w:rPr>
           <w:rFonts w:eastAsia="Droid Sans Fallback"/>
@@ -1865,7 +1754,6 @@
         </w:rPr>
         <w:t>telecom_service</w:t>
       </w:r>
-      <w:proofErr w:type="spellEnd"/>
     </w:p>
     <w:p>
       <w:pPr>
@@ -1996,7 +1884,6 @@
         </w:rPr>
         <w:t xml:space="preserve"> </w:t>
       </w:r>
-      <w:proofErr w:type="spellStart"/>
       <w:r>
         <w:rPr>
           <w:rFonts w:eastAsia="Droid Sans Fallback"/>
@@ -2057,7 +1944,6 @@
         </w:rPr>
         <w:t>category</w:t>
       </w:r>
-      <w:proofErr w:type="spellEnd"/>
     </w:p>
     <w:p>
       <w:pPr>
@@ -2557,29 +2443,7 @@
                 <w:szCs w:val="20"/>
                 <w:lang w:val="en-US" w:eastAsia="zh-CN" w:bidi="hi-IN"/>
               </w:rPr>
-              <w:t xml:space="preserve">    </w:t>
-            </w:r>
-            <w:proofErr w:type="spellStart"/>
-            <w:r>
-              <w:rPr>
-                <w:rFonts w:ascii="Courier New" w:eastAsia="Droid Sans Fallback" w:hAnsi="Courier New" w:cs="Courier New"/>
-                <w:kern w:val="2"/>
-                <w:sz w:val="20"/>
-                <w:szCs w:val="20"/>
-                <w:lang w:val="en-US" w:eastAsia="zh-CN" w:bidi="hi-IN"/>
-              </w:rPr>
-              <w:t>a.price</w:t>
-            </w:r>
-            <w:proofErr w:type="spellEnd"/>
-            <w:r>
-              <w:rPr>
-                <w:rFonts w:ascii="Courier New" w:eastAsia="Droid Sans Fallback" w:hAnsi="Courier New" w:cs="Courier New"/>
-                <w:kern w:val="2"/>
-                <w:sz w:val="20"/>
-                <w:szCs w:val="20"/>
-                <w:lang w:val="en-US" w:eastAsia="zh-CN" w:bidi="hi-IN"/>
-              </w:rPr>
-              <w:t xml:space="preserve"> AS "</w:t>
+              <w:t xml:space="preserve">    a.price AS "</w:t>
             </w:r>
             <w:r>
               <w:rPr>
@@ -2621,29 +2485,7 @@
                 <w:szCs w:val="20"/>
                 <w:lang w:val="en-US" w:eastAsia="zh-CN" w:bidi="hi-IN"/>
               </w:rPr>
-              <w:t xml:space="preserve">    </w:t>
-            </w:r>
-            <w:proofErr w:type="spellStart"/>
-            <w:r>
-              <w:rPr>
-                <w:rFonts w:ascii="Courier New" w:eastAsia="Droid Sans Fallback" w:hAnsi="Courier New" w:cs="Courier New"/>
-                <w:kern w:val="2"/>
-                <w:sz w:val="20"/>
-                <w:szCs w:val="20"/>
-                <w:lang w:val="en-US" w:eastAsia="zh-CN" w:bidi="hi-IN"/>
-              </w:rPr>
-              <w:t>c.description</w:t>
-            </w:r>
-            <w:proofErr w:type="spellEnd"/>
-            <w:r>
-              <w:rPr>
-                <w:rFonts w:ascii="Courier New" w:eastAsia="Droid Sans Fallback" w:hAnsi="Courier New" w:cs="Courier New"/>
-                <w:kern w:val="2"/>
-                <w:sz w:val="20"/>
-                <w:szCs w:val="20"/>
-                <w:lang w:val="en-US" w:eastAsia="zh-CN" w:bidi="hi-IN"/>
-              </w:rPr>
-              <w:t xml:space="preserve"> AS "</w:t>
+              <w:t xml:space="preserve">    c.description AS "</w:t>
             </w:r>
             <w:r>
               <w:rPr>
@@ -2705,51 +2547,7 @@
                 <w:szCs w:val="20"/>
                 <w:lang w:val="en-US" w:eastAsia="zh-CN" w:bidi="hi-IN"/>
               </w:rPr>
-              <w:t xml:space="preserve">    ROUND(AVG(</w:t>
-            </w:r>
-            <w:proofErr w:type="spellStart"/>
-            <w:r>
-              <w:rPr>
-                <w:rFonts w:ascii="Courier New" w:eastAsia="Droid Sans Fallback" w:hAnsi="Courier New" w:cs="Courier New"/>
-                <w:kern w:val="2"/>
-                <w:sz w:val="20"/>
-                <w:szCs w:val="20"/>
-                <w:lang w:val="en-US" w:eastAsia="zh-CN" w:bidi="hi-IN"/>
-              </w:rPr>
-              <w:t>a.price</w:t>
-            </w:r>
-            <w:proofErr w:type="spellEnd"/>
-            <w:r>
-              <w:rPr>
-                <w:rFonts w:ascii="Courier New" w:eastAsia="Droid Sans Fallback" w:hAnsi="Courier New" w:cs="Courier New"/>
-                <w:kern w:val="2"/>
-                <w:sz w:val="20"/>
-                <w:szCs w:val="20"/>
-                <w:lang w:val="en-US" w:eastAsia="zh-CN" w:bidi="hi-IN"/>
-              </w:rPr>
-              <w:t xml:space="preserve">) OVER (PARTITION BY </w:t>
-            </w:r>
-            <w:proofErr w:type="spellStart"/>
-            <w:r>
-              <w:rPr>
-                <w:rFonts w:ascii="Courier New" w:eastAsia="Droid Sans Fallback" w:hAnsi="Courier New" w:cs="Courier New"/>
-                <w:kern w:val="2"/>
-                <w:sz w:val="20"/>
-                <w:szCs w:val="20"/>
-                <w:lang w:val="en-US" w:eastAsia="zh-CN" w:bidi="hi-IN"/>
-              </w:rPr>
-              <w:t>c.id_telecom_service_category</w:t>
-            </w:r>
-            <w:proofErr w:type="spellEnd"/>
-            <w:r>
-              <w:rPr>
-                <w:rFonts w:ascii="Courier New" w:eastAsia="Droid Sans Fallback" w:hAnsi="Courier New" w:cs="Courier New"/>
-                <w:kern w:val="2"/>
-                <w:sz w:val="20"/>
-                <w:szCs w:val="20"/>
-                <w:lang w:val="en-US" w:eastAsia="zh-CN" w:bidi="hi-IN"/>
-              </w:rPr>
-              <w:t>),2) AS "</w:t>
+              <w:t xml:space="preserve">    ROUND(AVG(a.price) OVER (PARTITION BY c.id_telecom_service_category),2) AS "</w:t>
             </w:r>
             <w:r>
               <w:rPr>
@@ -2873,29 +2671,7 @@
                 <w:szCs w:val="20"/>
                 <w:lang w:val="en-US" w:eastAsia="zh-CN" w:bidi="hi-IN"/>
               </w:rPr>
-              <w:t xml:space="preserve">    </w:t>
-            </w:r>
-            <w:proofErr w:type="spellStart"/>
-            <w:r>
-              <w:rPr>
-                <w:rFonts w:ascii="Courier New" w:eastAsia="Droid Sans Fallback" w:hAnsi="Courier New" w:cs="Courier New"/>
-                <w:kern w:val="2"/>
-                <w:sz w:val="20"/>
-                <w:szCs w:val="20"/>
-                <w:lang w:val="en-US" w:eastAsia="zh-CN" w:bidi="hi-IN"/>
-              </w:rPr>
-              <w:t>rassokhin_es.telecom_service</w:t>
-            </w:r>
-            <w:proofErr w:type="spellEnd"/>
-            <w:r>
-              <w:rPr>
-                <w:rFonts w:ascii="Courier New" w:eastAsia="Droid Sans Fallback" w:hAnsi="Courier New" w:cs="Courier New"/>
-                <w:kern w:val="2"/>
-                <w:sz w:val="20"/>
-                <w:szCs w:val="20"/>
-                <w:lang w:val="en-US" w:eastAsia="zh-CN" w:bidi="hi-IN"/>
-              </w:rPr>
-              <w:t xml:space="preserve">  a</w:t>
+              <w:t xml:space="preserve">    rassokhin_es.telecom_service  a</w:t>
             </w:r>
           </w:p>
           <w:p>
@@ -2939,73 +2715,29 @@
                 <w:szCs w:val="20"/>
                 <w:lang w:val="en-US" w:eastAsia="zh-CN" w:bidi="hi-IN"/>
               </w:rPr>
-              <w:t xml:space="preserve">    </w:t>
-            </w:r>
-            <w:proofErr w:type="spellStart"/>
-            <w:r>
-              <w:rPr>
-                <w:rFonts w:ascii="Courier New" w:eastAsia="Droid Sans Fallback" w:hAnsi="Courier New" w:cs="Courier New"/>
-                <w:kern w:val="2"/>
-                <w:sz w:val="20"/>
-                <w:szCs w:val="20"/>
-                <w:lang w:val="en-US" w:eastAsia="zh-CN" w:bidi="hi-IN"/>
-              </w:rPr>
-              <w:t>rassokhin_es.telecom_category</w:t>
-            </w:r>
-            <w:proofErr w:type="spellEnd"/>
-            <w:r>
-              <w:rPr>
-                <w:rFonts w:ascii="Courier New" w:eastAsia="Droid Sans Fallback" w:hAnsi="Courier New" w:cs="Courier New"/>
-                <w:kern w:val="2"/>
-                <w:sz w:val="20"/>
-                <w:szCs w:val="20"/>
-                <w:lang w:val="en-US" w:eastAsia="zh-CN" w:bidi="hi-IN"/>
-              </w:rPr>
-              <w:t xml:space="preserve"> b</w:t>
-            </w:r>
-          </w:p>
-          <w:p>
-            <w:pPr>
-              <w:ind w:firstLine="34"/>
-              <w:rPr>
-                <w:rFonts w:ascii="Courier New" w:eastAsia="Droid Sans Fallback" w:hAnsi="Courier New" w:cs="Courier New"/>
-                <w:kern w:val="2"/>
-                <w:sz w:val="20"/>
-                <w:szCs w:val="20"/>
-                <w:lang w:val="en-US" w:eastAsia="zh-CN" w:bidi="hi-IN"/>
-              </w:rPr>
-            </w:pPr>
-            <w:r>
-              <w:rPr>
-                <w:rFonts w:ascii="Courier New" w:eastAsia="Droid Sans Fallback" w:hAnsi="Courier New" w:cs="Courier New"/>
-                <w:kern w:val="2"/>
-                <w:sz w:val="20"/>
-                <w:szCs w:val="20"/>
-                <w:lang w:val="en-US" w:eastAsia="zh-CN" w:bidi="hi-IN"/>
-              </w:rPr>
-              <w:t xml:space="preserve">    USING(</w:t>
-            </w:r>
-            <w:proofErr w:type="spellStart"/>
-            <w:r>
-              <w:rPr>
-                <w:rFonts w:ascii="Courier New" w:eastAsia="Droid Sans Fallback" w:hAnsi="Courier New" w:cs="Courier New"/>
-                <w:kern w:val="2"/>
-                <w:sz w:val="20"/>
-                <w:szCs w:val="20"/>
-                <w:lang w:val="en-US" w:eastAsia="zh-CN" w:bidi="hi-IN"/>
-              </w:rPr>
-              <w:t>id_telecom_service</w:t>
-            </w:r>
-            <w:proofErr w:type="spellEnd"/>
-            <w:r>
-              <w:rPr>
-                <w:rFonts w:ascii="Courier New" w:eastAsia="Droid Sans Fallback" w:hAnsi="Courier New" w:cs="Courier New"/>
-                <w:kern w:val="2"/>
-                <w:sz w:val="20"/>
-                <w:szCs w:val="20"/>
-                <w:lang w:val="en-US" w:eastAsia="zh-CN" w:bidi="hi-IN"/>
-              </w:rPr>
-              <w:t>)</w:t>
+              <w:t xml:space="preserve">    rassokhin_es.telecom_category b</w:t>
+            </w:r>
+          </w:p>
+          <w:p>
+            <w:pPr>
+              <w:ind w:firstLine="34"/>
+              <w:rPr>
+                <w:rFonts w:ascii="Courier New" w:eastAsia="Droid Sans Fallback" w:hAnsi="Courier New" w:cs="Courier New"/>
+                <w:kern w:val="2"/>
+                <w:sz w:val="20"/>
+                <w:szCs w:val="20"/>
+                <w:lang w:val="en-US" w:eastAsia="zh-CN" w:bidi="hi-IN"/>
+              </w:rPr>
+            </w:pPr>
+            <w:r>
+              <w:rPr>
+                <w:rFonts w:ascii="Courier New" w:eastAsia="Droid Sans Fallback" w:hAnsi="Courier New" w:cs="Courier New"/>
+                <w:kern w:val="2"/>
+                <w:sz w:val="20"/>
+                <w:szCs w:val="20"/>
+                <w:lang w:val="en-US" w:eastAsia="zh-CN" w:bidi="hi-IN"/>
+              </w:rPr>
+              <w:t xml:space="preserve">    USING(id_telecom_service)</w:t>
             </w:r>
           </w:p>
           <w:p>
@@ -3049,29 +2781,7 @@
                 <w:szCs w:val="20"/>
                 <w:lang w:val="en-US" w:eastAsia="zh-CN" w:bidi="hi-IN"/>
               </w:rPr>
-              <w:t xml:space="preserve">    </w:t>
-            </w:r>
-            <w:proofErr w:type="spellStart"/>
-            <w:r>
-              <w:rPr>
-                <w:rFonts w:ascii="Courier New" w:eastAsia="Droid Sans Fallback" w:hAnsi="Courier New" w:cs="Courier New"/>
-                <w:kern w:val="2"/>
-                <w:sz w:val="20"/>
-                <w:szCs w:val="20"/>
-                <w:lang w:val="en-US" w:eastAsia="zh-CN" w:bidi="hi-IN"/>
-              </w:rPr>
-              <w:t>rassokhin_es.telecom_service_category</w:t>
-            </w:r>
-            <w:proofErr w:type="spellEnd"/>
-            <w:r>
-              <w:rPr>
-                <w:rFonts w:ascii="Courier New" w:eastAsia="Droid Sans Fallback" w:hAnsi="Courier New" w:cs="Courier New"/>
-                <w:kern w:val="2"/>
-                <w:sz w:val="20"/>
-                <w:szCs w:val="20"/>
-                <w:lang w:val="en-US" w:eastAsia="zh-CN" w:bidi="hi-IN"/>
-              </w:rPr>
-              <w:t xml:space="preserve"> c</w:t>
+              <w:t xml:space="preserve">    rassokhin_es.telecom_service_category c</w:t>
             </w:r>
           </w:p>
           <w:p>
@@ -3094,29 +2804,7 @@
                 <w:szCs w:val="20"/>
                 <w:lang w:val="en-US" w:eastAsia="zh-CN" w:bidi="hi-IN"/>
               </w:rPr>
-              <w:t xml:space="preserve">    using(</w:t>
-            </w:r>
-            <w:proofErr w:type="spellStart"/>
-            <w:r>
-              <w:rPr>
-                <w:rFonts w:ascii="Courier New" w:eastAsia="Droid Sans Fallback" w:hAnsi="Courier New" w:cs="Courier New"/>
-                <w:kern w:val="2"/>
-                <w:sz w:val="20"/>
-                <w:szCs w:val="20"/>
-                <w:lang w:val="en-US" w:eastAsia="zh-CN" w:bidi="hi-IN"/>
-              </w:rPr>
-              <w:t>id_telecom_service_category</w:t>
-            </w:r>
-            <w:proofErr w:type="spellEnd"/>
-            <w:r>
-              <w:rPr>
-                <w:rFonts w:ascii="Courier New" w:eastAsia="Droid Sans Fallback" w:hAnsi="Courier New" w:cs="Courier New"/>
-                <w:kern w:val="2"/>
-                <w:sz w:val="20"/>
-                <w:szCs w:val="20"/>
-                <w:lang w:val="en-US" w:eastAsia="zh-CN" w:bidi="hi-IN"/>
-              </w:rPr>
-              <w:t>)</w:t>
+              <w:t xml:space="preserve">    using(id_telecom_service_category)</w:t>
             </w:r>
           </w:p>
         </w:tc>
@@ -3551,6 +3239,644 @@
           <w:p>
             <w:pPr>
               <w:ind w:firstLine="34"/>
+              <w:rPr>
+                <w:rFonts w:ascii="Courier New" w:eastAsia="Droid Sans Fallback" w:hAnsi="Courier New" w:cs="Courier New"/>
+                <w:kern w:val="2"/>
+                <w:sz w:val="20"/>
+                <w:szCs w:val="20"/>
+                <w:lang w:val="en-US" w:eastAsia="zh-CN" w:bidi="hi-IN"/>
+              </w:rPr>
+            </w:pPr>
+            <w:r>
+              <w:rPr>
+                <w:rFonts w:ascii="Courier New" w:eastAsia="Droid Sans Fallback" w:hAnsi="Courier New" w:cs="Courier New"/>
+                <w:kern w:val="2"/>
+                <w:sz w:val="20"/>
+                <w:szCs w:val="20"/>
+                <w:lang w:val="en-US" w:eastAsia="zh-CN" w:bidi="hi-IN"/>
+              </w:rPr>
+              <w:t>WITH sub1 AS (</w:t>
+            </w:r>
+          </w:p>
+          <w:p>
+            <w:pPr>
+              <w:ind w:firstLine="34"/>
+              <w:rPr>
+                <w:rFonts w:ascii="Courier New" w:eastAsia="Droid Sans Fallback" w:hAnsi="Courier New" w:cs="Courier New"/>
+                <w:kern w:val="2"/>
+                <w:sz w:val="20"/>
+                <w:szCs w:val="20"/>
+                <w:lang w:val="en-US" w:eastAsia="zh-CN" w:bidi="hi-IN"/>
+              </w:rPr>
+            </w:pPr>
+            <w:r>
+              <w:rPr>
+                <w:rFonts w:ascii="Courier New" w:eastAsia="Droid Sans Fallback" w:hAnsi="Courier New" w:cs="Courier New"/>
+                <w:kern w:val="2"/>
+                <w:sz w:val="20"/>
+                <w:szCs w:val="20"/>
+                <w:lang w:val="en-US" w:eastAsia="zh-CN" w:bidi="hi-IN"/>
+              </w:rPr>
+              <w:t xml:space="preserve">    SELECT</w:t>
+            </w:r>
+          </w:p>
+          <w:p>
+            <w:pPr>
+              <w:ind w:firstLine="34"/>
+              <w:rPr>
+                <w:rFonts w:ascii="Courier New" w:eastAsia="Droid Sans Fallback" w:hAnsi="Courier New" w:cs="Courier New"/>
+                <w:kern w:val="2"/>
+                <w:sz w:val="20"/>
+                <w:szCs w:val="20"/>
+                <w:lang w:val="en-US" w:eastAsia="zh-CN" w:bidi="hi-IN"/>
+              </w:rPr>
+            </w:pPr>
+            <w:r>
+              <w:rPr>
+                <w:rFonts w:ascii="Courier New" w:eastAsia="Droid Sans Fallback" w:hAnsi="Courier New" w:cs="Courier New"/>
+                <w:kern w:val="2"/>
+                <w:sz w:val="20"/>
+                <w:szCs w:val="20"/>
+                <w:lang w:val="en-US" w:eastAsia="zh-CN" w:bidi="hi-IN"/>
+              </w:rPr>
+              <w:t xml:space="preserve">        a.name AS service_name,</w:t>
+            </w:r>
+          </w:p>
+          <w:p>
+            <w:pPr>
+              <w:ind w:firstLine="34"/>
+              <w:rPr>
+                <w:rFonts w:ascii="Courier New" w:eastAsia="Droid Sans Fallback" w:hAnsi="Courier New" w:cs="Courier New"/>
+                <w:kern w:val="2"/>
+                <w:sz w:val="20"/>
+                <w:szCs w:val="20"/>
+                <w:lang w:val="en-US" w:eastAsia="zh-CN" w:bidi="hi-IN"/>
+              </w:rPr>
+            </w:pPr>
+            <w:r>
+              <w:rPr>
+                <w:rFonts w:ascii="Courier New" w:eastAsia="Droid Sans Fallback" w:hAnsi="Courier New" w:cs="Courier New"/>
+                <w:kern w:val="2"/>
+                <w:sz w:val="20"/>
+                <w:szCs w:val="20"/>
+                <w:lang w:val="en-US" w:eastAsia="zh-CN" w:bidi="hi-IN"/>
+              </w:rPr>
+              <w:t xml:space="preserve">        a.price,</w:t>
+            </w:r>
+          </w:p>
+          <w:p>
+            <w:pPr>
+              <w:ind w:firstLine="34"/>
+              <w:rPr>
+                <w:rFonts w:ascii="Courier New" w:eastAsia="Droid Sans Fallback" w:hAnsi="Courier New" w:cs="Courier New"/>
+                <w:kern w:val="2"/>
+                <w:sz w:val="20"/>
+                <w:szCs w:val="20"/>
+                <w:lang w:val="en-US" w:eastAsia="zh-CN" w:bidi="hi-IN"/>
+              </w:rPr>
+            </w:pPr>
+            <w:r>
+              <w:rPr>
+                <w:rFonts w:ascii="Courier New" w:eastAsia="Droid Sans Fallback" w:hAnsi="Courier New" w:cs="Courier New"/>
+                <w:kern w:val="2"/>
+                <w:sz w:val="20"/>
+                <w:szCs w:val="20"/>
+                <w:lang w:val="en-US" w:eastAsia="zh-CN" w:bidi="hi-IN"/>
+              </w:rPr>
+              <w:t xml:space="preserve">        c.description AS category_name,</w:t>
+            </w:r>
+          </w:p>
+          <w:p>
+            <w:pPr>
+              <w:ind w:firstLine="34"/>
+              <w:rPr>
+                <w:rFonts w:ascii="Courier New" w:eastAsia="Droid Sans Fallback" w:hAnsi="Courier New" w:cs="Courier New"/>
+                <w:kern w:val="2"/>
+                <w:sz w:val="20"/>
+                <w:szCs w:val="20"/>
+                <w:lang w:val="en-US" w:eastAsia="zh-CN" w:bidi="hi-IN"/>
+              </w:rPr>
+            </w:pPr>
+            <w:r>
+              <w:rPr>
+                <w:rFonts w:ascii="Courier New" w:eastAsia="Droid Sans Fallback" w:hAnsi="Courier New" w:cs="Courier New"/>
+                <w:kern w:val="2"/>
+                <w:sz w:val="20"/>
+                <w:szCs w:val="20"/>
+                <w:lang w:val="en-US" w:eastAsia="zh-CN" w:bidi="hi-IN"/>
+              </w:rPr>
+              <w:t xml:space="preserve">        DENSE_RANK() OVER (</w:t>
+            </w:r>
+          </w:p>
+          <w:p>
+            <w:pPr>
+              <w:ind w:firstLine="34"/>
+              <w:rPr>
+                <w:rFonts w:ascii="Courier New" w:eastAsia="Droid Sans Fallback" w:hAnsi="Courier New" w:cs="Courier New"/>
+                <w:kern w:val="2"/>
+                <w:sz w:val="20"/>
+                <w:szCs w:val="20"/>
+                <w:lang w:val="en-US" w:eastAsia="zh-CN" w:bidi="hi-IN"/>
+              </w:rPr>
+            </w:pPr>
+            <w:r>
+              <w:rPr>
+                <w:rFonts w:ascii="Courier New" w:eastAsia="Droid Sans Fallback" w:hAnsi="Courier New" w:cs="Courier New"/>
+                <w:kern w:val="2"/>
+                <w:sz w:val="20"/>
+                <w:szCs w:val="20"/>
+                <w:lang w:val="en-US" w:eastAsia="zh-CN" w:bidi="hi-IN"/>
+              </w:rPr>
+              <w:t xml:space="preserve">            PARTITION BY c.id_telecom_service_category</w:t>
+            </w:r>
+          </w:p>
+          <w:p>
+            <w:pPr>
+              <w:ind w:firstLine="34"/>
+              <w:rPr>
+                <w:rFonts w:ascii="Courier New" w:eastAsia="Droid Sans Fallback" w:hAnsi="Courier New" w:cs="Courier New"/>
+                <w:kern w:val="2"/>
+                <w:sz w:val="20"/>
+                <w:szCs w:val="20"/>
+                <w:lang w:val="en-US" w:eastAsia="zh-CN" w:bidi="hi-IN"/>
+              </w:rPr>
+            </w:pPr>
+            <w:r>
+              <w:rPr>
+                <w:rFonts w:ascii="Courier New" w:eastAsia="Droid Sans Fallback" w:hAnsi="Courier New" w:cs="Courier New"/>
+                <w:kern w:val="2"/>
+                <w:sz w:val="20"/>
+                <w:szCs w:val="20"/>
+                <w:lang w:val="en-US" w:eastAsia="zh-CN" w:bidi="hi-IN"/>
+              </w:rPr>
+              <w:t xml:space="preserve">            ORDER BY a.price DESC</w:t>
+            </w:r>
+          </w:p>
+          <w:p>
+            <w:pPr>
+              <w:ind w:firstLine="34"/>
+              <w:rPr>
+                <w:rFonts w:ascii="Courier New" w:eastAsia="Droid Sans Fallback" w:hAnsi="Courier New" w:cs="Courier New"/>
+                <w:kern w:val="2"/>
+                <w:sz w:val="20"/>
+                <w:szCs w:val="20"/>
+                <w:lang w:val="en-US" w:eastAsia="zh-CN" w:bidi="hi-IN"/>
+              </w:rPr>
+            </w:pPr>
+            <w:r>
+              <w:rPr>
+                <w:rFonts w:ascii="Courier New" w:eastAsia="Droid Sans Fallback" w:hAnsi="Courier New" w:cs="Courier New"/>
+                <w:kern w:val="2"/>
+                <w:sz w:val="20"/>
+                <w:szCs w:val="20"/>
+                <w:lang w:val="en-US" w:eastAsia="zh-CN" w:bidi="hi-IN"/>
+              </w:rPr>
+              <w:t xml:space="preserve">        ) AS price_rank</w:t>
+            </w:r>
+          </w:p>
+          <w:p>
+            <w:pPr>
+              <w:ind w:firstLine="34"/>
+              <w:rPr>
+                <w:rFonts w:ascii="Courier New" w:eastAsia="Droid Sans Fallback" w:hAnsi="Courier New" w:cs="Courier New"/>
+                <w:kern w:val="2"/>
+                <w:sz w:val="20"/>
+                <w:szCs w:val="20"/>
+                <w:lang w:val="en-US" w:eastAsia="zh-CN" w:bidi="hi-IN"/>
+              </w:rPr>
+            </w:pPr>
+            <w:r>
+              <w:rPr>
+                <w:rFonts w:ascii="Courier New" w:eastAsia="Droid Sans Fallback" w:hAnsi="Courier New" w:cs="Courier New"/>
+                <w:kern w:val="2"/>
+                <w:sz w:val="20"/>
+                <w:szCs w:val="20"/>
+                <w:lang w:val="en-US" w:eastAsia="zh-CN" w:bidi="hi-IN"/>
+              </w:rPr>
+              <w:t xml:space="preserve">    FROM</w:t>
+            </w:r>
+          </w:p>
+          <w:p>
+            <w:pPr>
+              <w:ind w:firstLine="34"/>
+              <w:rPr>
+                <w:rFonts w:ascii="Courier New" w:eastAsia="Droid Sans Fallback" w:hAnsi="Courier New" w:cs="Courier New"/>
+                <w:kern w:val="2"/>
+                <w:sz w:val="20"/>
+                <w:szCs w:val="20"/>
+                <w:lang w:val="en-US" w:eastAsia="zh-CN" w:bidi="hi-IN"/>
+              </w:rPr>
+            </w:pPr>
+            <w:r>
+              <w:rPr>
+                <w:rFonts w:ascii="Courier New" w:eastAsia="Droid Sans Fallback" w:hAnsi="Courier New" w:cs="Courier New"/>
+                <w:kern w:val="2"/>
+                <w:sz w:val="20"/>
+                <w:szCs w:val="20"/>
+                <w:lang w:val="en-US" w:eastAsia="zh-CN" w:bidi="hi-IN"/>
+              </w:rPr>
+              <w:t xml:space="preserve">        rassokhin_es.telecom_service AS a</w:t>
+            </w:r>
+          </w:p>
+          <w:p>
+            <w:pPr>
+              <w:ind w:firstLine="34"/>
+              <w:rPr>
+                <w:rFonts w:ascii="Courier New" w:eastAsia="Droid Sans Fallback" w:hAnsi="Courier New" w:cs="Courier New"/>
+                <w:kern w:val="2"/>
+                <w:sz w:val="20"/>
+                <w:szCs w:val="20"/>
+                <w:lang w:val="en-US" w:eastAsia="zh-CN" w:bidi="hi-IN"/>
+              </w:rPr>
+            </w:pPr>
+            <w:r>
+              <w:rPr>
+                <w:rFonts w:ascii="Courier New" w:eastAsia="Droid Sans Fallback" w:hAnsi="Courier New" w:cs="Courier New"/>
+                <w:kern w:val="2"/>
+                <w:sz w:val="20"/>
+                <w:szCs w:val="20"/>
+                <w:lang w:val="en-US" w:eastAsia="zh-CN" w:bidi="hi-IN"/>
+              </w:rPr>
+              <w:t xml:space="preserve">    JOIN</w:t>
+            </w:r>
+          </w:p>
+          <w:p>
+            <w:pPr>
+              <w:ind w:firstLine="34"/>
+              <w:rPr>
+                <w:rFonts w:ascii="Courier New" w:eastAsia="Droid Sans Fallback" w:hAnsi="Courier New" w:cs="Courier New"/>
+                <w:kern w:val="2"/>
+                <w:sz w:val="20"/>
+                <w:szCs w:val="20"/>
+                <w:lang w:val="en-US" w:eastAsia="zh-CN" w:bidi="hi-IN"/>
+              </w:rPr>
+            </w:pPr>
+            <w:r>
+              <w:rPr>
+                <w:rFonts w:ascii="Courier New" w:eastAsia="Droid Sans Fallback" w:hAnsi="Courier New" w:cs="Courier New"/>
+                <w:kern w:val="2"/>
+                <w:sz w:val="20"/>
+                <w:szCs w:val="20"/>
+                <w:lang w:val="en-US" w:eastAsia="zh-CN" w:bidi="hi-IN"/>
+              </w:rPr>
+              <w:t xml:space="preserve">        rassokhin_es.telecom_category AS b</w:t>
+            </w:r>
+          </w:p>
+          <w:p>
+            <w:pPr>
+              <w:ind w:firstLine="34"/>
+              <w:rPr>
+                <w:rFonts w:ascii="Courier New" w:eastAsia="Droid Sans Fallback" w:hAnsi="Courier New" w:cs="Courier New"/>
+                <w:kern w:val="2"/>
+                <w:sz w:val="20"/>
+                <w:szCs w:val="20"/>
+                <w:lang w:val="en-US" w:eastAsia="zh-CN" w:bidi="hi-IN"/>
+              </w:rPr>
+            </w:pPr>
+            <w:r>
+              <w:rPr>
+                <w:rFonts w:ascii="Courier New" w:eastAsia="Droid Sans Fallback" w:hAnsi="Courier New" w:cs="Courier New"/>
+                <w:kern w:val="2"/>
+                <w:sz w:val="20"/>
+                <w:szCs w:val="20"/>
+                <w:lang w:val="en-US" w:eastAsia="zh-CN" w:bidi="hi-IN"/>
+              </w:rPr>
+              <w:t xml:space="preserve">        ON a.id_telecom_service = b.id_telecom_service</w:t>
+            </w:r>
+          </w:p>
+          <w:p>
+            <w:pPr>
+              <w:ind w:firstLine="34"/>
+              <w:rPr>
+                <w:rFonts w:ascii="Courier New" w:eastAsia="Droid Sans Fallback" w:hAnsi="Courier New" w:cs="Courier New"/>
+                <w:kern w:val="2"/>
+                <w:sz w:val="20"/>
+                <w:szCs w:val="20"/>
+                <w:lang w:val="en-US" w:eastAsia="zh-CN" w:bidi="hi-IN"/>
+              </w:rPr>
+            </w:pPr>
+            <w:r>
+              <w:rPr>
+                <w:rFonts w:ascii="Courier New" w:eastAsia="Droid Sans Fallback" w:hAnsi="Courier New" w:cs="Courier New"/>
+                <w:kern w:val="2"/>
+                <w:sz w:val="20"/>
+                <w:szCs w:val="20"/>
+                <w:lang w:val="en-US" w:eastAsia="zh-CN" w:bidi="hi-IN"/>
+              </w:rPr>
+              <w:t xml:space="preserve">    JOIN</w:t>
+            </w:r>
+          </w:p>
+          <w:p>
+            <w:pPr>
+              <w:ind w:firstLine="34"/>
+              <w:rPr>
+                <w:rFonts w:ascii="Courier New" w:eastAsia="Droid Sans Fallback" w:hAnsi="Courier New" w:cs="Courier New"/>
+                <w:kern w:val="2"/>
+                <w:sz w:val="20"/>
+                <w:szCs w:val="20"/>
+                <w:lang w:val="en-US" w:eastAsia="zh-CN" w:bidi="hi-IN"/>
+              </w:rPr>
+            </w:pPr>
+            <w:r>
+              <w:rPr>
+                <w:rFonts w:ascii="Courier New" w:eastAsia="Droid Sans Fallback" w:hAnsi="Courier New" w:cs="Courier New"/>
+                <w:kern w:val="2"/>
+                <w:sz w:val="20"/>
+                <w:szCs w:val="20"/>
+                <w:lang w:val="en-US" w:eastAsia="zh-CN" w:bidi="hi-IN"/>
+              </w:rPr>
+              <w:t xml:space="preserve">        rassokhin_es.telecom_service_category AS c</w:t>
+            </w:r>
+          </w:p>
+          <w:p>
+            <w:pPr>
+              <w:ind w:firstLine="34"/>
+              <w:rPr>
+                <w:rFonts w:ascii="Courier New" w:eastAsia="Droid Sans Fallback" w:hAnsi="Courier New" w:cs="Courier New"/>
+                <w:kern w:val="2"/>
+                <w:sz w:val="20"/>
+                <w:szCs w:val="20"/>
+                <w:lang w:val="en-US" w:eastAsia="zh-CN" w:bidi="hi-IN"/>
+              </w:rPr>
+            </w:pPr>
+            <w:r>
+              <w:rPr>
+                <w:rFonts w:ascii="Courier New" w:eastAsia="Droid Sans Fallback" w:hAnsi="Courier New" w:cs="Courier New"/>
+                <w:kern w:val="2"/>
+                <w:sz w:val="20"/>
+                <w:szCs w:val="20"/>
+                <w:lang w:val="en-US" w:eastAsia="zh-CN" w:bidi="hi-IN"/>
+              </w:rPr>
+              <w:t xml:space="preserve">        ON b.id_telecom_service_category = c.id_telecom_service_category</w:t>
+            </w:r>
+          </w:p>
+          <w:p>
+            <w:pPr>
+              <w:ind w:firstLine="34"/>
+              <w:rPr>
+                <w:rFonts w:ascii="Courier New" w:eastAsia="Droid Sans Fallback" w:hAnsi="Courier New" w:cs="Courier New"/>
+                <w:kern w:val="2"/>
+                <w:sz w:val="20"/>
+                <w:szCs w:val="20"/>
+                <w:lang w:val="en-US" w:eastAsia="zh-CN" w:bidi="hi-IN"/>
+              </w:rPr>
+            </w:pPr>
+            <w:r>
+              <w:rPr>
+                <w:rFonts w:ascii="Courier New" w:eastAsia="Droid Sans Fallback" w:hAnsi="Courier New" w:cs="Courier New"/>
+                <w:kern w:val="2"/>
+                <w:sz w:val="20"/>
+                <w:szCs w:val="20"/>
+                <w:lang w:val="en-US" w:eastAsia="zh-CN" w:bidi="hi-IN"/>
+              </w:rPr>
+              <w:t>)</w:t>
+            </w:r>
+          </w:p>
+          <w:p>
+            <w:pPr>
+              <w:ind w:firstLine="34"/>
+              <w:rPr>
+                <w:rFonts w:ascii="Courier New" w:eastAsia="Droid Sans Fallback" w:hAnsi="Courier New" w:cs="Courier New"/>
+                <w:kern w:val="2"/>
+                <w:sz w:val="20"/>
+                <w:szCs w:val="20"/>
+                <w:lang w:val="en-US" w:eastAsia="zh-CN" w:bidi="hi-IN"/>
+              </w:rPr>
+            </w:pPr>
+            <w:r>
+              <w:rPr>
+                <w:rFonts w:ascii="Courier New" w:eastAsia="Droid Sans Fallback" w:hAnsi="Courier New" w:cs="Courier New"/>
+                <w:kern w:val="2"/>
+                <w:sz w:val="20"/>
+                <w:szCs w:val="20"/>
+                <w:lang w:val="en-US" w:eastAsia="zh-CN" w:bidi="hi-IN"/>
+              </w:rPr>
+              <w:t>SELECT</w:t>
+            </w:r>
+          </w:p>
+          <w:p>
+            <w:pPr>
+              <w:ind w:firstLine="34"/>
+              <w:rPr>
+                <w:rFonts w:ascii="Courier New" w:eastAsia="Droid Sans Fallback" w:hAnsi="Courier New" w:cs="Courier New"/>
+                <w:kern w:val="2"/>
+                <w:sz w:val="20"/>
+                <w:szCs w:val="20"/>
+                <w:lang w:val="en-US" w:eastAsia="zh-CN" w:bidi="hi-IN"/>
+              </w:rPr>
+            </w:pPr>
+            <w:r>
+              <w:rPr>
+                <w:rFonts w:ascii="Courier New" w:eastAsia="Droid Sans Fallback" w:hAnsi="Courier New" w:cs="Courier New"/>
+                <w:kern w:val="2"/>
+                <w:sz w:val="20"/>
+                <w:szCs w:val="20"/>
+                <w:lang w:val="en-US" w:eastAsia="zh-CN" w:bidi="hi-IN"/>
+              </w:rPr>
+              <w:t xml:space="preserve">    category_name AS "Категория",</w:t>
+            </w:r>
+          </w:p>
+          <w:p>
+            <w:pPr>
+              <w:ind w:firstLine="34"/>
+              <w:rPr>
+                <w:rFonts w:ascii="Courier New" w:eastAsia="Droid Sans Fallback" w:hAnsi="Courier New" w:cs="Courier New"/>
+                <w:kern w:val="2"/>
+                <w:sz w:val="20"/>
+                <w:szCs w:val="20"/>
+                <w:lang w:val="en-US" w:eastAsia="zh-CN" w:bidi="hi-IN"/>
+              </w:rPr>
+            </w:pPr>
+            <w:r>
+              <w:rPr>
+                <w:rFonts w:ascii="Courier New" w:eastAsia="Droid Sans Fallback" w:hAnsi="Courier New" w:cs="Courier New"/>
+                <w:kern w:val="2"/>
+                <w:sz w:val="20"/>
+                <w:szCs w:val="20"/>
+                <w:lang w:val="en-US" w:eastAsia="zh-CN" w:bidi="hi-IN"/>
+              </w:rPr>
+              <w:t xml:space="preserve">    service_name AS "Название услуги",</w:t>
+            </w:r>
+          </w:p>
+          <w:p>
+            <w:pPr>
+              <w:ind w:firstLine="34"/>
+              <w:rPr>
+                <w:rFonts w:ascii="Courier New" w:eastAsia="Droid Sans Fallback" w:hAnsi="Courier New" w:cs="Courier New"/>
+                <w:kern w:val="2"/>
+                <w:sz w:val="20"/>
+                <w:szCs w:val="20"/>
+                <w:lang w:val="en-US" w:eastAsia="zh-CN" w:bidi="hi-IN"/>
+              </w:rPr>
+            </w:pPr>
+            <w:r>
+              <w:rPr>
+                <w:rFonts w:ascii="Courier New" w:eastAsia="Droid Sans Fallback" w:hAnsi="Courier New" w:cs="Courier New"/>
+                <w:kern w:val="2"/>
+                <w:sz w:val="20"/>
+                <w:szCs w:val="20"/>
+                <w:lang w:val="en-US" w:eastAsia="zh-CN" w:bidi="hi-IN"/>
+              </w:rPr>
+              <w:t xml:space="preserve">    price AS "Цена",</w:t>
+            </w:r>
+          </w:p>
+          <w:p>
+            <w:pPr>
+              <w:ind w:firstLine="34"/>
+              <w:rPr>
+                <w:rFonts w:ascii="Courier New" w:eastAsia="Droid Sans Fallback" w:hAnsi="Courier New" w:cs="Courier New"/>
+                <w:kern w:val="2"/>
+                <w:sz w:val="20"/>
+                <w:szCs w:val="20"/>
+                <w:lang w:val="en-US" w:eastAsia="zh-CN" w:bidi="hi-IN"/>
+              </w:rPr>
+            </w:pPr>
+            <w:r>
+              <w:rPr>
+                <w:rFonts w:ascii="Courier New" w:eastAsia="Droid Sans Fallback" w:hAnsi="Courier New" w:cs="Courier New"/>
+                <w:kern w:val="2"/>
+                <w:sz w:val="20"/>
+                <w:szCs w:val="20"/>
+                <w:lang w:val="en-US" w:eastAsia="zh-CN" w:bidi="hi-IN"/>
+              </w:rPr>
+              <w:t xml:space="preserve">    price_rank AS "Ранг"</w:t>
+            </w:r>
+          </w:p>
+          <w:p>
+            <w:pPr>
+              <w:ind w:firstLine="34"/>
+              <w:rPr>
+                <w:rFonts w:ascii="Courier New" w:eastAsia="Droid Sans Fallback" w:hAnsi="Courier New" w:cs="Courier New"/>
+                <w:kern w:val="2"/>
+                <w:sz w:val="20"/>
+                <w:szCs w:val="20"/>
+                <w:lang w:val="en-US" w:eastAsia="zh-CN" w:bidi="hi-IN"/>
+              </w:rPr>
+            </w:pPr>
+            <w:r>
+              <w:rPr>
+                <w:rFonts w:ascii="Courier New" w:eastAsia="Droid Sans Fallback" w:hAnsi="Courier New" w:cs="Courier New"/>
+                <w:kern w:val="2"/>
+                <w:sz w:val="20"/>
+                <w:szCs w:val="20"/>
+                <w:lang w:val="en-US" w:eastAsia="zh-CN" w:bidi="hi-IN"/>
+              </w:rPr>
+              <w:t>FROM</w:t>
+            </w:r>
+          </w:p>
+          <w:p>
+            <w:pPr>
+              <w:ind w:firstLine="34"/>
+              <w:rPr>
+                <w:rFonts w:ascii="Courier New" w:eastAsia="Droid Sans Fallback" w:hAnsi="Courier New" w:cs="Courier New"/>
+                <w:kern w:val="2"/>
+                <w:sz w:val="20"/>
+                <w:szCs w:val="20"/>
+                <w:lang w:val="en-US" w:eastAsia="zh-CN" w:bidi="hi-IN"/>
+              </w:rPr>
+            </w:pPr>
+            <w:r>
+              <w:rPr>
+                <w:rFonts w:ascii="Courier New" w:eastAsia="Droid Sans Fallback" w:hAnsi="Courier New" w:cs="Courier New"/>
+                <w:kern w:val="2"/>
+                <w:sz w:val="20"/>
+                <w:szCs w:val="20"/>
+                <w:lang w:val="en-US" w:eastAsia="zh-CN" w:bidi="hi-IN"/>
+              </w:rPr>
+              <w:t xml:space="preserve">    sub1</w:t>
+            </w:r>
+          </w:p>
+          <w:p>
+            <w:pPr>
+              <w:ind w:firstLine="34"/>
+              <w:rPr>
+                <w:rFonts w:ascii="Courier New" w:eastAsia="Droid Sans Fallback" w:hAnsi="Courier New" w:cs="Courier New"/>
+                <w:kern w:val="2"/>
+                <w:sz w:val="20"/>
+                <w:szCs w:val="20"/>
+                <w:lang w:val="en-US" w:eastAsia="zh-CN" w:bidi="hi-IN"/>
+              </w:rPr>
+            </w:pPr>
+            <w:r>
+              <w:rPr>
+                <w:rFonts w:ascii="Courier New" w:eastAsia="Droid Sans Fallback" w:hAnsi="Courier New" w:cs="Courier New"/>
+                <w:kern w:val="2"/>
+                <w:sz w:val="20"/>
+                <w:szCs w:val="20"/>
+                <w:lang w:val="en-US" w:eastAsia="zh-CN" w:bidi="hi-IN"/>
+              </w:rPr>
+              <w:t>WHERE</w:t>
+            </w:r>
+          </w:p>
+          <w:p>
+            <w:pPr>
+              <w:ind w:firstLine="34"/>
+              <w:rPr>
+                <w:rFonts w:ascii="Courier New" w:eastAsia="Droid Sans Fallback" w:hAnsi="Courier New" w:cs="Courier New"/>
+                <w:kern w:val="2"/>
+                <w:sz w:val="20"/>
+                <w:szCs w:val="20"/>
+                <w:lang w:val="en-US" w:eastAsia="zh-CN" w:bidi="hi-IN"/>
+              </w:rPr>
+            </w:pPr>
+            <w:r>
+              <w:rPr>
+                <w:rFonts w:ascii="Courier New" w:eastAsia="Droid Sans Fallback" w:hAnsi="Courier New" w:cs="Courier New"/>
+                <w:kern w:val="2"/>
+                <w:sz w:val="20"/>
+                <w:szCs w:val="20"/>
+                <w:lang w:val="en-US" w:eastAsia="zh-CN" w:bidi="hi-IN"/>
+              </w:rPr>
+              <w:t xml:space="preserve">    price_rank &lt;= 3</w:t>
+            </w:r>
+          </w:p>
+          <w:p>
+            <w:pPr>
+              <w:ind w:firstLine="34"/>
+              <w:rPr>
+                <w:rFonts w:ascii="Courier New" w:eastAsia="Droid Sans Fallback" w:hAnsi="Courier New" w:cs="Courier New"/>
+                <w:kern w:val="2"/>
+                <w:sz w:val="20"/>
+                <w:szCs w:val="20"/>
+                <w:lang w:val="en-US" w:eastAsia="zh-CN" w:bidi="hi-IN"/>
+              </w:rPr>
+            </w:pPr>
+            <w:r>
+              <w:rPr>
+                <w:rFonts w:ascii="Courier New" w:eastAsia="Droid Sans Fallback" w:hAnsi="Courier New" w:cs="Courier New"/>
+                <w:kern w:val="2"/>
+                <w:sz w:val="20"/>
+                <w:szCs w:val="20"/>
+                <w:lang w:val="en-US" w:eastAsia="zh-CN" w:bidi="hi-IN"/>
+              </w:rPr>
+              <w:t>ORDER BY</w:t>
+            </w:r>
+          </w:p>
+          <w:p>
+            <w:pPr>
+              <w:ind w:firstLine="34"/>
+              <w:rPr>
+                <w:rFonts w:ascii="Courier New" w:eastAsia="Droid Sans Fallback" w:hAnsi="Courier New" w:cs="Courier New"/>
+                <w:kern w:val="2"/>
+                <w:sz w:val="20"/>
+                <w:szCs w:val="20"/>
+                <w:lang w:val="en-US" w:eastAsia="zh-CN" w:bidi="hi-IN"/>
+              </w:rPr>
+            </w:pPr>
+            <w:r>
+              <w:rPr>
+                <w:rFonts w:ascii="Courier New" w:eastAsia="Droid Sans Fallback" w:hAnsi="Courier New" w:cs="Courier New"/>
+                <w:kern w:val="2"/>
+                <w:sz w:val="20"/>
+                <w:szCs w:val="20"/>
+                <w:lang w:val="en-US" w:eastAsia="zh-CN" w:bidi="hi-IN"/>
+              </w:rPr>
+              <w:t xml:space="preserve">    category_name,</w:t>
+            </w:r>
+          </w:p>
+          <w:p>
+            <w:pPr>
+              <w:ind w:firstLine="34"/>
               <w:jc w:val="left"/>
               <w:rPr>
                 <w:rFonts w:ascii="Courier New" w:eastAsia="Droid Sans Fallback" w:hAnsi="Courier New" w:cs="Courier New"/>
@@ -3568,1027 +3894,7 @@
                 <w:szCs w:val="20"/>
                 <w:lang w:val="en-US" w:eastAsia="zh-CN" w:bidi="hi-IN"/>
               </w:rPr>
-              <w:t xml:space="preserve">WITH </w:t>
-            </w:r>
-            <w:proofErr w:type="spellStart"/>
-            <w:r>
-              <w:rPr>
-                <w:rFonts w:ascii="Courier New" w:eastAsia="Droid Sans Fallback" w:hAnsi="Courier New" w:cs="Courier New"/>
-                <w:kern w:val="2"/>
-                <w:sz w:val="20"/>
-                <w:szCs w:val="20"/>
-                <w:lang w:val="en-US" w:eastAsia="zh-CN" w:bidi="hi-IN"/>
-              </w:rPr>
-              <w:t>RankedDevices</w:t>
-            </w:r>
-            <w:proofErr w:type="spellEnd"/>
-            <w:r>
-              <w:rPr>
-                <w:rFonts w:ascii="Courier New" w:eastAsia="Droid Sans Fallback" w:hAnsi="Courier New" w:cs="Courier New"/>
-                <w:kern w:val="2"/>
-                <w:sz w:val="20"/>
-                <w:szCs w:val="20"/>
-                <w:lang w:val="en-US" w:eastAsia="zh-CN" w:bidi="hi-IN"/>
-              </w:rPr>
-              <w:t xml:space="preserve"> AS (</w:t>
-            </w:r>
-          </w:p>
-          <w:p>
-            <w:pPr>
-              <w:ind w:firstLine="34"/>
-              <w:jc w:val="left"/>
-              <w:rPr>
-                <w:rFonts w:ascii="Courier New" w:eastAsia="Droid Sans Fallback" w:hAnsi="Courier New" w:cs="Courier New"/>
-                <w:kern w:val="2"/>
-                <w:sz w:val="20"/>
-                <w:szCs w:val="20"/>
-                <w:lang w:val="en-US" w:eastAsia="zh-CN" w:bidi="hi-IN"/>
-              </w:rPr>
-            </w:pPr>
-            <w:r>
-              <w:rPr>
-                <w:rFonts w:ascii="Courier New" w:eastAsia="Droid Sans Fallback" w:hAnsi="Courier New" w:cs="Courier New"/>
-                <w:kern w:val="2"/>
-                <w:sz w:val="20"/>
-                <w:szCs w:val="20"/>
-                <w:lang w:val="en-US" w:eastAsia="zh-CN" w:bidi="hi-IN"/>
-              </w:rPr>
-              <w:t xml:space="preserve">    SELECT</w:t>
-            </w:r>
-          </w:p>
-          <w:p>
-            <w:pPr>
-              <w:ind w:firstLine="34"/>
-              <w:jc w:val="left"/>
-              <w:rPr>
-                <w:rFonts w:ascii="Courier New" w:eastAsia="Droid Sans Fallback" w:hAnsi="Courier New" w:cs="Courier New"/>
-                <w:kern w:val="2"/>
-                <w:sz w:val="20"/>
-                <w:szCs w:val="20"/>
-                <w:lang w:val="en-US" w:eastAsia="zh-CN" w:bidi="hi-IN"/>
-              </w:rPr>
-            </w:pPr>
-            <w:r>
-              <w:rPr>
-                <w:rFonts w:ascii="Courier New" w:eastAsia="Droid Sans Fallback" w:hAnsi="Courier New" w:cs="Courier New"/>
-                <w:kern w:val="2"/>
-                <w:sz w:val="20"/>
-                <w:szCs w:val="20"/>
-                <w:lang w:val="en-US" w:eastAsia="zh-CN" w:bidi="hi-IN"/>
-              </w:rPr>
-              <w:t xml:space="preserve">        </w:t>
-            </w:r>
-            <w:proofErr w:type="spellStart"/>
-            <w:r>
-              <w:rPr>
-                <w:rFonts w:ascii="Courier New" w:eastAsia="Droid Sans Fallback" w:hAnsi="Courier New" w:cs="Courier New"/>
-                <w:kern w:val="2"/>
-                <w:sz w:val="20"/>
-                <w:szCs w:val="20"/>
-                <w:lang w:val="en-US" w:eastAsia="zh-CN" w:bidi="hi-IN"/>
-              </w:rPr>
-              <w:t>ld.title</w:t>
-            </w:r>
-            <w:proofErr w:type="spellEnd"/>
-            <w:r>
-              <w:rPr>
-                <w:rFonts w:ascii="Courier New" w:eastAsia="Droid Sans Fallback" w:hAnsi="Courier New" w:cs="Courier New"/>
-                <w:kern w:val="2"/>
-                <w:sz w:val="20"/>
-                <w:szCs w:val="20"/>
-                <w:lang w:val="en-US" w:eastAsia="zh-CN" w:bidi="hi-IN"/>
-              </w:rPr>
-              <w:t xml:space="preserve"> AS </w:t>
-            </w:r>
-            <w:proofErr w:type="spellStart"/>
-            <w:r>
-              <w:rPr>
-                <w:rFonts w:ascii="Courier New" w:eastAsia="Droid Sans Fallback" w:hAnsi="Courier New" w:cs="Courier New"/>
-                <w:kern w:val="2"/>
-                <w:sz w:val="20"/>
-                <w:szCs w:val="20"/>
-                <w:lang w:val="en-US" w:eastAsia="zh-CN" w:bidi="hi-IN"/>
-              </w:rPr>
-              <w:t>device_name</w:t>
-            </w:r>
-            <w:proofErr w:type="spellEnd"/>
-            <w:r>
-              <w:rPr>
-                <w:rFonts w:ascii="Courier New" w:eastAsia="Droid Sans Fallback" w:hAnsi="Courier New" w:cs="Courier New"/>
-                <w:kern w:val="2"/>
-                <w:sz w:val="20"/>
-                <w:szCs w:val="20"/>
-                <w:lang w:val="en-US" w:eastAsia="zh-CN" w:bidi="hi-IN"/>
-              </w:rPr>
-              <w:t>,</w:t>
-            </w:r>
-          </w:p>
-          <w:p>
-            <w:pPr>
-              <w:ind w:firstLine="34"/>
-              <w:jc w:val="left"/>
-              <w:rPr>
-                <w:rFonts w:ascii="Courier New" w:eastAsia="Droid Sans Fallback" w:hAnsi="Courier New" w:cs="Courier New"/>
-                <w:kern w:val="2"/>
-                <w:sz w:val="20"/>
-                <w:szCs w:val="20"/>
-                <w:lang w:val="en-US" w:eastAsia="zh-CN" w:bidi="hi-IN"/>
-              </w:rPr>
-            </w:pPr>
-            <w:r>
-              <w:rPr>
-                <w:rFonts w:ascii="Courier New" w:eastAsia="Droid Sans Fallback" w:hAnsi="Courier New" w:cs="Courier New"/>
-                <w:kern w:val="2"/>
-                <w:sz w:val="20"/>
-                <w:szCs w:val="20"/>
-                <w:lang w:val="en-US" w:eastAsia="zh-CN" w:bidi="hi-IN"/>
-              </w:rPr>
-              <w:t xml:space="preserve">        </w:t>
-            </w:r>
-            <w:proofErr w:type="spellStart"/>
-            <w:r>
-              <w:rPr>
-                <w:rFonts w:ascii="Courier New" w:eastAsia="Droid Sans Fallback" w:hAnsi="Courier New" w:cs="Courier New"/>
-                <w:kern w:val="2"/>
-                <w:sz w:val="20"/>
-                <w:szCs w:val="20"/>
-                <w:lang w:val="en-US" w:eastAsia="zh-CN" w:bidi="hi-IN"/>
-              </w:rPr>
-              <w:t>ld.price</w:t>
-            </w:r>
-            <w:proofErr w:type="spellEnd"/>
-            <w:r>
-              <w:rPr>
-                <w:rFonts w:ascii="Courier New" w:eastAsia="Droid Sans Fallback" w:hAnsi="Courier New" w:cs="Courier New"/>
-                <w:kern w:val="2"/>
-                <w:sz w:val="20"/>
-                <w:szCs w:val="20"/>
-                <w:lang w:val="en-US" w:eastAsia="zh-CN" w:bidi="hi-IN"/>
-              </w:rPr>
-              <w:t>,</w:t>
-            </w:r>
-          </w:p>
-          <w:p>
-            <w:pPr>
-              <w:ind w:firstLine="34"/>
-              <w:jc w:val="left"/>
-              <w:rPr>
-                <w:rFonts w:ascii="Courier New" w:eastAsia="Droid Sans Fallback" w:hAnsi="Courier New" w:cs="Courier New"/>
-                <w:kern w:val="2"/>
-                <w:sz w:val="20"/>
-                <w:szCs w:val="20"/>
-                <w:lang w:val="en-US" w:eastAsia="zh-CN" w:bidi="hi-IN"/>
-              </w:rPr>
-            </w:pPr>
-            <w:r>
-              <w:rPr>
-                <w:rFonts w:ascii="Courier New" w:eastAsia="Droid Sans Fallback" w:hAnsi="Courier New" w:cs="Courier New"/>
-                <w:kern w:val="2"/>
-                <w:sz w:val="20"/>
-                <w:szCs w:val="20"/>
-                <w:lang w:val="en-US" w:eastAsia="zh-CN" w:bidi="hi-IN"/>
-              </w:rPr>
-              <w:t xml:space="preserve">        </w:t>
-            </w:r>
-            <w:proofErr w:type="spellStart"/>
-            <w:r>
-              <w:rPr>
-                <w:rFonts w:ascii="Courier New" w:eastAsia="Droid Sans Fallback" w:hAnsi="Courier New" w:cs="Courier New"/>
-                <w:kern w:val="2"/>
-                <w:sz w:val="20"/>
-                <w:szCs w:val="20"/>
-                <w:lang w:val="en-US" w:eastAsia="zh-CN" w:bidi="hi-IN"/>
-              </w:rPr>
-              <w:t>s.organization_title</w:t>
-            </w:r>
-            <w:proofErr w:type="spellEnd"/>
-            <w:r>
-              <w:rPr>
-                <w:rFonts w:ascii="Courier New" w:eastAsia="Droid Sans Fallback" w:hAnsi="Courier New" w:cs="Courier New"/>
-                <w:kern w:val="2"/>
-                <w:sz w:val="20"/>
-                <w:szCs w:val="20"/>
-                <w:lang w:val="en-US" w:eastAsia="zh-CN" w:bidi="hi-IN"/>
-              </w:rPr>
-              <w:t>,</w:t>
-            </w:r>
-          </w:p>
-          <w:p>
-            <w:pPr>
-              <w:ind w:firstLine="34"/>
-              <w:jc w:val="left"/>
-              <w:rPr>
-                <w:rFonts w:ascii="Courier New" w:eastAsia="Droid Sans Fallback" w:hAnsi="Courier New" w:cs="Courier New"/>
-                <w:kern w:val="2"/>
-                <w:sz w:val="20"/>
-                <w:szCs w:val="20"/>
-                <w:lang w:val="en-US" w:eastAsia="zh-CN" w:bidi="hi-IN"/>
-              </w:rPr>
-            </w:pPr>
-            <w:r>
-              <w:rPr>
-                <w:rFonts w:ascii="Courier New" w:eastAsia="Droid Sans Fallback" w:hAnsi="Courier New" w:cs="Courier New"/>
-                <w:kern w:val="2"/>
-                <w:sz w:val="20"/>
-                <w:szCs w:val="20"/>
-                <w:lang w:val="en-US" w:eastAsia="zh-CN" w:bidi="hi-IN"/>
-              </w:rPr>
-              <w:t xml:space="preserve">        DENSE_RANK() OVER (</w:t>
-            </w:r>
-          </w:p>
-          <w:p>
-            <w:pPr>
-              <w:ind w:firstLine="34"/>
-              <w:jc w:val="left"/>
-              <w:rPr>
-                <w:rFonts w:ascii="Courier New" w:eastAsia="Droid Sans Fallback" w:hAnsi="Courier New" w:cs="Courier New"/>
-                <w:kern w:val="2"/>
-                <w:sz w:val="20"/>
-                <w:szCs w:val="20"/>
-                <w:lang w:val="en-US" w:eastAsia="zh-CN" w:bidi="hi-IN"/>
-              </w:rPr>
-            </w:pPr>
-            <w:r>
-              <w:rPr>
-                <w:rFonts w:ascii="Courier New" w:eastAsia="Droid Sans Fallback" w:hAnsi="Courier New" w:cs="Courier New"/>
-                <w:kern w:val="2"/>
-                <w:sz w:val="20"/>
-                <w:szCs w:val="20"/>
-                <w:lang w:val="en-US" w:eastAsia="zh-CN" w:bidi="hi-IN"/>
-              </w:rPr>
-              <w:t xml:space="preserve">            PARTITION BY </w:t>
-            </w:r>
-            <w:proofErr w:type="spellStart"/>
-            <w:r>
-              <w:rPr>
-                <w:rFonts w:ascii="Courier New" w:eastAsia="Droid Sans Fallback" w:hAnsi="Courier New" w:cs="Courier New"/>
-                <w:kern w:val="2"/>
-                <w:sz w:val="20"/>
-                <w:szCs w:val="20"/>
-                <w:lang w:val="en-US" w:eastAsia="zh-CN" w:bidi="hi-IN"/>
-              </w:rPr>
-              <w:t>ld.id_supplier</w:t>
-            </w:r>
-            <w:proofErr w:type="spellEnd"/>
-          </w:p>
-          <w:p>
-            <w:pPr>
-              <w:ind w:firstLine="34"/>
-              <w:jc w:val="left"/>
-              <w:rPr>
-                <w:rFonts w:ascii="Courier New" w:eastAsia="Droid Sans Fallback" w:hAnsi="Courier New" w:cs="Courier New"/>
-                <w:kern w:val="2"/>
-                <w:sz w:val="20"/>
-                <w:szCs w:val="20"/>
-                <w:lang w:val="en-US" w:eastAsia="zh-CN" w:bidi="hi-IN"/>
-              </w:rPr>
-            </w:pPr>
-            <w:r>
-              <w:rPr>
-                <w:rFonts w:ascii="Courier New" w:eastAsia="Droid Sans Fallback" w:hAnsi="Courier New" w:cs="Courier New"/>
-                <w:kern w:val="2"/>
-                <w:sz w:val="20"/>
-                <w:szCs w:val="20"/>
-                <w:lang w:val="en-US" w:eastAsia="zh-CN" w:bidi="hi-IN"/>
-              </w:rPr>
-              <w:t xml:space="preserve">            ORDER BY </w:t>
-            </w:r>
-            <w:proofErr w:type="spellStart"/>
-            <w:r>
-              <w:rPr>
-                <w:rFonts w:ascii="Courier New" w:eastAsia="Droid Sans Fallback" w:hAnsi="Courier New" w:cs="Courier New"/>
-                <w:kern w:val="2"/>
-                <w:sz w:val="20"/>
-                <w:szCs w:val="20"/>
-                <w:lang w:val="en-US" w:eastAsia="zh-CN" w:bidi="hi-IN"/>
-              </w:rPr>
-              <w:t>ld.price</w:t>
-            </w:r>
-            <w:proofErr w:type="spellEnd"/>
-            <w:r>
-              <w:rPr>
-                <w:rFonts w:ascii="Courier New" w:eastAsia="Droid Sans Fallback" w:hAnsi="Courier New" w:cs="Courier New"/>
-                <w:kern w:val="2"/>
-                <w:sz w:val="20"/>
-                <w:szCs w:val="20"/>
-                <w:lang w:val="en-US" w:eastAsia="zh-CN" w:bidi="hi-IN"/>
-              </w:rPr>
-              <w:t xml:space="preserve"> DESC</w:t>
-            </w:r>
-          </w:p>
-          <w:p>
-            <w:pPr>
-              <w:ind w:firstLine="34"/>
-              <w:jc w:val="left"/>
-              <w:rPr>
-                <w:rFonts w:ascii="Courier New" w:eastAsia="Droid Sans Fallback" w:hAnsi="Courier New" w:cs="Courier New"/>
-                <w:kern w:val="2"/>
-                <w:sz w:val="20"/>
-                <w:szCs w:val="20"/>
-                <w:lang w:val="en-US" w:eastAsia="zh-CN" w:bidi="hi-IN"/>
-              </w:rPr>
-            </w:pPr>
-            <w:r>
-              <w:rPr>
-                <w:rFonts w:ascii="Courier New" w:eastAsia="Droid Sans Fallback" w:hAnsi="Courier New" w:cs="Courier New"/>
-                <w:kern w:val="2"/>
-                <w:sz w:val="20"/>
-                <w:szCs w:val="20"/>
-                <w:lang w:val="en-US" w:eastAsia="zh-CN" w:bidi="hi-IN"/>
-              </w:rPr>
-              <w:t xml:space="preserve">        ) AS </w:t>
-            </w:r>
-            <w:proofErr w:type="spellStart"/>
-            <w:r>
-              <w:rPr>
-                <w:rFonts w:ascii="Courier New" w:eastAsia="Droid Sans Fallback" w:hAnsi="Courier New" w:cs="Courier New"/>
-                <w:kern w:val="2"/>
-                <w:sz w:val="20"/>
-                <w:szCs w:val="20"/>
-                <w:lang w:val="en-US" w:eastAsia="zh-CN" w:bidi="hi-IN"/>
-              </w:rPr>
-              <w:t>price_rank</w:t>
-            </w:r>
-            <w:proofErr w:type="spellEnd"/>
-          </w:p>
-          <w:p>
-            <w:pPr>
-              <w:ind w:firstLine="34"/>
-              <w:jc w:val="left"/>
-              <w:rPr>
-                <w:rFonts w:ascii="Courier New" w:eastAsia="Droid Sans Fallback" w:hAnsi="Courier New" w:cs="Courier New"/>
-                <w:kern w:val="2"/>
-                <w:sz w:val="20"/>
-                <w:szCs w:val="20"/>
-                <w:lang w:val="en-US" w:eastAsia="zh-CN" w:bidi="hi-IN"/>
-              </w:rPr>
-            </w:pPr>
-            <w:r>
-              <w:rPr>
-                <w:rFonts w:ascii="Courier New" w:eastAsia="Droid Sans Fallback" w:hAnsi="Courier New" w:cs="Courier New"/>
-                <w:kern w:val="2"/>
-                <w:sz w:val="20"/>
-                <w:szCs w:val="20"/>
-                <w:lang w:val="en-US" w:eastAsia="zh-CN" w:bidi="hi-IN"/>
-              </w:rPr>
-              <w:t xml:space="preserve">    FROM</w:t>
-            </w:r>
-          </w:p>
-          <w:p>
-            <w:pPr>
-              <w:ind w:firstLine="34"/>
-              <w:jc w:val="left"/>
-              <w:rPr>
-                <w:rFonts w:ascii="Courier New" w:eastAsia="Droid Sans Fallback" w:hAnsi="Courier New" w:cs="Courier New"/>
-                <w:kern w:val="2"/>
-                <w:sz w:val="20"/>
-                <w:szCs w:val="20"/>
-                <w:lang w:val="en-US" w:eastAsia="zh-CN" w:bidi="hi-IN"/>
-              </w:rPr>
-            </w:pPr>
-            <w:r>
-              <w:rPr>
-                <w:rFonts w:ascii="Courier New" w:eastAsia="Droid Sans Fallback" w:hAnsi="Courier New" w:cs="Courier New"/>
-                <w:kern w:val="2"/>
-                <w:sz w:val="20"/>
-                <w:szCs w:val="20"/>
-                <w:lang w:val="en-US" w:eastAsia="zh-CN" w:bidi="hi-IN"/>
-              </w:rPr>
-              <w:t xml:space="preserve">        </w:t>
-            </w:r>
-            <w:proofErr w:type="spellStart"/>
-            <w:r>
-              <w:rPr>
-                <w:rFonts w:ascii="Courier New" w:eastAsia="Droid Sans Fallback" w:hAnsi="Courier New" w:cs="Courier New"/>
-                <w:kern w:val="2"/>
-                <w:sz w:val="20"/>
-                <w:szCs w:val="20"/>
-                <w:lang w:val="en-US" w:eastAsia="zh-CN" w:bidi="hi-IN"/>
-              </w:rPr>
-              <w:t>lightining_device</w:t>
-            </w:r>
-            <w:proofErr w:type="spellEnd"/>
-            <w:r>
-              <w:rPr>
-                <w:rFonts w:ascii="Courier New" w:eastAsia="Droid Sans Fallback" w:hAnsi="Courier New" w:cs="Courier New"/>
-                <w:kern w:val="2"/>
-                <w:sz w:val="20"/>
-                <w:szCs w:val="20"/>
-                <w:lang w:val="en-US" w:eastAsia="zh-CN" w:bidi="hi-IN"/>
-              </w:rPr>
-              <w:t xml:space="preserve"> AS </w:t>
-            </w:r>
-            <w:proofErr w:type="spellStart"/>
-            <w:r>
-              <w:rPr>
-                <w:rFonts w:ascii="Courier New" w:eastAsia="Droid Sans Fallback" w:hAnsi="Courier New" w:cs="Courier New"/>
-                <w:kern w:val="2"/>
-                <w:sz w:val="20"/>
-                <w:szCs w:val="20"/>
-                <w:lang w:val="en-US" w:eastAsia="zh-CN" w:bidi="hi-IN"/>
-              </w:rPr>
-              <w:t>ld</w:t>
-            </w:r>
-            <w:proofErr w:type="spellEnd"/>
-          </w:p>
-          <w:p>
-            <w:pPr>
-              <w:ind w:firstLine="34"/>
-              <w:jc w:val="left"/>
-              <w:rPr>
-                <w:rFonts w:ascii="Courier New" w:eastAsia="Droid Sans Fallback" w:hAnsi="Courier New" w:cs="Courier New"/>
-                <w:kern w:val="2"/>
-                <w:sz w:val="20"/>
-                <w:szCs w:val="20"/>
-                <w:lang w:val="en-US" w:eastAsia="zh-CN" w:bidi="hi-IN"/>
-              </w:rPr>
-            </w:pPr>
-            <w:r>
-              <w:rPr>
-                <w:rFonts w:ascii="Courier New" w:eastAsia="Droid Sans Fallback" w:hAnsi="Courier New" w:cs="Courier New"/>
-                <w:kern w:val="2"/>
-                <w:sz w:val="20"/>
-                <w:szCs w:val="20"/>
-                <w:lang w:val="en-US" w:eastAsia="zh-CN" w:bidi="hi-IN"/>
-              </w:rPr>
-              <w:t xml:space="preserve">    JOIN</w:t>
-            </w:r>
-          </w:p>
-          <w:p>
-            <w:pPr>
-              <w:ind w:firstLine="34"/>
-              <w:jc w:val="left"/>
-              <w:rPr>
-                <w:rFonts w:ascii="Courier New" w:eastAsia="Droid Sans Fallback" w:hAnsi="Courier New" w:cs="Courier New"/>
-                <w:kern w:val="2"/>
-                <w:sz w:val="20"/>
-                <w:szCs w:val="20"/>
-                <w:lang w:val="en-US" w:eastAsia="zh-CN" w:bidi="hi-IN"/>
-              </w:rPr>
-            </w:pPr>
-            <w:r>
-              <w:rPr>
-                <w:rFonts w:ascii="Courier New" w:eastAsia="Droid Sans Fallback" w:hAnsi="Courier New" w:cs="Courier New"/>
-                <w:kern w:val="2"/>
-                <w:sz w:val="20"/>
-                <w:szCs w:val="20"/>
-                <w:lang w:val="en-US" w:eastAsia="zh-CN" w:bidi="hi-IN"/>
-              </w:rPr>
-              <w:t xml:space="preserve">        supplier AS s ON </w:t>
-            </w:r>
-            <w:proofErr w:type="spellStart"/>
-            <w:r>
-              <w:rPr>
-                <w:rFonts w:ascii="Courier New" w:eastAsia="Droid Sans Fallback" w:hAnsi="Courier New" w:cs="Courier New"/>
-                <w:kern w:val="2"/>
-                <w:sz w:val="20"/>
-                <w:szCs w:val="20"/>
-                <w:lang w:val="en-US" w:eastAsia="zh-CN" w:bidi="hi-IN"/>
-              </w:rPr>
-              <w:t>ld.id_supplier</w:t>
-            </w:r>
-            <w:proofErr w:type="spellEnd"/>
-            <w:r>
-              <w:rPr>
-                <w:rFonts w:ascii="Courier New" w:eastAsia="Droid Sans Fallback" w:hAnsi="Courier New" w:cs="Courier New"/>
-                <w:kern w:val="2"/>
-                <w:sz w:val="20"/>
-                <w:szCs w:val="20"/>
-                <w:lang w:val="en-US" w:eastAsia="zh-CN" w:bidi="hi-IN"/>
-              </w:rPr>
-              <w:t xml:space="preserve"> = </w:t>
-            </w:r>
-            <w:proofErr w:type="spellStart"/>
-            <w:r>
-              <w:rPr>
-                <w:rFonts w:ascii="Courier New" w:eastAsia="Droid Sans Fallback" w:hAnsi="Courier New" w:cs="Courier New"/>
-                <w:kern w:val="2"/>
-                <w:sz w:val="20"/>
-                <w:szCs w:val="20"/>
-                <w:lang w:val="en-US" w:eastAsia="zh-CN" w:bidi="hi-IN"/>
-              </w:rPr>
-              <w:t>s.id_supplier</w:t>
-            </w:r>
-            <w:proofErr w:type="spellEnd"/>
-          </w:p>
-          <w:p>
-            <w:pPr>
-              <w:ind w:firstLine="34"/>
-              <w:jc w:val="left"/>
-              <w:rPr>
-                <w:rFonts w:ascii="Courier New" w:eastAsia="Droid Sans Fallback" w:hAnsi="Courier New" w:cs="Courier New"/>
-                <w:kern w:val="2"/>
-                <w:sz w:val="20"/>
-                <w:szCs w:val="20"/>
-                <w:lang w:val="en-US" w:eastAsia="zh-CN" w:bidi="hi-IN"/>
-              </w:rPr>
-            </w:pPr>
-            <w:r>
-              <w:rPr>
-                <w:rFonts w:ascii="Courier New" w:eastAsia="Droid Sans Fallback" w:hAnsi="Courier New" w:cs="Courier New"/>
-                <w:kern w:val="2"/>
-                <w:sz w:val="20"/>
-                <w:szCs w:val="20"/>
-                <w:lang w:val="en-US" w:eastAsia="zh-CN" w:bidi="hi-IN"/>
-              </w:rPr>
-              <w:t>)</w:t>
-            </w:r>
-          </w:p>
-          <w:p>
-            <w:pPr>
-              <w:ind w:firstLine="34"/>
-              <w:jc w:val="left"/>
-              <w:rPr>
-                <w:rFonts w:ascii="Courier New" w:eastAsia="Droid Sans Fallback" w:hAnsi="Courier New" w:cs="Courier New"/>
-                <w:kern w:val="2"/>
-                <w:sz w:val="20"/>
-                <w:szCs w:val="20"/>
-                <w:lang w:val="en-US" w:eastAsia="zh-CN" w:bidi="hi-IN"/>
-              </w:rPr>
-            </w:pPr>
-            <w:r>
-              <w:rPr>
-                <w:rFonts w:ascii="Courier New" w:eastAsia="Droid Sans Fallback" w:hAnsi="Courier New" w:cs="Courier New"/>
-                <w:kern w:val="2"/>
-                <w:sz w:val="20"/>
-                <w:szCs w:val="20"/>
-                <w:lang w:val="en-US" w:eastAsia="zh-CN" w:bidi="hi-IN"/>
-              </w:rPr>
-              <w:t>SELECT</w:t>
-            </w:r>
-          </w:p>
-          <w:p>
-            <w:pPr>
-              <w:ind w:firstLine="34"/>
-              <w:jc w:val="left"/>
-              <w:rPr>
-                <w:rFonts w:ascii="Courier New" w:eastAsia="Droid Sans Fallback" w:hAnsi="Courier New" w:cs="Courier New"/>
-                <w:kern w:val="2"/>
-                <w:sz w:val="20"/>
-                <w:szCs w:val="20"/>
-                <w:lang w:val="en-US" w:eastAsia="zh-CN" w:bidi="hi-IN"/>
-              </w:rPr>
-            </w:pPr>
-            <w:r>
-              <w:rPr>
-                <w:rFonts w:ascii="Courier New" w:eastAsia="Droid Sans Fallback" w:hAnsi="Courier New" w:cs="Courier New"/>
-                <w:kern w:val="2"/>
-                <w:sz w:val="20"/>
-                <w:szCs w:val="20"/>
-                <w:lang w:val="en-US" w:eastAsia="zh-CN" w:bidi="hi-IN"/>
-              </w:rPr>
-              <w:t xml:space="preserve">    </w:t>
-            </w:r>
-            <w:proofErr w:type="spellStart"/>
-            <w:r>
-              <w:rPr>
-                <w:rFonts w:ascii="Courier New" w:eastAsia="Droid Sans Fallback" w:hAnsi="Courier New" w:cs="Courier New"/>
-                <w:kern w:val="2"/>
-                <w:sz w:val="20"/>
-                <w:szCs w:val="20"/>
-                <w:lang w:val="en-US" w:eastAsia="zh-CN" w:bidi="hi-IN"/>
-              </w:rPr>
-              <w:t>organization_title</w:t>
-            </w:r>
-            <w:proofErr w:type="spellEnd"/>
-            <w:r>
-              <w:rPr>
-                <w:rFonts w:ascii="Courier New" w:eastAsia="Droid Sans Fallback" w:hAnsi="Courier New" w:cs="Courier New"/>
-                <w:kern w:val="2"/>
-                <w:sz w:val="20"/>
-                <w:szCs w:val="20"/>
-                <w:lang w:val="en-US" w:eastAsia="zh-CN" w:bidi="hi-IN"/>
-              </w:rPr>
-              <w:t xml:space="preserve"> AS "</w:t>
-            </w:r>
-            <w:r>
-              <w:rPr>
-                <w:rFonts w:ascii="Courier New" w:eastAsia="Droid Sans Fallback" w:hAnsi="Courier New" w:cs="Courier New"/>
-                <w:kern w:val="2"/>
-                <w:sz w:val="20"/>
-                <w:szCs w:val="20"/>
-                <w:lang w:eastAsia="zh-CN" w:bidi="hi-IN"/>
-              </w:rPr>
-              <w:t>Поставщик</w:t>
-            </w:r>
-            <w:r>
-              <w:rPr>
-                <w:rFonts w:ascii="Courier New" w:eastAsia="Droid Sans Fallback" w:hAnsi="Courier New" w:cs="Courier New"/>
-                <w:kern w:val="2"/>
-                <w:sz w:val="20"/>
-                <w:szCs w:val="20"/>
-                <w:lang w:val="en-US" w:eastAsia="zh-CN" w:bidi="hi-IN"/>
-              </w:rPr>
-              <w:t>",</w:t>
-            </w:r>
-          </w:p>
-          <w:p>
-            <w:pPr>
-              <w:ind w:firstLine="34"/>
-              <w:jc w:val="left"/>
-              <w:rPr>
-                <w:rFonts w:ascii="Courier New" w:eastAsia="Droid Sans Fallback" w:hAnsi="Courier New" w:cs="Courier New"/>
-                <w:kern w:val="2"/>
-                <w:sz w:val="20"/>
-                <w:szCs w:val="20"/>
-                <w:lang w:val="en-US" w:eastAsia="zh-CN" w:bidi="hi-IN"/>
-              </w:rPr>
-            </w:pPr>
-            <w:r>
-              <w:rPr>
-                <w:rFonts w:ascii="Courier New" w:eastAsia="Droid Sans Fallback" w:hAnsi="Courier New" w:cs="Courier New"/>
-                <w:kern w:val="2"/>
-                <w:sz w:val="20"/>
-                <w:szCs w:val="20"/>
-                <w:lang w:val="en-US" w:eastAsia="zh-CN" w:bidi="hi-IN"/>
-              </w:rPr>
-              <w:t xml:space="preserve">    </w:t>
-            </w:r>
-            <w:proofErr w:type="spellStart"/>
-            <w:r>
-              <w:rPr>
-                <w:rFonts w:ascii="Courier New" w:eastAsia="Droid Sans Fallback" w:hAnsi="Courier New" w:cs="Courier New"/>
-                <w:kern w:val="2"/>
-                <w:sz w:val="20"/>
-                <w:szCs w:val="20"/>
-                <w:lang w:val="en-US" w:eastAsia="zh-CN" w:bidi="hi-IN"/>
-              </w:rPr>
-              <w:t>device_name</w:t>
-            </w:r>
-            <w:proofErr w:type="spellEnd"/>
-            <w:r>
-              <w:rPr>
-                <w:rFonts w:ascii="Courier New" w:eastAsia="Droid Sans Fallback" w:hAnsi="Courier New" w:cs="Courier New"/>
-                <w:kern w:val="2"/>
-                <w:sz w:val="20"/>
-                <w:szCs w:val="20"/>
-                <w:lang w:val="en-US" w:eastAsia="zh-CN" w:bidi="hi-IN"/>
-              </w:rPr>
-              <w:t xml:space="preserve"> AS "</w:t>
-            </w:r>
-            <w:r>
-              <w:rPr>
-                <w:rFonts w:ascii="Courier New" w:eastAsia="Droid Sans Fallback" w:hAnsi="Courier New" w:cs="Courier New"/>
-                <w:kern w:val="2"/>
-                <w:sz w:val="20"/>
-                <w:szCs w:val="20"/>
-                <w:lang w:eastAsia="zh-CN" w:bidi="hi-IN"/>
-              </w:rPr>
-              <w:t>Название</w:t>
-            </w:r>
-            <w:r>
-              <w:rPr>
-                <w:rFonts w:ascii="Courier New" w:eastAsia="Droid Sans Fallback" w:hAnsi="Courier New" w:cs="Courier New"/>
-                <w:kern w:val="2"/>
-                <w:sz w:val="20"/>
-                <w:szCs w:val="20"/>
-                <w:lang w:val="en-US" w:eastAsia="zh-CN" w:bidi="hi-IN"/>
-              </w:rPr>
-              <w:t xml:space="preserve"> </w:t>
-            </w:r>
-            <w:r>
-              <w:rPr>
-                <w:rFonts w:ascii="Courier New" w:eastAsia="Droid Sans Fallback" w:hAnsi="Courier New" w:cs="Courier New"/>
-                <w:kern w:val="2"/>
-                <w:sz w:val="20"/>
-                <w:szCs w:val="20"/>
-                <w:lang w:eastAsia="zh-CN" w:bidi="hi-IN"/>
-              </w:rPr>
-              <w:t>прибора</w:t>
-            </w:r>
-            <w:r>
-              <w:rPr>
-                <w:rFonts w:ascii="Courier New" w:eastAsia="Droid Sans Fallback" w:hAnsi="Courier New" w:cs="Courier New"/>
-                <w:kern w:val="2"/>
-                <w:sz w:val="20"/>
-                <w:szCs w:val="20"/>
-                <w:lang w:val="en-US" w:eastAsia="zh-CN" w:bidi="hi-IN"/>
-              </w:rPr>
-              <w:t>",</w:t>
-            </w:r>
-          </w:p>
-          <w:p>
-            <w:pPr>
-              <w:ind w:firstLine="34"/>
-              <w:jc w:val="left"/>
-              <w:rPr>
-                <w:rFonts w:ascii="Courier New" w:eastAsia="Droid Sans Fallback" w:hAnsi="Courier New" w:cs="Courier New"/>
-                <w:kern w:val="2"/>
-                <w:sz w:val="20"/>
-                <w:szCs w:val="20"/>
-                <w:lang w:val="en-US" w:eastAsia="zh-CN" w:bidi="hi-IN"/>
-              </w:rPr>
-            </w:pPr>
-            <w:r>
-              <w:rPr>
-                <w:rFonts w:ascii="Courier New" w:eastAsia="Droid Sans Fallback" w:hAnsi="Courier New" w:cs="Courier New"/>
-                <w:kern w:val="2"/>
-                <w:sz w:val="20"/>
-                <w:szCs w:val="20"/>
-                <w:lang w:val="en-US" w:eastAsia="zh-CN" w:bidi="hi-IN"/>
-              </w:rPr>
-              <w:t xml:space="preserve">    price AS "</w:t>
-            </w:r>
-            <w:r>
-              <w:rPr>
-                <w:rFonts w:ascii="Courier New" w:eastAsia="Droid Sans Fallback" w:hAnsi="Courier New" w:cs="Courier New"/>
-                <w:kern w:val="2"/>
-                <w:sz w:val="20"/>
-                <w:szCs w:val="20"/>
-                <w:lang w:eastAsia="zh-CN" w:bidi="hi-IN"/>
-              </w:rPr>
-              <w:t>Цена</w:t>
-            </w:r>
-            <w:r>
-              <w:rPr>
-                <w:rFonts w:ascii="Courier New" w:eastAsia="Droid Sans Fallback" w:hAnsi="Courier New" w:cs="Courier New"/>
-                <w:kern w:val="2"/>
-                <w:sz w:val="20"/>
-                <w:szCs w:val="20"/>
-                <w:lang w:val="en-US" w:eastAsia="zh-CN" w:bidi="hi-IN"/>
-              </w:rPr>
-              <w:t>",</w:t>
-            </w:r>
-          </w:p>
-          <w:p>
-            <w:pPr>
-              <w:ind w:firstLine="34"/>
-              <w:jc w:val="left"/>
-              <w:rPr>
-                <w:rFonts w:ascii="Courier New" w:eastAsia="Droid Sans Fallback" w:hAnsi="Courier New" w:cs="Courier New"/>
-                <w:kern w:val="2"/>
-                <w:sz w:val="20"/>
-                <w:szCs w:val="20"/>
-                <w:lang w:val="en-US" w:eastAsia="zh-CN" w:bidi="hi-IN"/>
-              </w:rPr>
-            </w:pPr>
-            <w:r>
-              <w:rPr>
-                <w:rFonts w:ascii="Courier New" w:eastAsia="Droid Sans Fallback" w:hAnsi="Courier New" w:cs="Courier New"/>
-                <w:kern w:val="2"/>
-                <w:sz w:val="20"/>
-                <w:szCs w:val="20"/>
-                <w:lang w:val="en-US" w:eastAsia="zh-CN" w:bidi="hi-IN"/>
-              </w:rPr>
-              <w:t xml:space="preserve">    </w:t>
-            </w:r>
-            <w:proofErr w:type="spellStart"/>
-            <w:r>
-              <w:rPr>
-                <w:rFonts w:ascii="Courier New" w:eastAsia="Droid Sans Fallback" w:hAnsi="Courier New" w:cs="Courier New"/>
-                <w:kern w:val="2"/>
-                <w:sz w:val="20"/>
-                <w:szCs w:val="20"/>
-                <w:lang w:val="en-US" w:eastAsia="zh-CN" w:bidi="hi-IN"/>
-              </w:rPr>
-              <w:t>price_rank</w:t>
-            </w:r>
-            <w:proofErr w:type="spellEnd"/>
-            <w:r>
-              <w:rPr>
-                <w:rFonts w:ascii="Courier New" w:eastAsia="Droid Sans Fallback" w:hAnsi="Courier New" w:cs="Courier New"/>
-                <w:kern w:val="2"/>
-                <w:sz w:val="20"/>
-                <w:szCs w:val="20"/>
-                <w:lang w:val="en-US" w:eastAsia="zh-CN" w:bidi="hi-IN"/>
-              </w:rPr>
-              <w:t xml:space="preserve"> AS "</w:t>
-            </w:r>
-            <w:r>
-              <w:rPr>
-                <w:rFonts w:ascii="Courier New" w:eastAsia="Droid Sans Fallback" w:hAnsi="Courier New" w:cs="Courier New"/>
-                <w:kern w:val="2"/>
-                <w:sz w:val="20"/>
-                <w:szCs w:val="20"/>
-                <w:lang w:eastAsia="zh-CN" w:bidi="hi-IN"/>
-              </w:rPr>
-              <w:t>Ранг</w:t>
-            </w:r>
-            <w:r>
-              <w:rPr>
-                <w:rFonts w:ascii="Courier New" w:eastAsia="Droid Sans Fallback" w:hAnsi="Courier New" w:cs="Courier New"/>
-                <w:kern w:val="2"/>
-                <w:sz w:val="20"/>
-                <w:szCs w:val="20"/>
-                <w:lang w:val="en-US" w:eastAsia="zh-CN" w:bidi="hi-IN"/>
-              </w:rPr>
-              <w:t>"</w:t>
-            </w:r>
-          </w:p>
-          <w:p>
-            <w:pPr>
-              <w:ind w:firstLine="34"/>
-              <w:jc w:val="left"/>
-              <w:rPr>
-                <w:rFonts w:ascii="Courier New" w:eastAsia="Droid Sans Fallback" w:hAnsi="Courier New" w:cs="Courier New"/>
-                <w:kern w:val="2"/>
-                <w:sz w:val="20"/>
-                <w:szCs w:val="20"/>
-                <w:lang w:val="en-US" w:eastAsia="zh-CN" w:bidi="hi-IN"/>
-              </w:rPr>
-            </w:pPr>
-            <w:r>
-              <w:rPr>
-                <w:rFonts w:ascii="Courier New" w:eastAsia="Droid Sans Fallback" w:hAnsi="Courier New" w:cs="Courier New"/>
-                <w:kern w:val="2"/>
-                <w:sz w:val="20"/>
-                <w:szCs w:val="20"/>
-                <w:lang w:val="en-US" w:eastAsia="zh-CN" w:bidi="hi-IN"/>
-              </w:rPr>
-              <w:t>FROM</w:t>
-            </w:r>
-          </w:p>
-          <w:p>
-            <w:pPr>
-              <w:ind w:firstLine="34"/>
-              <w:jc w:val="left"/>
-              <w:rPr>
-                <w:rFonts w:ascii="Courier New" w:eastAsia="Droid Sans Fallback" w:hAnsi="Courier New" w:cs="Courier New"/>
-                <w:kern w:val="2"/>
-                <w:sz w:val="20"/>
-                <w:szCs w:val="20"/>
-                <w:lang w:val="en-US" w:eastAsia="zh-CN" w:bidi="hi-IN"/>
-              </w:rPr>
-            </w:pPr>
-            <w:r>
-              <w:rPr>
-                <w:rFonts w:ascii="Courier New" w:eastAsia="Droid Sans Fallback" w:hAnsi="Courier New" w:cs="Courier New"/>
-                <w:kern w:val="2"/>
-                <w:sz w:val="20"/>
-                <w:szCs w:val="20"/>
-                <w:lang w:val="en-US" w:eastAsia="zh-CN" w:bidi="hi-IN"/>
-              </w:rPr>
-              <w:t xml:space="preserve">    </w:t>
-            </w:r>
-            <w:proofErr w:type="spellStart"/>
-            <w:r>
-              <w:rPr>
-                <w:rFonts w:ascii="Courier New" w:eastAsia="Droid Sans Fallback" w:hAnsi="Courier New" w:cs="Courier New"/>
-                <w:kern w:val="2"/>
-                <w:sz w:val="20"/>
-                <w:szCs w:val="20"/>
-                <w:lang w:val="en-US" w:eastAsia="zh-CN" w:bidi="hi-IN"/>
-              </w:rPr>
-              <w:t>RankedDevices</w:t>
-            </w:r>
-            <w:proofErr w:type="spellEnd"/>
-          </w:p>
-          <w:p>
-            <w:pPr>
-              <w:ind w:firstLine="34"/>
-              <w:jc w:val="left"/>
-              <w:rPr>
-                <w:rFonts w:ascii="Courier New" w:eastAsia="Droid Sans Fallback" w:hAnsi="Courier New" w:cs="Courier New"/>
-                <w:kern w:val="2"/>
-                <w:sz w:val="20"/>
-                <w:szCs w:val="20"/>
-                <w:lang w:val="en-US" w:eastAsia="zh-CN" w:bidi="hi-IN"/>
-              </w:rPr>
-            </w:pPr>
-            <w:r>
-              <w:rPr>
-                <w:rFonts w:ascii="Courier New" w:eastAsia="Droid Sans Fallback" w:hAnsi="Courier New" w:cs="Courier New"/>
-                <w:kern w:val="2"/>
-                <w:sz w:val="20"/>
-                <w:szCs w:val="20"/>
-                <w:lang w:val="en-US" w:eastAsia="zh-CN" w:bidi="hi-IN"/>
-              </w:rPr>
-              <w:t>WHERE</w:t>
-            </w:r>
-          </w:p>
-          <w:p>
-            <w:pPr>
-              <w:ind w:firstLine="34"/>
-              <w:jc w:val="left"/>
-              <w:rPr>
-                <w:rFonts w:ascii="Courier New" w:eastAsia="Droid Sans Fallback" w:hAnsi="Courier New" w:cs="Courier New"/>
-                <w:kern w:val="2"/>
-                <w:sz w:val="20"/>
-                <w:szCs w:val="20"/>
-                <w:lang w:val="en-US" w:eastAsia="zh-CN" w:bidi="hi-IN"/>
-              </w:rPr>
-            </w:pPr>
-            <w:r>
-              <w:rPr>
-                <w:rFonts w:ascii="Courier New" w:eastAsia="Droid Sans Fallback" w:hAnsi="Courier New" w:cs="Courier New"/>
-                <w:kern w:val="2"/>
-                <w:sz w:val="20"/>
-                <w:szCs w:val="20"/>
-                <w:lang w:val="en-US" w:eastAsia="zh-CN" w:bidi="hi-IN"/>
-              </w:rPr>
-              <w:t xml:space="preserve">    </w:t>
-            </w:r>
-            <w:proofErr w:type="spellStart"/>
-            <w:r>
-              <w:rPr>
-                <w:rFonts w:ascii="Courier New" w:eastAsia="Droid Sans Fallback" w:hAnsi="Courier New" w:cs="Courier New"/>
-                <w:kern w:val="2"/>
-                <w:sz w:val="20"/>
-                <w:szCs w:val="20"/>
-                <w:lang w:val="en-US" w:eastAsia="zh-CN" w:bidi="hi-IN"/>
-              </w:rPr>
-              <w:t>price_rank</w:t>
-            </w:r>
-            <w:proofErr w:type="spellEnd"/>
-            <w:r>
-              <w:rPr>
-                <w:rFonts w:ascii="Courier New" w:eastAsia="Droid Sans Fallback" w:hAnsi="Courier New" w:cs="Courier New"/>
-                <w:kern w:val="2"/>
-                <w:sz w:val="20"/>
-                <w:szCs w:val="20"/>
-                <w:lang w:val="en-US" w:eastAsia="zh-CN" w:bidi="hi-IN"/>
-              </w:rPr>
-              <w:t xml:space="preserve"> = 2</w:t>
-            </w:r>
-          </w:p>
-          <w:p>
-            <w:pPr>
-              <w:ind w:firstLine="34"/>
-              <w:jc w:val="left"/>
-              <w:rPr>
-                <w:rFonts w:ascii="Courier New" w:eastAsia="Droid Sans Fallback" w:hAnsi="Courier New" w:cs="Courier New"/>
-                <w:kern w:val="2"/>
-                <w:sz w:val="20"/>
-                <w:szCs w:val="20"/>
-                <w:lang w:val="en-US" w:eastAsia="zh-CN" w:bidi="hi-IN"/>
-              </w:rPr>
-            </w:pPr>
-            <w:r>
-              <w:rPr>
-                <w:rFonts w:ascii="Courier New" w:eastAsia="Droid Sans Fallback" w:hAnsi="Courier New" w:cs="Courier New"/>
-                <w:kern w:val="2"/>
-                <w:sz w:val="20"/>
-                <w:szCs w:val="20"/>
-                <w:lang w:val="en-US" w:eastAsia="zh-CN" w:bidi="hi-IN"/>
-              </w:rPr>
-              <w:t>ORDER BY</w:t>
-            </w:r>
-          </w:p>
-          <w:p>
-            <w:pPr>
-              <w:ind w:firstLine="34"/>
-              <w:jc w:val="left"/>
-              <w:rPr>
-                <w:rFonts w:ascii="Courier New" w:eastAsia="Droid Sans Fallback" w:hAnsi="Courier New" w:cs="Courier New"/>
-                <w:kern w:val="2"/>
-                <w:sz w:val="20"/>
-                <w:szCs w:val="20"/>
-                <w:lang w:val="en-US" w:eastAsia="zh-CN" w:bidi="hi-IN"/>
-              </w:rPr>
-            </w:pPr>
-            <w:r>
-              <w:rPr>
-                <w:rFonts w:ascii="Courier New" w:eastAsia="Droid Sans Fallback" w:hAnsi="Courier New" w:cs="Courier New"/>
-                <w:kern w:val="2"/>
-                <w:sz w:val="20"/>
-                <w:szCs w:val="20"/>
-                <w:lang w:val="en-US" w:eastAsia="zh-CN" w:bidi="hi-IN"/>
-              </w:rPr>
-              <w:t xml:space="preserve">    </w:t>
-            </w:r>
-            <w:proofErr w:type="spellStart"/>
-            <w:r>
-              <w:rPr>
-                <w:rFonts w:ascii="Courier New" w:eastAsia="Droid Sans Fallback" w:hAnsi="Courier New" w:cs="Courier New"/>
-                <w:kern w:val="2"/>
-                <w:sz w:val="20"/>
-                <w:szCs w:val="20"/>
-                <w:lang w:val="en-US" w:eastAsia="zh-CN" w:bidi="hi-IN"/>
-              </w:rPr>
-              <w:t>organization_title</w:t>
-            </w:r>
-            <w:proofErr w:type="spellEnd"/>
-            <w:r>
-              <w:rPr>
-                <w:rFonts w:ascii="Courier New" w:eastAsia="Droid Sans Fallback" w:hAnsi="Courier New" w:cs="Courier New"/>
-                <w:kern w:val="2"/>
-                <w:sz w:val="20"/>
-                <w:szCs w:val="20"/>
-                <w:lang w:val="en-US" w:eastAsia="zh-CN" w:bidi="hi-IN"/>
-              </w:rPr>
-              <w:t xml:space="preserve">, </w:t>
-            </w:r>
-            <w:proofErr w:type="spellStart"/>
-            <w:r>
-              <w:rPr>
-                <w:rFonts w:ascii="Courier New" w:eastAsia="Droid Sans Fallback" w:hAnsi="Courier New" w:cs="Courier New"/>
-                <w:kern w:val="2"/>
-                <w:sz w:val="20"/>
-                <w:szCs w:val="20"/>
-                <w:lang w:val="en-US" w:eastAsia="zh-CN" w:bidi="hi-IN"/>
-              </w:rPr>
-              <w:t>price_rank</w:t>
-            </w:r>
-            <w:proofErr w:type="spellEnd"/>
-            <w:r>
-              <w:rPr>
-                <w:rFonts w:ascii="Courier New" w:eastAsia="Droid Sans Fallback" w:hAnsi="Courier New" w:cs="Courier New"/>
-                <w:kern w:val="2"/>
-                <w:sz w:val="20"/>
-                <w:szCs w:val="20"/>
-                <w:lang w:val="en-US" w:eastAsia="zh-CN" w:bidi="hi-IN"/>
-              </w:rPr>
-              <w:t>;</w:t>
+              <w:t xml:space="preserve">    price_rank;</w:t>
             </w:r>
           </w:p>
         </w:tc>
@@ -4935,152 +4241,52 @@
                 <w:szCs w:val="20"/>
                 <w:lang w:val="en-US" w:eastAsia="zh-CN" w:bidi="hi-IN"/>
               </w:rPr>
-              <w:t xml:space="preserve">        c.name AS </w:t>
-            </w:r>
-            <w:proofErr w:type="spellStart"/>
-            <w:r>
-              <w:rPr>
-                <w:rFonts w:ascii="Courier New" w:eastAsia="Droid Sans Fallback" w:hAnsi="Courier New" w:cs="Courier New"/>
-                <w:kern w:val="2"/>
-                <w:sz w:val="20"/>
-                <w:szCs w:val="20"/>
-                <w:lang w:val="en-US" w:eastAsia="zh-CN" w:bidi="hi-IN"/>
-              </w:rPr>
-              <w:t>position_name</w:t>
-            </w:r>
-            <w:proofErr w:type="spellEnd"/>
-            <w:r>
-              <w:rPr>
-                <w:rFonts w:ascii="Courier New" w:eastAsia="Droid Sans Fallback" w:hAnsi="Courier New" w:cs="Courier New"/>
-                <w:kern w:val="2"/>
-                <w:sz w:val="20"/>
-                <w:szCs w:val="20"/>
-                <w:lang w:val="en-US" w:eastAsia="zh-CN" w:bidi="hi-IN"/>
-              </w:rPr>
-              <w:t>,</w:t>
-            </w:r>
-          </w:p>
-          <w:p>
-            <w:pPr>
-              <w:ind w:firstLine="34"/>
-              <w:rPr>
-                <w:rFonts w:ascii="Courier New" w:eastAsia="Droid Sans Fallback" w:hAnsi="Courier New" w:cs="Courier New"/>
-                <w:kern w:val="2"/>
-                <w:sz w:val="20"/>
-                <w:szCs w:val="20"/>
-                <w:lang w:val="en-US" w:eastAsia="zh-CN" w:bidi="hi-IN"/>
-              </w:rPr>
-            </w:pPr>
-            <w:r>
-              <w:rPr>
-                <w:rFonts w:ascii="Courier New" w:eastAsia="Droid Sans Fallback" w:hAnsi="Courier New" w:cs="Courier New"/>
-                <w:kern w:val="2"/>
-                <w:sz w:val="20"/>
-                <w:szCs w:val="20"/>
-                <w:lang w:val="en-US" w:eastAsia="zh-CN" w:bidi="hi-IN"/>
-              </w:rPr>
-              <w:t xml:space="preserve">        DATE_TRUNC('month', </w:t>
-            </w:r>
-            <w:proofErr w:type="spellStart"/>
-            <w:r>
-              <w:rPr>
-                <w:rFonts w:ascii="Courier New" w:eastAsia="Droid Sans Fallback" w:hAnsi="Courier New" w:cs="Courier New"/>
-                <w:kern w:val="2"/>
-                <w:sz w:val="20"/>
-                <w:szCs w:val="20"/>
-                <w:lang w:val="en-US" w:eastAsia="zh-CN" w:bidi="hi-IN"/>
-              </w:rPr>
-              <w:t>a.date</w:t>
-            </w:r>
-            <w:proofErr w:type="spellEnd"/>
-            <w:r>
-              <w:rPr>
-                <w:rFonts w:ascii="Courier New" w:eastAsia="Droid Sans Fallback" w:hAnsi="Courier New" w:cs="Courier New"/>
-                <w:kern w:val="2"/>
-                <w:sz w:val="20"/>
-                <w:szCs w:val="20"/>
-                <w:lang w:val="en-US" w:eastAsia="zh-CN" w:bidi="hi-IN"/>
-              </w:rPr>
-              <w:t xml:space="preserve">)::DATE AS </w:t>
-            </w:r>
-            <w:proofErr w:type="spellStart"/>
-            <w:r>
-              <w:rPr>
-                <w:rFonts w:ascii="Courier New" w:eastAsia="Droid Sans Fallback" w:hAnsi="Courier New" w:cs="Courier New"/>
-                <w:kern w:val="2"/>
-                <w:sz w:val="20"/>
-                <w:szCs w:val="20"/>
-                <w:lang w:val="en-US" w:eastAsia="zh-CN" w:bidi="hi-IN"/>
-              </w:rPr>
-              <w:t>document_month</w:t>
-            </w:r>
-            <w:proofErr w:type="spellEnd"/>
-            <w:r>
-              <w:rPr>
-                <w:rFonts w:ascii="Courier New" w:eastAsia="Droid Sans Fallback" w:hAnsi="Courier New" w:cs="Courier New"/>
-                <w:kern w:val="2"/>
-                <w:sz w:val="20"/>
-                <w:szCs w:val="20"/>
-                <w:lang w:val="en-US" w:eastAsia="zh-CN" w:bidi="hi-IN"/>
-              </w:rPr>
-              <w:t>,</w:t>
-            </w:r>
-          </w:p>
-          <w:p>
-            <w:pPr>
-              <w:ind w:firstLine="34"/>
-              <w:rPr>
-                <w:rFonts w:ascii="Courier New" w:eastAsia="Droid Sans Fallback" w:hAnsi="Courier New" w:cs="Courier New"/>
-                <w:kern w:val="2"/>
-                <w:sz w:val="20"/>
-                <w:szCs w:val="20"/>
-                <w:lang w:val="en-US" w:eastAsia="zh-CN" w:bidi="hi-IN"/>
-              </w:rPr>
-            </w:pPr>
-            <w:r>
-              <w:rPr>
-                <w:rFonts w:ascii="Courier New" w:eastAsia="Droid Sans Fallback" w:hAnsi="Courier New" w:cs="Courier New"/>
-                <w:kern w:val="2"/>
-                <w:sz w:val="20"/>
-                <w:szCs w:val="20"/>
-                <w:lang w:val="en-US" w:eastAsia="zh-CN" w:bidi="hi-IN"/>
-              </w:rPr>
-              <w:t xml:space="preserve">        COUNT(</w:t>
-            </w:r>
-            <w:proofErr w:type="spellStart"/>
-            <w:r>
-              <w:rPr>
-                <w:rFonts w:ascii="Courier New" w:eastAsia="Droid Sans Fallback" w:hAnsi="Courier New" w:cs="Courier New"/>
-                <w:kern w:val="2"/>
-                <w:sz w:val="20"/>
-                <w:szCs w:val="20"/>
-                <w:lang w:val="en-US" w:eastAsia="zh-CN" w:bidi="hi-IN"/>
-              </w:rPr>
-              <w:t>a.id_document</w:t>
-            </w:r>
-            <w:proofErr w:type="spellEnd"/>
-            <w:r>
-              <w:rPr>
-                <w:rFonts w:ascii="Courier New" w:eastAsia="Droid Sans Fallback" w:hAnsi="Courier New" w:cs="Courier New"/>
-                <w:kern w:val="2"/>
-                <w:sz w:val="20"/>
-                <w:szCs w:val="20"/>
-                <w:lang w:val="en-US" w:eastAsia="zh-CN" w:bidi="hi-IN"/>
-              </w:rPr>
-              <w:t xml:space="preserve">) AS </w:t>
-            </w:r>
-            <w:proofErr w:type="spellStart"/>
-            <w:r>
-              <w:rPr>
-                <w:rFonts w:ascii="Courier New" w:eastAsia="Droid Sans Fallback" w:hAnsi="Courier New" w:cs="Courier New"/>
-                <w:kern w:val="2"/>
-                <w:sz w:val="20"/>
-                <w:szCs w:val="20"/>
-                <w:lang w:val="en-US" w:eastAsia="zh-CN" w:bidi="hi-IN"/>
-              </w:rPr>
-              <w:t>monthly_documents</w:t>
-            </w:r>
-            <w:proofErr w:type="spellEnd"/>
+              <w:t xml:space="preserve">        c.name AS position_name,</w:t>
+            </w:r>
+          </w:p>
+          <w:p>
+            <w:pPr>
+              <w:ind w:firstLine="34"/>
+              <w:rPr>
+                <w:rFonts w:ascii="Courier New" w:eastAsia="Droid Sans Fallback" w:hAnsi="Courier New" w:cs="Courier New"/>
+                <w:kern w:val="2"/>
+                <w:sz w:val="20"/>
+                <w:szCs w:val="20"/>
+                <w:lang w:val="en-US" w:eastAsia="zh-CN" w:bidi="hi-IN"/>
+              </w:rPr>
+            </w:pPr>
+            <w:r>
+              <w:rPr>
+                <w:rFonts w:ascii="Courier New" w:eastAsia="Droid Sans Fallback" w:hAnsi="Courier New" w:cs="Courier New"/>
+                <w:kern w:val="2"/>
+                <w:sz w:val="20"/>
+                <w:szCs w:val="20"/>
+                <w:lang w:val="en-US" w:eastAsia="zh-CN" w:bidi="hi-IN"/>
+              </w:rPr>
+              <w:t xml:space="preserve">        DATE_TRUNC('month', a.date)::DATE AS document_month,</w:t>
+            </w:r>
+          </w:p>
+          <w:p>
+            <w:pPr>
+              <w:ind w:firstLine="34"/>
+              <w:rPr>
+                <w:rFonts w:ascii="Courier New" w:eastAsia="Droid Sans Fallback" w:hAnsi="Courier New" w:cs="Courier New"/>
+                <w:kern w:val="2"/>
+                <w:sz w:val="20"/>
+                <w:szCs w:val="20"/>
+                <w:lang w:val="en-US" w:eastAsia="zh-CN" w:bidi="hi-IN"/>
+              </w:rPr>
+            </w:pPr>
+            <w:r>
+              <w:rPr>
+                <w:rFonts w:ascii="Courier New" w:eastAsia="Droid Sans Fallback" w:hAnsi="Courier New" w:cs="Courier New"/>
+                <w:kern w:val="2"/>
+                <w:sz w:val="20"/>
+                <w:szCs w:val="20"/>
+                <w:lang w:val="en-US" w:eastAsia="zh-CN" w:bidi="hi-IN"/>
+              </w:rPr>
+              <w:t xml:space="preserve">        COUNT(a.id_document) AS monthly_documents</w:t>
+            </w:r>
           </w:p>
           <w:p>
             <w:pPr>
@@ -5123,29 +4329,7 @@
                 <w:szCs w:val="20"/>
                 <w:lang w:val="en-US" w:eastAsia="zh-CN" w:bidi="hi-IN"/>
               </w:rPr>
-              <w:t xml:space="preserve">        </w:t>
-            </w:r>
-            <w:proofErr w:type="spellStart"/>
-            <w:r>
-              <w:rPr>
-                <w:rFonts w:ascii="Courier New" w:eastAsia="Droid Sans Fallback" w:hAnsi="Courier New" w:cs="Courier New"/>
-                <w:kern w:val="2"/>
-                <w:sz w:val="20"/>
-                <w:szCs w:val="20"/>
-                <w:lang w:val="en-US" w:eastAsia="zh-CN" w:bidi="hi-IN"/>
-              </w:rPr>
-              <w:t>rassokhin_es.document</w:t>
-            </w:r>
-            <w:proofErr w:type="spellEnd"/>
-            <w:r>
-              <w:rPr>
-                <w:rFonts w:ascii="Courier New" w:eastAsia="Droid Sans Fallback" w:hAnsi="Courier New" w:cs="Courier New"/>
-                <w:kern w:val="2"/>
-                <w:sz w:val="20"/>
-                <w:szCs w:val="20"/>
-                <w:lang w:val="en-US" w:eastAsia="zh-CN" w:bidi="hi-IN"/>
-              </w:rPr>
-              <w:t xml:space="preserve"> AS a</w:t>
+              <w:t xml:space="preserve">        rassokhin_es.document AS a</w:t>
             </w:r>
           </w:p>
           <w:p>
@@ -5189,64 +4373,8 @@
                 <w:szCs w:val="20"/>
                 <w:lang w:val="en-US" w:eastAsia="zh-CN" w:bidi="hi-IN"/>
               </w:rPr>
-              <w:t xml:space="preserve">        </w:t>
-            </w:r>
-            <w:proofErr w:type="spellStart"/>
-            <w:r>
-              <w:rPr>
-                <w:rFonts w:ascii="Courier New" w:eastAsia="Droid Sans Fallback" w:hAnsi="Courier New" w:cs="Courier New"/>
-                <w:kern w:val="2"/>
-                <w:sz w:val="20"/>
-                <w:szCs w:val="20"/>
-                <w:lang w:val="en-US" w:eastAsia="zh-CN" w:bidi="hi-IN"/>
-              </w:rPr>
-              <w:t>rassokhin_es.employee</w:t>
-            </w:r>
-            <w:proofErr w:type="spellEnd"/>
-            <w:r>
-              <w:rPr>
-                <w:rFonts w:ascii="Courier New" w:eastAsia="Droid Sans Fallback" w:hAnsi="Courier New" w:cs="Courier New"/>
-                <w:kern w:val="2"/>
-                <w:sz w:val="20"/>
-                <w:szCs w:val="20"/>
-                <w:lang w:val="en-US" w:eastAsia="zh-CN" w:bidi="hi-IN"/>
-              </w:rPr>
-              <w:t xml:space="preserve"> AS b ON </w:t>
-            </w:r>
-            <w:proofErr w:type="spellStart"/>
-            <w:r>
-              <w:rPr>
-                <w:rFonts w:ascii="Courier New" w:eastAsia="Droid Sans Fallback" w:hAnsi="Courier New" w:cs="Courier New"/>
-                <w:kern w:val="2"/>
-                <w:sz w:val="20"/>
-                <w:szCs w:val="20"/>
-                <w:lang w:val="en-US" w:eastAsia="zh-CN" w:bidi="hi-IN"/>
-              </w:rPr>
-              <w:t>a.id_employee</w:t>
-            </w:r>
-            <w:proofErr w:type="spellEnd"/>
-            <w:r>
-              <w:rPr>
-                <w:rFonts w:ascii="Courier New" w:eastAsia="Droid Sans Fallback" w:hAnsi="Courier New" w:cs="Courier New"/>
-                <w:kern w:val="2"/>
-                <w:sz w:val="20"/>
-                <w:szCs w:val="20"/>
-                <w:lang w:val="en-US" w:eastAsia="zh-CN" w:bidi="hi-IN"/>
-              </w:rPr>
-              <w:t xml:space="preserve"> = </w:t>
-            </w:r>
-            <w:proofErr w:type="spellStart"/>
-            <w:r>
-              <w:rPr>
-                <w:rFonts w:ascii="Courier New" w:eastAsia="Droid Sans Fallback" w:hAnsi="Courier New" w:cs="Courier New"/>
-                <w:kern w:val="2"/>
-                <w:sz w:val="20"/>
-                <w:szCs w:val="20"/>
-                <w:lang w:val="en-US" w:eastAsia="zh-CN" w:bidi="hi-IN"/>
-              </w:rPr>
-              <w:t>b.id_employee</w:t>
-            </w:r>
-            <w:proofErr w:type="spellEnd"/>
+              <w:t xml:space="preserve">        rassokhin_es.employee AS b ON a.id_employee = b.id_employee</w:t>
+            </w:r>
           </w:p>
           <w:p>
             <w:pPr>
@@ -5289,64 +4417,8 @@
                 <w:szCs w:val="20"/>
                 <w:lang w:val="en-US" w:eastAsia="zh-CN" w:bidi="hi-IN"/>
               </w:rPr>
-              <w:t xml:space="preserve">        </w:t>
-            </w:r>
-            <w:proofErr w:type="spellStart"/>
-            <w:r>
-              <w:rPr>
-                <w:rFonts w:ascii="Courier New" w:eastAsia="Droid Sans Fallback" w:hAnsi="Courier New" w:cs="Courier New"/>
-                <w:kern w:val="2"/>
-                <w:sz w:val="20"/>
-                <w:szCs w:val="20"/>
-                <w:lang w:val="en-US" w:eastAsia="zh-CN" w:bidi="hi-IN"/>
-              </w:rPr>
-              <w:t>rassokhin_es.position</w:t>
-            </w:r>
-            <w:proofErr w:type="spellEnd"/>
-            <w:r>
-              <w:rPr>
-                <w:rFonts w:ascii="Courier New" w:eastAsia="Droid Sans Fallback" w:hAnsi="Courier New" w:cs="Courier New"/>
-                <w:kern w:val="2"/>
-                <w:sz w:val="20"/>
-                <w:szCs w:val="20"/>
-                <w:lang w:val="en-US" w:eastAsia="zh-CN" w:bidi="hi-IN"/>
-              </w:rPr>
-              <w:t xml:space="preserve"> AS c ON </w:t>
-            </w:r>
-            <w:proofErr w:type="spellStart"/>
-            <w:r>
-              <w:rPr>
-                <w:rFonts w:ascii="Courier New" w:eastAsia="Droid Sans Fallback" w:hAnsi="Courier New" w:cs="Courier New"/>
-                <w:kern w:val="2"/>
-                <w:sz w:val="20"/>
-                <w:szCs w:val="20"/>
-                <w:lang w:val="en-US" w:eastAsia="zh-CN" w:bidi="hi-IN"/>
-              </w:rPr>
-              <w:t>b.id_position</w:t>
-            </w:r>
-            <w:proofErr w:type="spellEnd"/>
-            <w:r>
-              <w:rPr>
-                <w:rFonts w:ascii="Courier New" w:eastAsia="Droid Sans Fallback" w:hAnsi="Courier New" w:cs="Courier New"/>
-                <w:kern w:val="2"/>
-                <w:sz w:val="20"/>
-                <w:szCs w:val="20"/>
-                <w:lang w:val="en-US" w:eastAsia="zh-CN" w:bidi="hi-IN"/>
-              </w:rPr>
-              <w:t xml:space="preserve"> = </w:t>
-            </w:r>
-            <w:proofErr w:type="spellStart"/>
-            <w:r>
-              <w:rPr>
-                <w:rFonts w:ascii="Courier New" w:eastAsia="Droid Sans Fallback" w:hAnsi="Courier New" w:cs="Courier New"/>
-                <w:kern w:val="2"/>
-                <w:sz w:val="20"/>
-                <w:szCs w:val="20"/>
-                <w:lang w:val="en-US" w:eastAsia="zh-CN" w:bidi="hi-IN"/>
-              </w:rPr>
-              <w:t>c.id_position</w:t>
-            </w:r>
-            <w:proofErr w:type="spellEnd"/>
+              <w:t xml:space="preserve">        rassokhin_es.position AS c ON b.id_position = c.id_position</w:t>
+            </w:r>
           </w:p>
           <w:p>
             <w:pPr>
@@ -5389,20 +4461,8 @@
                 <w:szCs w:val="20"/>
                 <w:lang w:val="en-US" w:eastAsia="zh-CN" w:bidi="hi-IN"/>
               </w:rPr>
-              <w:t xml:space="preserve">        c.name, </w:t>
-            </w:r>
-            <w:proofErr w:type="spellStart"/>
-            <w:r>
-              <w:rPr>
-                <w:rFonts w:ascii="Courier New" w:eastAsia="Droid Sans Fallback" w:hAnsi="Courier New" w:cs="Courier New"/>
-                <w:kern w:val="2"/>
-                <w:sz w:val="20"/>
-                <w:szCs w:val="20"/>
-                <w:lang w:val="en-US" w:eastAsia="zh-CN" w:bidi="hi-IN"/>
-              </w:rPr>
-              <w:t>document_month</w:t>
-            </w:r>
-            <w:proofErr w:type="spellEnd"/>
+              <w:t xml:space="preserve">        c.name, document_month</w:t>
+            </w:r>
           </w:p>
           <w:p>
             <w:pPr>
@@ -5467,405 +4527,139 @@
                 <w:szCs w:val="20"/>
                 <w:lang w:val="en-US" w:eastAsia="zh-CN" w:bidi="hi-IN"/>
               </w:rPr>
-              <w:t xml:space="preserve">    </w:t>
-            </w:r>
-            <w:proofErr w:type="spellStart"/>
-            <w:r>
-              <w:rPr>
-                <w:rFonts w:ascii="Courier New" w:eastAsia="Droid Sans Fallback" w:hAnsi="Courier New" w:cs="Courier New"/>
-                <w:kern w:val="2"/>
-                <w:sz w:val="20"/>
-                <w:szCs w:val="20"/>
-                <w:lang w:val="en-US" w:eastAsia="zh-CN" w:bidi="hi-IN"/>
-              </w:rPr>
-              <w:t>position_name</w:t>
-            </w:r>
-            <w:proofErr w:type="spellEnd"/>
-            <w:r>
-              <w:rPr>
-                <w:rFonts w:ascii="Courier New" w:eastAsia="Droid Sans Fallback" w:hAnsi="Courier New" w:cs="Courier New"/>
-                <w:kern w:val="2"/>
-                <w:sz w:val="20"/>
-                <w:szCs w:val="20"/>
-                <w:lang w:val="en-US" w:eastAsia="zh-CN" w:bidi="hi-IN"/>
-              </w:rPr>
-              <w:t xml:space="preserve"> AS "</w:t>
-            </w:r>
-            <w:proofErr w:type="spellStart"/>
-            <w:r>
-              <w:rPr>
-                <w:rFonts w:ascii="Courier New" w:eastAsia="Droid Sans Fallback" w:hAnsi="Courier New" w:cs="Courier New"/>
-                <w:kern w:val="2"/>
-                <w:sz w:val="20"/>
-                <w:szCs w:val="20"/>
-                <w:lang w:val="en-US" w:eastAsia="zh-CN" w:bidi="hi-IN"/>
-              </w:rPr>
-              <w:t>Должность</w:t>
-            </w:r>
-            <w:proofErr w:type="spellEnd"/>
-            <w:r>
-              <w:rPr>
-                <w:rFonts w:ascii="Courier New" w:eastAsia="Droid Sans Fallback" w:hAnsi="Courier New" w:cs="Courier New"/>
-                <w:kern w:val="2"/>
-                <w:sz w:val="20"/>
-                <w:szCs w:val="20"/>
-                <w:lang w:val="en-US" w:eastAsia="zh-CN" w:bidi="hi-IN"/>
-              </w:rPr>
-              <w:t>",</w:t>
-            </w:r>
-          </w:p>
-          <w:p>
-            <w:pPr>
-              <w:ind w:firstLine="34"/>
-              <w:rPr>
-                <w:rFonts w:ascii="Courier New" w:eastAsia="Droid Sans Fallback" w:hAnsi="Courier New" w:cs="Courier New"/>
-                <w:kern w:val="2"/>
-                <w:sz w:val="20"/>
-                <w:szCs w:val="20"/>
-                <w:lang w:val="en-US" w:eastAsia="zh-CN" w:bidi="hi-IN"/>
-              </w:rPr>
-            </w:pPr>
-            <w:r>
-              <w:rPr>
-                <w:rFonts w:ascii="Courier New" w:eastAsia="Droid Sans Fallback" w:hAnsi="Courier New" w:cs="Courier New"/>
-                <w:kern w:val="2"/>
-                <w:sz w:val="20"/>
-                <w:szCs w:val="20"/>
-                <w:lang w:val="en-US" w:eastAsia="zh-CN" w:bidi="hi-IN"/>
-              </w:rPr>
-              <w:t xml:space="preserve">    </w:t>
-            </w:r>
-            <w:proofErr w:type="spellStart"/>
-            <w:r>
-              <w:rPr>
-                <w:rFonts w:ascii="Courier New" w:eastAsia="Droid Sans Fallback" w:hAnsi="Courier New" w:cs="Courier New"/>
-                <w:kern w:val="2"/>
-                <w:sz w:val="20"/>
-                <w:szCs w:val="20"/>
-                <w:lang w:val="en-US" w:eastAsia="zh-CN" w:bidi="hi-IN"/>
-              </w:rPr>
-              <w:t>document_month</w:t>
-            </w:r>
-            <w:proofErr w:type="spellEnd"/>
-            <w:r>
-              <w:rPr>
-                <w:rFonts w:ascii="Courier New" w:eastAsia="Droid Sans Fallback" w:hAnsi="Courier New" w:cs="Courier New"/>
-                <w:kern w:val="2"/>
-                <w:sz w:val="20"/>
-                <w:szCs w:val="20"/>
-                <w:lang w:val="en-US" w:eastAsia="zh-CN" w:bidi="hi-IN"/>
-              </w:rPr>
-              <w:t xml:space="preserve"> AS "</w:t>
-            </w:r>
-            <w:proofErr w:type="spellStart"/>
-            <w:r>
-              <w:rPr>
-                <w:rFonts w:ascii="Courier New" w:eastAsia="Droid Sans Fallback" w:hAnsi="Courier New" w:cs="Courier New"/>
-                <w:kern w:val="2"/>
-                <w:sz w:val="20"/>
-                <w:szCs w:val="20"/>
-                <w:lang w:val="en-US" w:eastAsia="zh-CN" w:bidi="hi-IN"/>
-              </w:rPr>
-              <w:t>Месяц</w:t>
-            </w:r>
-            <w:proofErr w:type="spellEnd"/>
-            <w:r>
-              <w:rPr>
-                <w:rFonts w:ascii="Courier New" w:eastAsia="Droid Sans Fallback" w:hAnsi="Courier New" w:cs="Courier New"/>
-                <w:kern w:val="2"/>
-                <w:sz w:val="20"/>
-                <w:szCs w:val="20"/>
-                <w:lang w:val="en-US" w:eastAsia="zh-CN" w:bidi="hi-IN"/>
-              </w:rPr>
-              <w:t>",</w:t>
-            </w:r>
-          </w:p>
-          <w:p>
-            <w:pPr>
-              <w:ind w:firstLine="34"/>
-              <w:rPr>
-                <w:rFonts w:ascii="Courier New" w:eastAsia="Droid Sans Fallback" w:hAnsi="Courier New" w:cs="Courier New"/>
-                <w:kern w:val="2"/>
-                <w:sz w:val="20"/>
-                <w:szCs w:val="20"/>
-                <w:lang w:val="en-US" w:eastAsia="zh-CN" w:bidi="hi-IN"/>
-              </w:rPr>
-            </w:pPr>
-            <w:r>
-              <w:rPr>
-                <w:rFonts w:ascii="Courier New" w:eastAsia="Droid Sans Fallback" w:hAnsi="Courier New" w:cs="Courier New"/>
-                <w:kern w:val="2"/>
-                <w:sz w:val="20"/>
-                <w:szCs w:val="20"/>
-                <w:lang w:val="en-US" w:eastAsia="zh-CN" w:bidi="hi-IN"/>
-              </w:rPr>
-              <w:t xml:space="preserve">    </w:t>
-            </w:r>
-            <w:proofErr w:type="spellStart"/>
-            <w:r>
-              <w:rPr>
-                <w:rFonts w:ascii="Courier New" w:eastAsia="Droid Sans Fallback" w:hAnsi="Courier New" w:cs="Courier New"/>
-                <w:kern w:val="2"/>
-                <w:sz w:val="20"/>
-                <w:szCs w:val="20"/>
-                <w:lang w:val="en-US" w:eastAsia="zh-CN" w:bidi="hi-IN"/>
-              </w:rPr>
-              <w:t>monthly_documents</w:t>
-            </w:r>
-            <w:proofErr w:type="spellEnd"/>
-            <w:r>
-              <w:rPr>
-                <w:rFonts w:ascii="Courier New" w:eastAsia="Droid Sans Fallback" w:hAnsi="Courier New" w:cs="Courier New"/>
-                <w:kern w:val="2"/>
-                <w:sz w:val="20"/>
-                <w:szCs w:val="20"/>
-                <w:lang w:val="en-US" w:eastAsia="zh-CN" w:bidi="hi-IN"/>
-              </w:rPr>
-              <w:t xml:space="preserve"> AS "</w:t>
-            </w:r>
-            <w:proofErr w:type="spellStart"/>
-            <w:r>
-              <w:rPr>
-                <w:rFonts w:ascii="Courier New" w:eastAsia="Droid Sans Fallback" w:hAnsi="Courier New" w:cs="Courier New"/>
-                <w:kern w:val="2"/>
-                <w:sz w:val="20"/>
-                <w:szCs w:val="20"/>
-                <w:lang w:val="en-US" w:eastAsia="zh-CN" w:bidi="hi-IN"/>
-              </w:rPr>
-              <w:t>Документов</w:t>
-            </w:r>
-            <w:proofErr w:type="spellEnd"/>
-            <w:r>
-              <w:rPr>
-                <w:rFonts w:ascii="Courier New" w:eastAsia="Droid Sans Fallback" w:hAnsi="Courier New" w:cs="Courier New"/>
-                <w:kern w:val="2"/>
-                <w:sz w:val="20"/>
-                <w:szCs w:val="20"/>
-                <w:lang w:val="en-US" w:eastAsia="zh-CN" w:bidi="hi-IN"/>
-              </w:rPr>
-              <w:t xml:space="preserve"> </w:t>
-            </w:r>
-            <w:proofErr w:type="spellStart"/>
-            <w:r>
-              <w:rPr>
-                <w:rFonts w:ascii="Courier New" w:eastAsia="Droid Sans Fallback" w:hAnsi="Courier New" w:cs="Courier New"/>
-                <w:kern w:val="2"/>
-                <w:sz w:val="20"/>
-                <w:szCs w:val="20"/>
-                <w:lang w:val="en-US" w:eastAsia="zh-CN" w:bidi="hi-IN"/>
-              </w:rPr>
-              <w:t>за</w:t>
-            </w:r>
-            <w:proofErr w:type="spellEnd"/>
-            <w:r>
-              <w:rPr>
-                <w:rFonts w:ascii="Courier New" w:eastAsia="Droid Sans Fallback" w:hAnsi="Courier New" w:cs="Courier New"/>
-                <w:kern w:val="2"/>
-                <w:sz w:val="20"/>
-                <w:szCs w:val="20"/>
-                <w:lang w:val="en-US" w:eastAsia="zh-CN" w:bidi="hi-IN"/>
-              </w:rPr>
-              <w:t xml:space="preserve"> </w:t>
-            </w:r>
-            <w:proofErr w:type="spellStart"/>
-            <w:r>
-              <w:rPr>
-                <w:rFonts w:ascii="Courier New" w:eastAsia="Droid Sans Fallback" w:hAnsi="Courier New" w:cs="Courier New"/>
-                <w:kern w:val="2"/>
-                <w:sz w:val="20"/>
-                <w:szCs w:val="20"/>
-                <w:lang w:val="en-US" w:eastAsia="zh-CN" w:bidi="hi-IN"/>
-              </w:rPr>
-              <w:t>месяц</w:t>
-            </w:r>
-            <w:proofErr w:type="spellEnd"/>
-            <w:r>
-              <w:rPr>
-                <w:rFonts w:ascii="Courier New" w:eastAsia="Droid Sans Fallback" w:hAnsi="Courier New" w:cs="Courier New"/>
-                <w:kern w:val="2"/>
-                <w:sz w:val="20"/>
-                <w:szCs w:val="20"/>
-                <w:lang w:val="en-US" w:eastAsia="zh-CN" w:bidi="hi-IN"/>
-              </w:rPr>
-              <w:t>",</w:t>
-            </w:r>
-          </w:p>
-          <w:p>
-            <w:pPr>
-              <w:ind w:firstLine="34"/>
-              <w:rPr>
-                <w:rFonts w:ascii="Courier New" w:eastAsia="Droid Sans Fallback" w:hAnsi="Courier New" w:cs="Courier New"/>
-                <w:kern w:val="2"/>
-                <w:sz w:val="20"/>
-                <w:szCs w:val="20"/>
-                <w:lang w:val="en-US" w:eastAsia="zh-CN" w:bidi="hi-IN"/>
-              </w:rPr>
-            </w:pPr>
-            <w:r>
-              <w:rPr>
-                <w:rFonts w:ascii="Courier New" w:eastAsia="Droid Sans Fallback" w:hAnsi="Courier New" w:cs="Courier New"/>
-                <w:kern w:val="2"/>
-                <w:sz w:val="20"/>
-                <w:szCs w:val="20"/>
-                <w:lang w:val="en-US" w:eastAsia="zh-CN" w:bidi="hi-IN"/>
-              </w:rPr>
-              <w:t xml:space="preserve">    SUM(</w:t>
-            </w:r>
-            <w:proofErr w:type="spellStart"/>
-            <w:r>
-              <w:rPr>
-                <w:rFonts w:ascii="Courier New" w:eastAsia="Droid Sans Fallback" w:hAnsi="Courier New" w:cs="Courier New"/>
-                <w:kern w:val="2"/>
-                <w:sz w:val="20"/>
-                <w:szCs w:val="20"/>
-                <w:lang w:val="en-US" w:eastAsia="zh-CN" w:bidi="hi-IN"/>
-              </w:rPr>
-              <w:t>monthly_documents</w:t>
-            </w:r>
-            <w:proofErr w:type="spellEnd"/>
-            <w:r>
-              <w:rPr>
-                <w:rFonts w:ascii="Courier New" w:eastAsia="Droid Sans Fallback" w:hAnsi="Courier New" w:cs="Courier New"/>
-                <w:kern w:val="2"/>
-                <w:sz w:val="20"/>
-                <w:szCs w:val="20"/>
-                <w:lang w:val="en-US" w:eastAsia="zh-CN" w:bidi="hi-IN"/>
-              </w:rPr>
-              <w:t>) OVER (</w:t>
-            </w:r>
-          </w:p>
-          <w:p>
-            <w:pPr>
-              <w:ind w:firstLine="34"/>
-              <w:rPr>
-                <w:rFonts w:ascii="Courier New" w:eastAsia="Droid Sans Fallback" w:hAnsi="Courier New" w:cs="Courier New"/>
-                <w:kern w:val="2"/>
-                <w:sz w:val="20"/>
-                <w:szCs w:val="20"/>
-                <w:lang w:val="en-US" w:eastAsia="zh-CN" w:bidi="hi-IN"/>
-              </w:rPr>
-            </w:pPr>
-            <w:r>
-              <w:rPr>
-                <w:rFonts w:ascii="Courier New" w:eastAsia="Droid Sans Fallback" w:hAnsi="Courier New" w:cs="Courier New"/>
-                <w:kern w:val="2"/>
-                <w:sz w:val="20"/>
-                <w:szCs w:val="20"/>
-                <w:lang w:val="en-US" w:eastAsia="zh-CN" w:bidi="hi-IN"/>
-              </w:rPr>
-              <w:t xml:space="preserve">        PARTITION BY </w:t>
-            </w:r>
-            <w:proofErr w:type="spellStart"/>
-            <w:r>
-              <w:rPr>
-                <w:rFonts w:ascii="Courier New" w:eastAsia="Droid Sans Fallback" w:hAnsi="Courier New" w:cs="Courier New"/>
-                <w:kern w:val="2"/>
-                <w:sz w:val="20"/>
-                <w:szCs w:val="20"/>
-                <w:lang w:val="en-US" w:eastAsia="zh-CN" w:bidi="hi-IN"/>
-              </w:rPr>
-              <w:t>position_name</w:t>
-            </w:r>
-            <w:proofErr w:type="spellEnd"/>
-          </w:p>
-          <w:p>
-            <w:pPr>
-              <w:ind w:firstLine="34"/>
-              <w:rPr>
-                <w:rFonts w:ascii="Courier New" w:eastAsia="Droid Sans Fallback" w:hAnsi="Courier New" w:cs="Courier New"/>
-                <w:kern w:val="2"/>
-                <w:sz w:val="20"/>
-                <w:szCs w:val="20"/>
-                <w:lang w:val="en-US" w:eastAsia="zh-CN" w:bidi="hi-IN"/>
-              </w:rPr>
-            </w:pPr>
-            <w:r>
-              <w:rPr>
-                <w:rFonts w:ascii="Courier New" w:eastAsia="Droid Sans Fallback" w:hAnsi="Courier New" w:cs="Courier New"/>
-                <w:kern w:val="2"/>
-                <w:sz w:val="20"/>
-                <w:szCs w:val="20"/>
-                <w:lang w:val="en-US" w:eastAsia="zh-CN" w:bidi="hi-IN"/>
-              </w:rPr>
-              <w:t xml:space="preserve">        ORDER BY </w:t>
-            </w:r>
-            <w:proofErr w:type="spellStart"/>
-            <w:r>
-              <w:rPr>
-                <w:rFonts w:ascii="Courier New" w:eastAsia="Droid Sans Fallback" w:hAnsi="Courier New" w:cs="Courier New"/>
-                <w:kern w:val="2"/>
-                <w:sz w:val="20"/>
-                <w:szCs w:val="20"/>
-                <w:lang w:val="en-US" w:eastAsia="zh-CN" w:bidi="hi-IN"/>
-              </w:rPr>
-              <w:t>document_month</w:t>
-            </w:r>
-            <w:proofErr w:type="spellEnd"/>
-          </w:p>
-          <w:p>
-            <w:pPr>
-              <w:ind w:firstLine="34"/>
-              <w:rPr>
-                <w:rFonts w:ascii="Courier New" w:eastAsia="Droid Sans Fallback" w:hAnsi="Courier New" w:cs="Courier New"/>
-                <w:kern w:val="2"/>
-                <w:sz w:val="20"/>
-                <w:szCs w:val="20"/>
-                <w:lang w:val="en-US" w:eastAsia="zh-CN" w:bidi="hi-IN"/>
-              </w:rPr>
-            </w:pPr>
-            <w:r>
-              <w:rPr>
-                <w:rFonts w:ascii="Courier New" w:eastAsia="Droid Sans Fallback" w:hAnsi="Courier New" w:cs="Courier New"/>
-                <w:kern w:val="2"/>
-                <w:sz w:val="20"/>
-                <w:szCs w:val="20"/>
-                <w:lang w:val="en-US" w:eastAsia="zh-CN" w:bidi="hi-IN"/>
-              </w:rPr>
-              <w:t xml:space="preserve">    ) AS "</w:t>
-            </w:r>
-            <w:proofErr w:type="spellStart"/>
-            <w:r>
-              <w:rPr>
-                <w:rFonts w:ascii="Courier New" w:eastAsia="Droid Sans Fallback" w:hAnsi="Courier New" w:cs="Courier New"/>
-                <w:kern w:val="2"/>
-                <w:sz w:val="20"/>
-                <w:szCs w:val="20"/>
-                <w:lang w:val="en-US" w:eastAsia="zh-CN" w:bidi="hi-IN"/>
-              </w:rPr>
-              <w:t>Нарастающий</w:t>
-            </w:r>
-            <w:proofErr w:type="spellEnd"/>
-            <w:r>
-              <w:rPr>
-                <w:rFonts w:ascii="Courier New" w:eastAsia="Droid Sans Fallback" w:hAnsi="Courier New" w:cs="Courier New"/>
-                <w:kern w:val="2"/>
-                <w:sz w:val="20"/>
-                <w:szCs w:val="20"/>
-                <w:lang w:val="en-US" w:eastAsia="zh-CN" w:bidi="hi-IN"/>
-              </w:rPr>
-              <w:t xml:space="preserve"> </w:t>
-            </w:r>
-            <w:proofErr w:type="spellStart"/>
-            <w:r>
-              <w:rPr>
-                <w:rFonts w:ascii="Courier New" w:eastAsia="Droid Sans Fallback" w:hAnsi="Courier New" w:cs="Courier New"/>
-                <w:kern w:val="2"/>
-                <w:sz w:val="20"/>
-                <w:szCs w:val="20"/>
-                <w:lang w:val="en-US" w:eastAsia="zh-CN" w:bidi="hi-IN"/>
-              </w:rPr>
-              <w:t>итог</w:t>
-            </w:r>
-            <w:proofErr w:type="spellEnd"/>
-            <w:r>
-              <w:rPr>
-                <w:rFonts w:ascii="Courier New" w:eastAsia="Droid Sans Fallback" w:hAnsi="Courier New" w:cs="Courier New"/>
-                <w:kern w:val="2"/>
-                <w:sz w:val="20"/>
-                <w:szCs w:val="20"/>
-                <w:lang w:val="en-US" w:eastAsia="zh-CN" w:bidi="hi-IN"/>
-              </w:rPr>
-              <w:t>"</w:t>
+              <w:t xml:space="preserve">    position_name AS "Должность",</w:t>
+            </w:r>
+          </w:p>
+          <w:p>
+            <w:pPr>
+              <w:ind w:firstLine="34"/>
+              <w:rPr>
+                <w:rFonts w:ascii="Courier New" w:eastAsia="Droid Sans Fallback" w:hAnsi="Courier New" w:cs="Courier New"/>
+                <w:kern w:val="2"/>
+                <w:sz w:val="20"/>
+                <w:szCs w:val="20"/>
+                <w:lang w:val="en-US" w:eastAsia="zh-CN" w:bidi="hi-IN"/>
+              </w:rPr>
+            </w:pPr>
+            <w:r>
+              <w:rPr>
+                <w:rFonts w:ascii="Courier New" w:eastAsia="Droid Sans Fallback" w:hAnsi="Courier New" w:cs="Courier New"/>
+                <w:kern w:val="2"/>
+                <w:sz w:val="20"/>
+                <w:szCs w:val="20"/>
+                <w:lang w:val="en-US" w:eastAsia="zh-CN" w:bidi="hi-IN"/>
+              </w:rPr>
+              <w:t xml:space="preserve">    document_month AS "Месяц",</w:t>
+            </w:r>
+          </w:p>
+          <w:p>
+            <w:pPr>
+              <w:ind w:firstLine="34"/>
+              <w:rPr>
+                <w:rFonts w:ascii="Courier New" w:eastAsia="Droid Sans Fallback" w:hAnsi="Courier New" w:cs="Courier New"/>
+                <w:kern w:val="2"/>
+                <w:sz w:val="20"/>
+                <w:szCs w:val="20"/>
+                <w:lang w:val="en-US" w:eastAsia="zh-CN" w:bidi="hi-IN"/>
+              </w:rPr>
+            </w:pPr>
+            <w:r>
+              <w:rPr>
+                <w:rFonts w:ascii="Courier New" w:eastAsia="Droid Sans Fallback" w:hAnsi="Courier New" w:cs="Courier New"/>
+                <w:kern w:val="2"/>
+                <w:sz w:val="20"/>
+                <w:szCs w:val="20"/>
+                <w:lang w:val="en-US" w:eastAsia="zh-CN" w:bidi="hi-IN"/>
+              </w:rPr>
+              <w:t xml:space="preserve">    monthly_documents AS "Документов за месяц",</w:t>
+            </w:r>
+          </w:p>
+          <w:p>
+            <w:pPr>
+              <w:ind w:firstLine="34"/>
+              <w:rPr>
+                <w:rFonts w:ascii="Courier New" w:eastAsia="Droid Sans Fallback" w:hAnsi="Courier New" w:cs="Courier New"/>
+                <w:kern w:val="2"/>
+                <w:sz w:val="20"/>
+                <w:szCs w:val="20"/>
+                <w:lang w:val="en-US" w:eastAsia="zh-CN" w:bidi="hi-IN"/>
+              </w:rPr>
+            </w:pPr>
+            <w:r>
+              <w:rPr>
+                <w:rFonts w:ascii="Courier New" w:eastAsia="Droid Sans Fallback" w:hAnsi="Courier New" w:cs="Courier New"/>
+                <w:kern w:val="2"/>
+                <w:sz w:val="20"/>
+                <w:szCs w:val="20"/>
+                <w:lang w:val="en-US" w:eastAsia="zh-CN" w:bidi="hi-IN"/>
+              </w:rPr>
+              <w:t xml:space="preserve">    SUM(monthly_documents) OVER (</w:t>
+            </w:r>
+          </w:p>
+          <w:p>
+            <w:pPr>
+              <w:ind w:firstLine="34"/>
+              <w:rPr>
+                <w:rFonts w:ascii="Courier New" w:eastAsia="Droid Sans Fallback" w:hAnsi="Courier New" w:cs="Courier New"/>
+                <w:kern w:val="2"/>
+                <w:sz w:val="20"/>
+                <w:szCs w:val="20"/>
+                <w:lang w:val="en-US" w:eastAsia="zh-CN" w:bidi="hi-IN"/>
+              </w:rPr>
+            </w:pPr>
+            <w:r>
+              <w:rPr>
+                <w:rFonts w:ascii="Courier New" w:eastAsia="Droid Sans Fallback" w:hAnsi="Courier New" w:cs="Courier New"/>
+                <w:kern w:val="2"/>
+                <w:sz w:val="20"/>
+                <w:szCs w:val="20"/>
+                <w:lang w:val="en-US" w:eastAsia="zh-CN" w:bidi="hi-IN"/>
+              </w:rPr>
+              <w:t xml:space="preserve">        PARTITION BY position_name</w:t>
+            </w:r>
+          </w:p>
+          <w:p>
+            <w:pPr>
+              <w:ind w:firstLine="34"/>
+              <w:rPr>
+                <w:rFonts w:ascii="Courier New" w:eastAsia="Droid Sans Fallback" w:hAnsi="Courier New" w:cs="Courier New"/>
+                <w:kern w:val="2"/>
+                <w:sz w:val="20"/>
+                <w:szCs w:val="20"/>
+                <w:lang w:val="en-US" w:eastAsia="zh-CN" w:bidi="hi-IN"/>
+              </w:rPr>
+            </w:pPr>
+            <w:r>
+              <w:rPr>
+                <w:rFonts w:ascii="Courier New" w:eastAsia="Droid Sans Fallback" w:hAnsi="Courier New" w:cs="Courier New"/>
+                <w:kern w:val="2"/>
+                <w:sz w:val="20"/>
+                <w:szCs w:val="20"/>
+                <w:lang w:val="en-US" w:eastAsia="zh-CN" w:bidi="hi-IN"/>
+              </w:rPr>
+              <w:t xml:space="preserve">        ORDER BY document_month</w:t>
+            </w:r>
+          </w:p>
+          <w:p>
+            <w:pPr>
+              <w:ind w:firstLine="34"/>
+              <w:rPr>
+                <w:rFonts w:ascii="Courier New" w:eastAsia="Droid Sans Fallback" w:hAnsi="Courier New" w:cs="Courier New"/>
+                <w:kern w:val="2"/>
+                <w:sz w:val="20"/>
+                <w:szCs w:val="20"/>
+                <w:lang w:val="en-US" w:eastAsia="zh-CN" w:bidi="hi-IN"/>
+              </w:rPr>
+            </w:pPr>
+            <w:r>
+              <w:rPr>
+                <w:rFonts w:ascii="Courier New" w:eastAsia="Droid Sans Fallback" w:hAnsi="Courier New" w:cs="Courier New"/>
+                <w:kern w:val="2"/>
+                <w:sz w:val="20"/>
+                <w:szCs w:val="20"/>
+                <w:lang w:val="en-US" w:eastAsia="zh-CN" w:bidi="hi-IN"/>
+              </w:rPr>
+              <w:t xml:space="preserve">    ) AS "Нарастающий итог"</w:t>
             </w:r>
           </w:p>
           <w:p>
@@ -5954,51 +4748,7 @@
                 <w:szCs w:val="20"/>
                 <w:lang w:val="en-US" w:eastAsia="zh-CN" w:bidi="hi-IN"/>
               </w:rPr>
-              <w:t xml:space="preserve">    </w:t>
-            </w:r>
-            <w:proofErr w:type="spellStart"/>
-            <w:r>
-              <w:rPr>
-                <w:rFonts w:ascii="Courier New" w:eastAsia="Droid Sans Fallback" w:hAnsi="Courier New" w:cs="Courier New"/>
-                <w:kern w:val="2"/>
-                <w:sz w:val="20"/>
-                <w:szCs w:val="20"/>
-                <w:lang w:val="en-US" w:eastAsia="zh-CN" w:bidi="hi-IN"/>
-              </w:rPr>
-              <w:t>position_name</w:t>
-            </w:r>
-            <w:proofErr w:type="spellEnd"/>
-            <w:r>
-              <w:rPr>
-                <w:rFonts w:ascii="Courier New" w:eastAsia="Droid Sans Fallback" w:hAnsi="Courier New" w:cs="Courier New"/>
-                <w:kern w:val="2"/>
-                <w:sz w:val="20"/>
-                <w:szCs w:val="20"/>
-                <w:lang w:val="en-US" w:eastAsia="zh-CN" w:bidi="hi-IN"/>
-              </w:rPr>
-              <w:t xml:space="preserve">, </w:t>
-            </w:r>
-            <w:proofErr w:type="spellStart"/>
-            <w:r>
-              <w:rPr>
-                <w:rFonts w:ascii="Courier New" w:eastAsia="Droid Sans Fallback" w:hAnsi="Courier New" w:cs="Courier New"/>
-                <w:kern w:val="2"/>
-                <w:sz w:val="20"/>
-                <w:szCs w:val="20"/>
-                <w:lang w:val="en-US" w:eastAsia="zh-CN" w:bidi="hi-IN"/>
-              </w:rPr>
-              <w:t>document_month</w:t>
-            </w:r>
-            <w:proofErr w:type="spellEnd"/>
-            <w:r>
-              <w:rPr>
-                <w:rFonts w:ascii="Courier New" w:eastAsia="Droid Sans Fallback" w:hAnsi="Courier New" w:cs="Courier New"/>
-                <w:kern w:val="2"/>
-                <w:sz w:val="20"/>
-                <w:szCs w:val="20"/>
-                <w:lang w:val="en-US" w:eastAsia="zh-CN" w:bidi="hi-IN"/>
-              </w:rPr>
-              <w:t>;</w:t>
+              <w:t xml:space="preserve">    position_name, document_month;</w:t>
             </w:r>
           </w:p>
         </w:tc>
@@ -6221,117 +4971,7 @@
           <w:szCs w:val="28"/>
           <w:lang w:eastAsia="zh-CN" w:bidi="hi-IN"/>
         </w:rPr>
-        <w:t>LAG(</w:t>
-      </w:r>
-      <w:proofErr w:type="spellStart"/>
-      <w:r>
-        <w:rPr>
-          <w:rFonts w:eastAsia="Droid Sans Fallback"/>
-          <w:kern w:val="2"/>
-          <w:sz w:val="28"/>
-          <w:szCs w:val="28"/>
-          <w:lang w:eastAsia="zh-CN" w:bidi="hi-IN"/>
-        </w:rPr>
-        <w:t>column</w:t>
-      </w:r>
-      <w:proofErr w:type="spellEnd"/>
-      <w:r>
-        <w:rPr>
-          <w:rFonts w:eastAsia="Droid Sans Fallback"/>
-          <w:kern w:val="2"/>
-          <w:sz w:val="28"/>
-          <w:szCs w:val="28"/>
-          <w:lang w:eastAsia="zh-CN" w:bidi="hi-IN"/>
-        </w:rPr>
-        <w:t xml:space="preserve">, </w:t>
-      </w:r>
-      <w:proofErr w:type="spellStart"/>
-      <w:r>
-        <w:rPr>
-          <w:rFonts w:eastAsia="Droid Sans Fallback"/>
-          <w:kern w:val="2"/>
-          <w:sz w:val="28"/>
-          <w:szCs w:val="28"/>
-          <w:lang w:eastAsia="zh-CN" w:bidi="hi-IN"/>
-        </w:rPr>
-        <w:t>offset</w:t>
-      </w:r>
-      <w:proofErr w:type="spellEnd"/>
-      <w:r>
-        <w:rPr>
-          <w:rFonts w:eastAsia="Droid Sans Fallback"/>
-          <w:kern w:val="2"/>
-          <w:sz w:val="28"/>
-          <w:szCs w:val="28"/>
-          <w:lang w:eastAsia="zh-CN" w:bidi="hi-IN"/>
-        </w:rPr>
-        <w:t xml:space="preserve">, </w:t>
-      </w:r>
-      <w:proofErr w:type="spellStart"/>
-      <w:r>
-        <w:rPr>
-          <w:rFonts w:eastAsia="Droid Sans Fallback"/>
-          <w:kern w:val="2"/>
-          <w:sz w:val="28"/>
-          <w:szCs w:val="28"/>
-          <w:lang w:eastAsia="zh-CN" w:bidi="hi-IN"/>
-        </w:rPr>
-        <w:t>default</w:t>
-      </w:r>
-      <w:proofErr w:type="spellEnd"/>
-      <w:r>
-        <w:rPr>
-          <w:rFonts w:eastAsia="Droid Sans Fallback"/>
-          <w:kern w:val="2"/>
-          <w:sz w:val="28"/>
-          <w:szCs w:val="28"/>
-          <w:lang w:eastAsia="zh-CN" w:bidi="hi-IN"/>
-        </w:rPr>
-        <w:t xml:space="preserve">): возвращает значение из столбца </w:t>
-      </w:r>
-      <w:proofErr w:type="spellStart"/>
-      <w:r>
-        <w:rPr>
-          <w:rFonts w:eastAsia="Droid Sans Fallback"/>
-          <w:kern w:val="2"/>
-          <w:sz w:val="28"/>
-          <w:szCs w:val="28"/>
-          <w:lang w:eastAsia="zh-CN" w:bidi="hi-IN"/>
-        </w:rPr>
-        <w:t>column</w:t>
-      </w:r>
-      <w:proofErr w:type="spellEnd"/>
-      <w:r>
-        <w:rPr>
-          <w:rFonts w:eastAsia="Droid Sans Fallback"/>
-          <w:kern w:val="2"/>
-          <w:sz w:val="28"/>
-          <w:szCs w:val="28"/>
-          <w:lang w:eastAsia="zh-CN" w:bidi="hi-IN"/>
-        </w:rPr>
-        <w:t xml:space="preserve"> строки, которая находится на </w:t>
-      </w:r>
-      <w:proofErr w:type="spellStart"/>
-      <w:r>
-        <w:rPr>
-          <w:rFonts w:eastAsia="Droid Sans Fallback"/>
-          <w:kern w:val="2"/>
-          <w:sz w:val="28"/>
-          <w:szCs w:val="28"/>
-          <w:lang w:eastAsia="zh-CN" w:bidi="hi-IN"/>
-        </w:rPr>
-        <w:t>offset</w:t>
-      </w:r>
-      <w:proofErr w:type="spellEnd"/>
-      <w:r>
-        <w:rPr>
-          <w:rFonts w:eastAsia="Droid Sans Fallback"/>
-          <w:kern w:val="2"/>
-          <w:sz w:val="28"/>
-          <w:szCs w:val="28"/>
-          <w:lang w:eastAsia="zh-CN" w:bidi="hi-IN"/>
-        </w:rPr>
-        <w:t xml:space="preserve"> позиций раньше текущей.</w:t>
+        <w:t>LAG(column, offset, default): возвращает значение из столбца column строки, которая находится на offset позиций раньше текущей.</w:t>
       </w:r>
     </w:p>
     <w:p>
@@ -6364,117 +5004,7 @@
           <w:szCs w:val="28"/>
           <w:lang w:eastAsia="zh-CN" w:bidi="hi-IN"/>
         </w:rPr>
-        <w:t>LEAD(</w:t>
-      </w:r>
-      <w:proofErr w:type="spellStart"/>
-      <w:r>
-        <w:rPr>
-          <w:rFonts w:eastAsia="Droid Sans Fallback"/>
-          <w:kern w:val="2"/>
-          <w:sz w:val="28"/>
-          <w:szCs w:val="28"/>
-          <w:lang w:eastAsia="zh-CN" w:bidi="hi-IN"/>
-        </w:rPr>
-        <w:t>column</w:t>
-      </w:r>
-      <w:proofErr w:type="spellEnd"/>
-      <w:r>
-        <w:rPr>
-          <w:rFonts w:eastAsia="Droid Sans Fallback"/>
-          <w:kern w:val="2"/>
-          <w:sz w:val="28"/>
-          <w:szCs w:val="28"/>
-          <w:lang w:eastAsia="zh-CN" w:bidi="hi-IN"/>
-        </w:rPr>
-        <w:t xml:space="preserve">, </w:t>
-      </w:r>
-      <w:proofErr w:type="spellStart"/>
-      <w:r>
-        <w:rPr>
-          <w:rFonts w:eastAsia="Droid Sans Fallback"/>
-          <w:kern w:val="2"/>
-          <w:sz w:val="28"/>
-          <w:szCs w:val="28"/>
-          <w:lang w:eastAsia="zh-CN" w:bidi="hi-IN"/>
-        </w:rPr>
-        <w:t>offset</w:t>
-      </w:r>
-      <w:proofErr w:type="spellEnd"/>
-      <w:r>
-        <w:rPr>
-          <w:rFonts w:eastAsia="Droid Sans Fallback"/>
-          <w:kern w:val="2"/>
-          <w:sz w:val="28"/>
-          <w:szCs w:val="28"/>
-          <w:lang w:eastAsia="zh-CN" w:bidi="hi-IN"/>
-        </w:rPr>
-        <w:t xml:space="preserve">, </w:t>
-      </w:r>
-      <w:proofErr w:type="spellStart"/>
-      <w:r>
-        <w:rPr>
-          <w:rFonts w:eastAsia="Droid Sans Fallback"/>
-          <w:kern w:val="2"/>
-          <w:sz w:val="28"/>
-          <w:szCs w:val="28"/>
-          <w:lang w:eastAsia="zh-CN" w:bidi="hi-IN"/>
-        </w:rPr>
-        <w:t>default</w:t>
-      </w:r>
-      <w:proofErr w:type="spellEnd"/>
-      <w:r>
-        <w:rPr>
-          <w:rFonts w:eastAsia="Droid Sans Fallback"/>
-          <w:kern w:val="2"/>
-          <w:sz w:val="28"/>
-          <w:szCs w:val="28"/>
-          <w:lang w:eastAsia="zh-CN" w:bidi="hi-IN"/>
-        </w:rPr>
-        <w:t xml:space="preserve">): возвращает значение из столбца </w:t>
-      </w:r>
-      <w:proofErr w:type="spellStart"/>
-      <w:r>
-        <w:rPr>
-          <w:rFonts w:eastAsia="Droid Sans Fallback"/>
-          <w:kern w:val="2"/>
-          <w:sz w:val="28"/>
-          <w:szCs w:val="28"/>
-          <w:lang w:eastAsia="zh-CN" w:bidi="hi-IN"/>
-        </w:rPr>
-        <w:t>column</w:t>
-      </w:r>
-      <w:proofErr w:type="spellEnd"/>
-      <w:r>
-        <w:rPr>
-          <w:rFonts w:eastAsia="Droid Sans Fallback"/>
-          <w:kern w:val="2"/>
-          <w:sz w:val="28"/>
-          <w:szCs w:val="28"/>
-          <w:lang w:eastAsia="zh-CN" w:bidi="hi-IN"/>
-        </w:rPr>
-        <w:t xml:space="preserve"> строки, которая находится на </w:t>
-      </w:r>
-      <w:proofErr w:type="spellStart"/>
-      <w:r>
-        <w:rPr>
-          <w:rFonts w:eastAsia="Droid Sans Fallback"/>
-          <w:kern w:val="2"/>
-          <w:sz w:val="28"/>
-          <w:szCs w:val="28"/>
-          <w:lang w:eastAsia="zh-CN" w:bidi="hi-IN"/>
-        </w:rPr>
-        <w:t>offset</w:t>
-      </w:r>
-      <w:proofErr w:type="spellEnd"/>
-      <w:r>
-        <w:rPr>
-          <w:rFonts w:eastAsia="Droid Sans Fallback"/>
-          <w:kern w:val="2"/>
-          <w:sz w:val="28"/>
-          <w:szCs w:val="28"/>
-          <w:lang w:eastAsia="zh-CN" w:bidi="hi-IN"/>
-        </w:rPr>
-        <w:t xml:space="preserve"> позиций позже текущей.</w:t>
+        <w:t>LEAD(column, offset, default): возвращает значение из столбца column строки, которая находится на offset позиций позже текущей.</w:t>
       </w:r>
     </w:p>
     <w:p>
@@ -6503,51 +5033,7 @@
           <w:szCs w:val="28"/>
           <w:lang w:eastAsia="zh-CN" w:bidi="hi-IN"/>
         </w:rPr>
-        <w:t xml:space="preserve">Здесь: </w:t>
-      </w:r>
-      <w:proofErr w:type="spellStart"/>
-      <w:r>
-        <w:rPr>
-          <w:rFonts w:eastAsia="Droid Sans Fallback"/>
-          <w:kern w:val="2"/>
-          <w:sz w:val="28"/>
-          <w:szCs w:val="28"/>
-          <w:lang w:eastAsia="zh-CN" w:bidi="hi-IN"/>
-        </w:rPr>
-        <w:t>offset</w:t>
-      </w:r>
-      <w:proofErr w:type="spellEnd"/>
-      <w:r>
-        <w:rPr>
-          <w:rFonts w:eastAsia="Droid Sans Fallback"/>
-          <w:kern w:val="2"/>
-          <w:sz w:val="28"/>
-          <w:szCs w:val="28"/>
-          <w:lang w:eastAsia="zh-CN" w:bidi="hi-IN"/>
-        </w:rPr>
-        <w:t xml:space="preserve"> — смещение, по умолчанию равно 1. </w:t>
-      </w:r>
-      <w:proofErr w:type="spellStart"/>
-      <w:r>
-        <w:rPr>
-          <w:rFonts w:eastAsia="Droid Sans Fallback"/>
-          <w:kern w:val="2"/>
-          <w:sz w:val="28"/>
-          <w:szCs w:val="28"/>
-          <w:lang w:eastAsia="zh-CN" w:bidi="hi-IN"/>
-        </w:rPr>
-        <w:t>default</w:t>
-      </w:r>
-      <w:proofErr w:type="spellEnd"/>
-      <w:r>
-        <w:rPr>
-          <w:rFonts w:eastAsia="Droid Sans Fallback"/>
-          <w:kern w:val="2"/>
-          <w:sz w:val="28"/>
-          <w:szCs w:val="28"/>
-          <w:lang w:eastAsia="zh-CN" w:bidi="hi-IN"/>
-        </w:rPr>
-        <w:t xml:space="preserve"> — это значение, которое будет возвращено, если смещенная строка выходит за пределы окна (например, для первой строки нет предыдущей).</w:t>
+        <w:t>Здесь: offset — смещение, по умолчанию равно 1. default — это значение, которое будет возвращено, если смещенная строка выходит за пределы окна (например, для первой строки нет предыдущей).</w:t>
       </w:r>
     </w:p>
     <w:p>
@@ -6669,108 +5155,30 @@
                 <w:szCs w:val="20"/>
                 <w:lang w:val="en-US" w:eastAsia="zh-CN" w:bidi="hi-IN"/>
               </w:rPr>
-              <w:t xml:space="preserve">        DATE_TRUNC('month', </w:t>
-            </w:r>
-            <w:proofErr w:type="spellStart"/>
-            <w:r>
-              <w:rPr>
-                <w:rFonts w:ascii="Courier New" w:eastAsia="Droid Sans Fallback" w:hAnsi="Courier New" w:cs="Courier New"/>
-                <w:kern w:val="2"/>
-                <w:sz w:val="20"/>
-                <w:szCs w:val="20"/>
-                <w:lang w:val="en-US" w:eastAsia="zh-CN" w:bidi="hi-IN"/>
-              </w:rPr>
-              <w:t>a.date</w:t>
-            </w:r>
-            <w:proofErr w:type="spellEnd"/>
-            <w:r>
-              <w:rPr>
-                <w:rFonts w:ascii="Courier New" w:eastAsia="Droid Sans Fallback" w:hAnsi="Courier New" w:cs="Courier New"/>
-                <w:kern w:val="2"/>
-                <w:sz w:val="20"/>
-                <w:szCs w:val="20"/>
-                <w:lang w:val="en-US" w:eastAsia="zh-CN" w:bidi="hi-IN"/>
-              </w:rPr>
-              <w:t xml:space="preserve">)::DATE AS </w:t>
-            </w:r>
-            <w:proofErr w:type="spellStart"/>
-            <w:r>
-              <w:rPr>
-                <w:rFonts w:ascii="Courier New" w:eastAsia="Droid Sans Fallback" w:hAnsi="Courier New" w:cs="Courier New"/>
-                <w:kern w:val="2"/>
-                <w:sz w:val="20"/>
-                <w:szCs w:val="20"/>
-                <w:lang w:val="en-US" w:eastAsia="zh-CN" w:bidi="hi-IN"/>
-              </w:rPr>
-              <w:t>document_month</w:t>
-            </w:r>
-            <w:proofErr w:type="spellEnd"/>
-            <w:r>
-              <w:rPr>
-                <w:rFonts w:ascii="Courier New" w:eastAsia="Droid Sans Fallback" w:hAnsi="Courier New" w:cs="Courier New"/>
-                <w:kern w:val="2"/>
-                <w:sz w:val="20"/>
-                <w:szCs w:val="20"/>
-                <w:lang w:val="en-US" w:eastAsia="zh-CN" w:bidi="hi-IN"/>
-              </w:rPr>
-              <w:t>,</w:t>
-            </w:r>
-          </w:p>
-          <w:p>
-            <w:pPr>
-              <w:ind w:firstLine="34"/>
-              <w:rPr>
-                <w:rFonts w:ascii="Courier New" w:eastAsia="Droid Sans Fallback" w:hAnsi="Courier New" w:cs="Courier New"/>
-                <w:kern w:val="2"/>
-                <w:sz w:val="20"/>
-                <w:szCs w:val="20"/>
-                <w:lang w:val="en-US" w:eastAsia="zh-CN" w:bidi="hi-IN"/>
-              </w:rPr>
-            </w:pPr>
-            <w:r>
-              <w:rPr>
-                <w:rFonts w:ascii="Courier New" w:eastAsia="Droid Sans Fallback" w:hAnsi="Courier New" w:cs="Courier New"/>
-                <w:kern w:val="2"/>
-                <w:sz w:val="20"/>
-                <w:szCs w:val="20"/>
-                <w:lang w:val="en-US" w:eastAsia="zh-CN" w:bidi="hi-IN"/>
-              </w:rPr>
-              <w:t xml:space="preserve">        COUNT(</w:t>
-            </w:r>
-            <w:proofErr w:type="spellStart"/>
-            <w:r>
-              <w:rPr>
-                <w:rFonts w:ascii="Courier New" w:eastAsia="Droid Sans Fallback" w:hAnsi="Courier New" w:cs="Courier New"/>
-                <w:kern w:val="2"/>
-                <w:sz w:val="20"/>
-                <w:szCs w:val="20"/>
-                <w:lang w:val="en-US" w:eastAsia="zh-CN" w:bidi="hi-IN"/>
-              </w:rPr>
-              <w:t>a.id_document</w:t>
-            </w:r>
-            <w:proofErr w:type="spellEnd"/>
-            <w:r>
-              <w:rPr>
-                <w:rFonts w:ascii="Courier New" w:eastAsia="Droid Sans Fallback" w:hAnsi="Courier New" w:cs="Courier New"/>
-                <w:kern w:val="2"/>
-                <w:sz w:val="20"/>
-                <w:szCs w:val="20"/>
-                <w:lang w:val="en-US" w:eastAsia="zh-CN" w:bidi="hi-IN"/>
-              </w:rPr>
-              <w:t xml:space="preserve">) AS </w:t>
-            </w:r>
-            <w:proofErr w:type="spellStart"/>
-            <w:r>
-              <w:rPr>
-                <w:rFonts w:ascii="Courier New" w:eastAsia="Droid Sans Fallback" w:hAnsi="Courier New" w:cs="Courier New"/>
-                <w:kern w:val="2"/>
-                <w:sz w:val="20"/>
-                <w:szCs w:val="20"/>
-                <w:lang w:val="en-US" w:eastAsia="zh-CN" w:bidi="hi-IN"/>
-              </w:rPr>
-              <w:t>total_documents</w:t>
-            </w:r>
-            <w:proofErr w:type="spellEnd"/>
+              <w:t xml:space="preserve">        DATE_TRUNC('month', a.date)::DATE AS document_month,</w:t>
+            </w:r>
+          </w:p>
+          <w:p>
+            <w:pPr>
+              <w:ind w:firstLine="34"/>
+              <w:rPr>
+                <w:rFonts w:ascii="Courier New" w:eastAsia="Droid Sans Fallback" w:hAnsi="Courier New" w:cs="Courier New"/>
+                <w:kern w:val="2"/>
+                <w:sz w:val="20"/>
+                <w:szCs w:val="20"/>
+                <w:lang w:val="en-US" w:eastAsia="zh-CN" w:bidi="hi-IN"/>
+              </w:rPr>
+            </w:pPr>
+            <w:r>
+              <w:rPr>
+                <w:rFonts w:ascii="Courier New" w:eastAsia="Droid Sans Fallback" w:hAnsi="Courier New" w:cs="Courier New"/>
+                <w:kern w:val="2"/>
+                <w:sz w:val="20"/>
+                <w:szCs w:val="20"/>
+                <w:lang w:val="en-US" w:eastAsia="zh-CN" w:bidi="hi-IN"/>
+              </w:rPr>
+              <w:t xml:space="preserve">        COUNT(a.id_document) AS total_documents</w:t>
+            </w:r>
           </w:p>
           <w:p>
             <w:pPr>
@@ -6813,29 +5221,7 @@
                 <w:szCs w:val="20"/>
                 <w:lang w:val="en-US" w:eastAsia="zh-CN" w:bidi="hi-IN"/>
               </w:rPr>
-              <w:t xml:space="preserve">        </w:t>
-            </w:r>
-            <w:proofErr w:type="spellStart"/>
-            <w:r>
-              <w:rPr>
-                <w:rFonts w:ascii="Courier New" w:eastAsia="Droid Sans Fallback" w:hAnsi="Courier New" w:cs="Courier New"/>
-                <w:kern w:val="2"/>
-                <w:sz w:val="20"/>
-                <w:szCs w:val="20"/>
-                <w:lang w:val="en-US" w:eastAsia="zh-CN" w:bidi="hi-IN"/>
-              </w:rPr>
-              <w:t>rassokhin_es.document</w:t>
-            </w:r>
-            <w:proofErr w:type="spellEnd"/>
-            <w:r>
-              <w:rPr>
-                <w:rFonts w:ascii="Courier New" w:eastAsia="Droid Sans Fallback" w:hAnsi="Courier New" w:cs="Courier New"/>
-                <w:kern w:val="2"/>
-                <w:sz w:val="20"/>
-                <w:szCs w:val="20"/>
-                <w:lang w:val="en-US" w:eastAsia="zh-CN" w:bidi="hi-IN"/>
-              </w:rPr>
-              <w:t xml:space="preserve"> AS a</w:t>
+              <w:t xml:space="preserve">        rassokhin_es.document AS a</w:t>
             </w:r>
           </w:p>
           <w:p>
@@ -6879,20 +5265,8 @@
                 <w:szCs w:val="20"/>
                 <w:lang w:val="en-US" w:eastAsia="zh-CN" w:bidi="hi-IN"/>
               </w:rPr>
-              <w:t xml:space="preserve">        </w:t>
-            </w:r>
-            <w:proofErr w:type="spellStart"/>
-            <w:r>
-              <w:rPr>
-                <w:rFonts w:ascii="Courier New" w:eastAsia="Droid Sans Fallback" w:hAnsi="Courier New" w:cs="Courier New"/>
-                <w:kern w:val="2"/>
-                <w:sz w:val="20"/>
-                <w:szCs w:val="20"/>
-                <w:lang w:val="en-US" w:eastAsia="zh-CN" w:bidi="hi-IN"/>
-              </w:rPr>
-              <w:t>document_month</w:t>
-            </w:r>
-            <w:proofErr w:type="spellEnd"/>
+              <w:t xml:space="preserve">        document_month</w:t>
+            </w:r>
           </w:p>
           <w:p>
             <w:pPr>
@@ -6957,287 +5331,111 @@
                 <w:szCs w:val="20"/>
                 <w:lang w:val="en-US" w:eastAsia="zh-CN" w:bidi="hi-IN"/>
               </w:rPr>
+              <w:t xml:space="preserve">    document_month AS "Месяц",</w:t>
+            </w:r>
+          </w:p>
+          <w:p>
+            <w:pPr>
+              <w:ind w:firstLine="34"/>
+              <w:rPr>
+                <w:rFonts w:ascii="Courier New" w:eastAsia="Droid Sans Fallback" w:hAnsi="Courier New" w:cs="Courier New"/>
+                <w:kern w:val="2"/>
+                <w:sz w:val="20"/>
+                <w:szCs w:val="20"/>
+                <w:lang w:eastAsia="zh-CN" w:bidi="hi-IN"/>
+              </w:rPr>
+            </w:pPr>
+            <w:r>
+              <w:rPr>
+                <w:rFonts w:ascii="Courier New" w:eastAsia="Droid Sans Fallback" w:hAnsi="Courier New" w:cs="Courier New"/>
+                <w:kern w:val="2"/>
+                <w:sz w:val="20"/>
+                <w:szCs w:val="20"/>
+                <w:lang w:val="en-US" w:eastAsia="zh-CN" w:bidi="hi-IN"/>
+              </w:rPr>
+              <w:t xml:space="preserve">    total</w:t>
+            </w:r>
+            <w:r>
+              <w:rPr>
+                <w:rFonts w:ascii="Courier New" w:eastAsia="Droid Sans Fallback" w:hAnsi="Courier New" w:cs="Courier New"/>
+                <w:kern w:val="2"/>
+                <w:sz w:val="20"/>
+                <w:szCs w:val="20"/>
+                <w:lang w:eastAsia="zh-CN" w:bidi="hi-IN"/>
+              </w:rPr>
+              <w:t>_</w:t>
+            </w:r>
+            <w:r>
+              <w:rPr>
+                <w:rFonts w:ascii="Courier New" w:eastAsia="Droid Sans Fallback" w:hAnsi="Courier New" w:cs="Courier New"/>
+                <w:kern w:val="2"/>
+                <w:sz w:val="20"/>
+                <w:szCs w:val="20"/>
+                <w:lang w:val="en-US" w:eastAsia="zh-CN" w:bidi="hi-IN"/>
+              </w:rPr>
+              <w:t>documents</w:t>
+            </w:r>
+            <w:r>
+              <w:rPr>
+                <w:rFonts w:ascii="Courier New" w:eastAsia="Droid Sans Fallback" w:hAnsi="Courier New" w:cs="Courier New"/>
+                <w:kern w:val="2"/>
+                <w:sz w:val="20"/>
+                <w:szCs w:val="20"/>
+                <w:lang w:eastAsia="zh-CN" w:bidi="hi-IN"/>
+              </w:rPr>
+              <w:t xml:space="preserve"> </w:t>
+            </w:r>
+            <w:r>
+              <w:rPr>
+                <w:rFonts w:ascii="Courier New" w:eastAsia="Droid Sans Fallback" w:hAnsi="Courier New" w:cs="Courier New"/>
+                <w:kern w:val="2"/>
+                <w:sz w:val="20"/>
+                <w:szCs w:val="20"/>
+                <w:lang w:val="en-US" w:eastAsia="zh-CN" w:bidi="hi-IN"/>
+              </w:rPr>
+              <w:t>AS</w:t>
+            </w:r>
+            <w:r>
+              <w:rPr>
+                <w:rFonts w:ascii="Courier New" w:eastAsia="Droid Sans Fallback" w:hAnsi="Courier New" w:cs="Courier New"/>
+                <w:kern w:val="2"/>
+                <w:sz w:val="20"/>
+                <w:szCs w:val="20"/>
+                <w:lang w:eastAsia="zh-CN" w:bidi="hi-IN"/>
+              </w:rPr>
+              <w:t xml:space="preserve"> "Документов за текущий месяц",</w:t>
+            </w:r>
+          </w:p>
+          <w:p>
+            <w:pPr>
+              <w:ind w:firstLine="34"/>
+              <w:rPr>
+                <w:rFonts w:ascii="Courier New" w:eastAsia="Droid Sans Fallback" w:hAnsi="Courier New" w:cs="Courier New"/>
+                <w:kern w:val="2"/>
+                <w:sz w:val="20"/>
+                <w:szCs w:val="20"/>
+                <w:lang w:val="en-US" w:eastAsia="zh-CN" w:bidi="hi-IN"/>
+              </w:rPr>
+            </w:pPr>
+            <w:r>
+              <w:rPr>
+                <w:rFonts w:ascii="Courier New" w:eastAsia="Droid Sans Fallback" w:hAnsi="Courier New" w:cs="Courier New"/>
+                <w:kern w:val="2"/>
+                <w:sz w:val="20"/>
+                <w:szCs w:val="20"/>
+                <w:lang w:eastAsia="zh-CN" w:bidi="hi-IN"/>
+              </w:rPr>
               <w:t xml:space="preserve">    </w:t>
             </w:r>
-            <w:proofErr w:type="spellStart"/>
-            <w:r>
-              <w:rPr>
-                <w:rFonts w:ascii="Courier New" w:eastAsia="Droid Sans Fallback" w:hAnsi="Courier New" w:cs="Courier New"/>
-                <w:kern w:val="2"/>
-                <w:sz w:val="20"/>
-                <w:szCs w:val="20"/>
-                <w:lang w:val="en-US" w:eastAsia="zh-CN" w:bidi="hi-IN"/>
-              </w:rPr>
-              <w:t>document_month</w:t>
-            </w:r>
-            <w:proofErr w:type="spellEnd"/>
-            <w:r>
-              <w:rPr>
-                <w:rFonts w:ascii="Courier New" w:eastAsia="Droid Sans Fallback" w:hAnsi="Courier New" w:cs="Courier New"/>
-                <w:kern w:val="2"/>
-                <w:sz w:val="20"/>
-                <w:szCs w:val="20"/>
-                <w:lang w:val="en-US" w:eastAsia="zh-CN" w:bidi="hi-IN"/>
-              </w:rPr>
-              <w:t xml:space="preserve"> AS "</w:t>
-            </w:r>
-            <w:proofErr w:type="spellStart"/>
-            <w:r>
-              <w:rPr>
-                <w:rFonts w:ascii="Courier New" w:eastAsia="Droid Sans Fallback" w:hAnsi="Courier New" w:cs="Courier New"/>
-                <w:kern w:val="2"/>
-                <w:sz w:val="20"/>
-                <w:szCs w:val="20"/>
-                <w:lang w:val="en-US" w:eastAsia="zh-CN" w:bidi="hi-IN"/>
-              </w:rPr>
-              <w:t>Месяц</w:t>
-            </w:r>
-            <w:proofErr w:type="spellEnd"/>
-            <w:r>
-              <w:rPr>
-                <w:rFonts w:ascii="Courier New" w:eastAsia="Droid Sans Fallback" w:hAnsi="Courier New" w:cs="Courier New"/>
-                <w:kern w:val="2"/>
-                <w:sz w:val="20"/>
-                <w:szCs w:val="20"/>
-                <w:lang w:val="en-US" w:eastAsia="zh-CN" w:bidi="hi-IN"/>
-              </w:rPr>
-              <w:t>",</w:t>
-            </w:r>
-          </w:p>
-          <w:p>
-            <w:pPr>
-              <w:ind w:firstLine="34"/>
-              <w:rPr>
-                <w:rFonts w:ascii="Courier New" w:eastAsia="Droid Sans Fallback" w:hAnsi="Courier New" w:cs="Courier New"/>
-                <w:kern w:val="2"/>
-                <w:sz w:val="20"/>
-                <w:szCs w:val="20"/>
-                <w:lang w:eastAsia="zh-CN" w:bidi="hi-IN"/>
-              </w:rPr>
-            </w:pPr>
-            <w:r>
-              <w:rPr>
-                <w:rFonts w:ascii="Courier New" w:eastAsia="Droid Sans Fallback" w:hAnsi="Courier New" w:cs="Courier New"/>
-                <w:kern w:val="2"/>
-                <w:sz w:val="20"/>
-                <w:szCs w:val="20"/>
-                <w:lang w:val="en-US" w:eastAsia="zh-CN" w:bidi="hi-IN"/>
-              </w:rPr>
-              <w:t xml:space="preserve">    total</w:t>
-            </w:r>
-            <w:r>
-              <w:rPr>
-                <w:rFonts w:ascii="Courier New" w:eastAsia="Droid Sans Fallback" w:hAnsi="Courier New" w:cs="Courier New"/>
-                <w:kern w:val="2"/>
-                <w:sz w:val="20"/>
-                <w:szCs w:val="20"/>
-                <w:lang w:eastAsia="zh-CN" w:bidi="hi-IN"/>
-              </w:rPr>
-              <w:t>_</w:t>
-            </w:r>
-            <w:r>
-              <w:rPr>
-                <w:rFonts w:ascii="Courier New" w:eastAsia="Droid Sans Fallback" w:hAnsi="Courier New" w:cs="Courier New"/>
-                <w:kern w:val="2"/>
-                <w:sz w:val="20"/>
-                <w:szCs w:val="20"/>
-                <w:lang w:val="en-US" w:eastAsia="zh-CN" w:bidi="hi-IN"/>
-              </w:rPr>
-              <w:t>documents</w:t>
-            </w:r>
-            <w:r>
-              <w:rPr>
-                <w:rFonts w:ascii="Courier New" w:eastAsia="Droid Sans Fallback" w:hAnsi="Courier New" w:cs="Courier New"/>
-                <w:kern w:val="2"/>
-                <w:sz w:val="20"/>
-                <w:szCs w:val="20"/>
-                <w:lang w:eastAsia="zh-CN" w:bidi="hi-IN"/>
-              </w:rPr>
-              <w:t xml:space="preserve"> </w:t>
-            </w:r>
-            <w:r>
-              <w:rPr>
-                <w:rFonts w:ascii="Courier New" w:eastAsia="Droid Sans Fallback" w:hAnsi="Courier New" w:cs="Courier New"/>
-                <w:kern w:val="2"/>
-                <w:sz w:val="20"/>
-                <w:szCs w:val="20"/>
-                <w:lang w:val="en-US" w:eastAsia="zh-CN" w:bidi="hi-IN"/>
-              </w:rPr>
-              <w:t>AS</w:t>
-            </w:r>
-            <w:r>
-              <w:rPr>
-                <w:rFonts w:ascii="Courier New" w:eastAsia="Droid Sans Fallback" w:hAnsi="Courier New" w:cs="Courier New"/>
-                <w:kern w:val="2"/>
-                <w:sz w:val="20"/>
-                <w:szCs w:val="20"/>
-                <w:lang w:eastAsia="zh-CN" w:bidi="hi-IN"/>
-              </w:rPr>
-              <w:t xml:space="preserve"> "Документов за текущий месяц",</w:t>
-            </w:r>
-          </w:p>
-          <w:p>
-            <w:pPr>
-              <w:ind w:firstLine="34"/>
-              <w:rPr>
-                <w:rFonts w:ascii="Courier New" w:eastAsia="Droid Sans Fallback" w:hAnsi="Courier New" w:cs="Courier New"/>
-                <w:kern w:val="2"/>
-                <w:sz w:val="20"/>
-                <w:szCs w:val="20"/>
-                <w:lang w:val="en-US" w:eastAsia="zh-CN" w:bidi="hi-IN"/>
-              </w:rPr>
-            </w:pPr>
-            <w:r>
-              <w:rPr>
-                <w:rFonts w:ascii="Courier New" w:eastAsia="Droid Sans Fallback" w:hAnsi="Courier New" w:cs="Courier New"/>
-                <w:kern w:val="2"/>
-                <w:sz w:val="20"/>
-                <w:szCs w:val="20"/>
-                <w:lang w:eastAsia="zh-CN" w:bidi="hi-IN"/>
-              </w:rPr>
-              <w:t xml:space="preserve">    </w:t>
-            </w:r>
-            <w:r>
-              <w:rPr>
-                <w:rFonts w:ascii="Courier New" w:eastAsia="Droid Sans Fallback" w:hAnsi="Courier New" w:cs="Courier New"/>
-                <w:kern w:val="2"/>
-                <w:sz w:val="20"/>
-                <w:szCs w:val="20"/>
-                <w:lang w:val="en-US" w:eastAsia="zh-CN" w:bidi="hi-IN"/>
-              </w:rPr>
-              <w:t>LAG(</w:t>
-            </w:r>
-            <w:proofErr w:type="spellStart"/>
-            <w:r>
-              <w:rPr>
-                <w:rFonts w:ascii="Courier New" w:eastAsia="Droid Sans Fallback" w:hAnsi="Courier New" w:cs="Courier New"/>
-                <w:kern w:val="2"/>
-                <w:sz w:val="20"/>
-                <w:szCs w:val="20"/>
-                <w:lang w:val="en-US" w:eastAsia="zh-CN" w:bidi="hi-IN"/>
-              </w:rPr>
-              <w:t>total_documents</w:t>
-            </w:r>
-            <w:proofErr w:type="spellEnd"/>
-            <w:r>
-              <w:rPr>
-                <w:rFonts w:ascii="Courier New" w:eastAsia="Droid Sans Fallback" w:hAnsi="Courier New" w:cs="Courier New"/>
-                <w:kern w:val="2"/>
-                <w:sz w:val="20"/>
-                <w:szCs w:val="20"/>
-                <w:lang w:val="en-US" w:eastAsia="zh-CN" w:bidi="hi-IN"/>
-              </w:rPr>
-              <w:t xml:space="preserve">, 1, 0) OVER (ORDER BY </w:t>
-            </w:r>
-            <w:proofErr w:type="spellStart"/>
-            <w:r>
-              <w:rPr>
-                <w:rFonts w:ascii="Courier New" w:eastAsia="Droid Sans Fallback" w:hAnsi="Courier New" w:cs="Courier New"/>
-                <w:kern w:val="2"/>
-                <w:sz w:val="20"/>
-                <w:szCs w:val="20"/>
-                <w:lang w:val="en-US" w:eastAsia="zh-CN" w:bidi="hi-IN"/>
-              </w:rPr>
-              <w:t>document_month</w:t>
-            </w:r>
-            <w:proofErr w:type="spellEnd"/>
-            <w:r>
-              <w:rPr>
-                <w:rFonts w:ascii="Courier New" w:eastAsia="Droid Sans Fallback" w:hAnsi="Courier New" w:cs="Courier New"/>
-                <w:kern w:val="2"/>
-                <w:sz w:val="20"/>
-                <w:szCs w:val="20"/>
-                <w:lang w:val="en-US" w:eastAsia="zh-CN" w:bidi="hi-IN"/>
-              </w:rPr>
-              <w:t>) AS "</w:t>
-            </w:r>
-            <w:proofErr w:type="spellStart"/>
-            <w:r>
-              <w:rPr>
-                <w:rFonts w:ascii="Courier New" w:eastAsia="Droid Sans Fallback" w:hAnsi="Courier New" w:cs="Courier New"/>
-                <w:kern w:val="2"/>
-                <w:sz w:val="20"/>
-                <w:szCs w:val="20"/>
-                <w:lang w:val="en-US" w:eastAsia="zh-CN" w:bidi="hi-IN"/>
-              </w:rPr>
-              <w:t>Документов</w:t>
-            </w:r>
-            <w:proofErr w:type="spellEnd"/>
-            <w:r>
-              <w:rPr>
-                <w:rFonts w:ascii="Courier New" w:eastAsia="Droid Sans Fallback" w:hAnsi="Courier New" w:cs="Courier New"/>
-                <w:kern w:val="2"/>
-                <w:sz w:val="20"/>
-                <w:szCs w:val="20"/>
-                <w:lang w:val="en-US" w:eastAsia="zh-CN" w:bidi="hi-IN"/>
-              </w:rPr>
-              <w:t xml:space="preserve"> </w:t>
-            </w:r>
-            <w:proofErr w:type="spellStart"/>
-            <w:r>
-              <w:rPr>
-                <w:rFonts w:ascii="Courier New" w:eastAsia="Droid Sans Fallback" w:hAnsi="Courier New" w:cs="Courier New"/>
-                <w:kern w:val="2"/>
-                <w:sz w:val="20"/>
-                <w:szCs w:val="20"/>
-                <w:lang w:val="en-US" w:eastAsia="zh-CN" w:bidi="hi-IN"/>
-              </w:rPr>
-              <w:t>за</w:t>
-            </w:r>
-            <w:proofErr w:type="spellEnd"/>
-            <w:r>
-              <w:rPr>
-                <w:rFonts w:ascii="Courier New" w:eastAsia="Droid Sans Fallback" w:hAnsi="Courier New" w:cs="Courier New"/>
-                <w:kern w:val="2"/>
-                <w:sz w:val="20"/>
-                <w:szCs w:val="20"/>
-                <w:lang w:val="en-US" w:eastAsia="zh-CN" w:bidi="hi-IN"/>
-              </w:rPr>
-              <w:t xml:space="preserve"> </w:t>
-            </w:r>
-            <w:proofErr w:type="spellStart"/>
-            <w:r>
-              <w:rPr>
-                <w:rFonts w:ascii="Courier New" w:eastAsia="Droid Sans Fallback" w:hAnsi="Courier New" w:cs="Courier New"/>
-                <w:kern w:val="2"/>
-                <w:sz w:val="20"/>
-                <w:szCs w:val="20"/>
-                <w:lang w:val="en-US" w:eastAsia="zh-CN" w:bidi="hi-IN"/>
-              </w:rPr>
-              <w:t>предыдущий</w:t>
-            </w:r>
-            <w:proofErr w:type="spellEnd"/>
-            <w:r>
-              <w:rPr>
-                <w:rFonts w:ascii="Courier New" w:eastAsia="Droid Sans Fallback" w:hAnsi="Courier New" w:cs="Courier New"/>
-                <w:kern w:val="2"/>
-                <w:sz w:val="20"/>
-                <w:szCs w:val="20"/>
-                <w:lang w:val="en-US" w:eastAsia="zh-CN" w:bidi="hi-IN"/>
-              </w:rPr>
-              <w:t xml:space="preserve"> </w:t>
-            </w:r>
-            <w:proofErr w:type="spellStart"/>
-            <w:r>
-              <w:rPr>
-                <w:rFonts w:ascii="Courier New" w:eastAsia="Droid Sans Fallback" w:hAnsi="Courier New" w:cs="Courier New"/>
-                <w:kern w:val="2"/>
-                <w:sz w:val="20"/>
-                <w:szCs w:val="20"/>
-                <w:lang w:val="en-US" w:eastAsia="zh-CN" w:bidi="hi-IN"/>
-              </w:rPr>
-              <w:t>месяц</w:t>
-            </w:r>
-            <w:proofErr w:type="spellEnd"/>
-            <w:r>
-              <w:rPr>
-                <w:rFonts w:ascii="Courier New" w:eastAsia="Droid Sans Fallback" w:hAnsi="Courier New" w:cs="Courier New"/>
-                <w:kern w:val="2"/>
-                <w:sz w:val="20"/>
-                <w:szCs w:val="20"/>
-                <w:lang w:val="en-US" w:eastAsia="zh-CN" w:bidi="hi-IN"/>
-              </w:rPr>
-              <w:t>"</w:t>
+            <w:r>
+              <w:rPr>
+                <w:rFonts w:ascii="Courier New" w:eastAsia="Droid Sans Fallback" w:hAnsi="Courier New" w:cs="Courier New"/>
+                <w:kern w:val="2"/>
+                <w:sz w:val="20"/>
+                <w:szCs w:val="20"/>
+                <w:lang w:val="en-US" w:eastAsia="zh-CN" w:bidi="hi-IN"/>
+              </w:rPr>
+              <w:t>LAG(total_documents, 1, 0) OVER (ORDER BY document_month) AS "Документов за предыдущий месяц"</w:t>
             </w:r>
           </w:p>
           <w:p>
@@ -7326,29 +5524,7 @@
                 <w:szCs w:val="20"/>
                 <w:lang w:val="en-US" w:eastAsia="zh-CN" w:bidi="hi-IN"/>
               </w:rPr>
-              <w:t xml:space="preserve">    </w:t>
-            </w:r>
-            <w:proofErr w:type="spellStart"/>
-            <w:r>
-              <w:rPr>
-                <w:rFonts w:ascii="Courier New" w:eastAsia="Droid Sans Fallback" w:hAnsi="Courier New" w:cs="Courier New"/>
-                <w:kern w:val="2"/>
-                <w:sz w:val="20"/>
-                <w:szCs w:val="20"/>
-                <w:lang w:val="en-US" w:eastAsia="zh-CN" w:bidi="hi-IN"/>
-              </w:rPr>
-              <w:t>document_month</w:t>
-            </w:r>
-            <w:proofErr w:type="spellEnd"/>
-            <w:r>
-              <w:rPr>
-                <w:rFonts w:ascii="Courier New" w:eastAsia="Droid Sans Fallback" w:hAnsi="Courier New" w:cs="Courier New"/>
-                <w:kern w:val="2"/>
-                <w:sz w:val="20"/>
-                <w:szCs w:val="20"/>
-                <w:lang w:val="en-US" w:eastAsia="zh-CN" w:bidi="hi-IN"/>
-              </w:rPr>
-              <w:t>;</w:t>
+              <w:t xml:space="preserve">    document_month;</w:t>
             </w:r>
           </w:p>
         </w:tc>
@@ -7494,31 +5670,7 @@
           <w:szCs w:val="28"/>
           <w:lang w:eastAsia="zh-CN" w:bidi="hi-IN"/>
         </w:rPr>
-        <w:t>4 Построение сводных таблиц (</w:t>
-      </w:r>
-      <w:proofErr w:type="spellStart"/>
-      <w:r>
-        <w:rPr>
-          <w:rFonts w:eastAsia="Droid Sans Fallback"/>
-          <w:b/>
-          <w:kern w:val="2"/>
-          <w:sz w:val="28"/>
-          <w:szCs w:val="28"/>
-          <w:lang w:eastAsia="zh-CN" w:bidi="hi-IN"/>
-        </w:rPr>
-        <w:t>Pivoting</w:t>
-      </w:r>
-      <w:proofErr w:type="spellEnd"/>
-      <w:r>
-        <w:rPr>
-          <w:rFonts w:eastAsia="Droid Sans Fallback"/>
-          <w:b/>
-          <w:kern w:val="2"/>
-          <w:sz w:val="28"/>
-          <w:szCs w:val="28"/>
-          <w:lang w:eastAsia="zh-CN" w:bidi="hi-IN"/>
-        </w:rPr>
-        <w:t>)</w:t>
+        <w:t>4 Построение сводных таблиц (Pivoting)</w:t>
       </w:r>
     </w:p>
     <w:p>
@@ -7538,27 +5690,15 @@
           <w:lang w:eastAsia="zh-CN" w:bidi="hi-IN"/>
         </w:rPr>
       </w:pPr>
-      <w:proofErr w:type="spellStart"/>
-      <w:r>
-        <w:rPr>
-          <w:rFonts w:eastAsia="Droid Sans Fallback"/>
-          <w:kern w:val="2"/>
-          <w:sz w:val="28"/>
-          <w:szCs w:val="28"/>
-          <w:lang w:eastAsia="zh-CN" w:bidi="hi-IN"/>
-        </w:rPr>
-        <w:t>Pivoting</w:t>
-      </w:r>
-      <w:proofErr w:type="spellEnd"/>
-      <w:r>
-        <w:rPr>
-          <w:rFonts w:eastAsia="Droid Sans Fallback"/>
-          <w:kern w:val="2"/>
-          <w:sz w:val="28"/>
-          <w:szCs w:val="28"/>
-          <w:lang w:eastAsia="zh-CN" w:bidi="hi-IN"/>
-        </w:rPr>
-        <w:t xml:space="preserve"> — это процесс преобразования данных из формата, где каждая характеристика объекта находится в отдельной строке, в формат, где эти характеристики становятся столбцами. Это часто используется для создания отчетов. Перед выбором метода стоит учесть их особенности:</w:t>
+      <w:r>
+        <w:rPr>
+          <w:rFonts w:eastAsia="Droid Sans Fallback"/>
+          <w:kern w:val="2"/>
+          <w:sz w:val="28"/>
+          <w:szCs w:val="28"/>
+          <w:lang w:eastAsia="zh-CN" w:bidi="hi-IN"/>
+        </w:rPr>
+        <w:t>Pivoting — это процесс преобразования данных из формата, где каждая характеристика объекта находится в отдельной строке, в формат, где эти характеристики становятся столбцами. Это часто используется для создания отчетов. Перед выбором метода стоит учесть их особенности:</w:t>
       </w:r>
     </w:p>
     <w:p>
@@ -7624,51 +5764,7 @@
           <w:szCs w:val="28"/>
           <w:lang w:eastAsia="zh-CN" w:bidi="hi-IN"/>
         </w:rPr>
-        <w:t xml:space="preserve">В свою очередь, </w:t>
-      </w:r>
-      <w:proofErr w:type="spellStart"/>
-      <w:r>
-        <w:rPr>
-          <w:rFonts w:eastAsia="Droid Sans Fallback"/>
-          <w:kern w:val="2"/>
-          <w:sz w:val="28"/>
-          <w:szCs w:val="28"/>
-          <w:lang w:eastAsia="zh-CN" w:bidi="hi-IN"/>
-        </w:rPr>
-        <w:t>crosstab</w:t>
-      </w:r>
-      <w:proofErr w:type="spellEnd"/>
-      <w:r>
-        <w:rPr>
-          <w:rFonts w:eastAsia="Droid Sans Fallback"/>
-          <w:kern w:val="2"/>
-          <w:sz w:val="28"/>
-          <w:szCs w:val="28"/>
-          <w:lang w:eastAsia="zh-CN" w:bidi="hi-IN"/>
-        </w:rPr>
-        <w:t xml:space="preserve"> — это мощное, но специфичное для </w:t>
-      </w:r>
-      <w:proofErr w:type="spellStart"/>
-      <w:r>
-        <w:rPr>
-          <w:rFonts w:eastAsia="Droid Sans Fallback"/>
-          <w:kern w:val="2"/>
-          <w:sz w:val="28"/>
-          <w:szCs w:val="28"/>
-          <w:lang w:eastAsia="zh-CN" w:bidi="hi-IN"/>
-        </w:rPr>
-        <w:t>PostgreSQL</w:t>
-      </w:r>
-      <w:proofErr w:type="spellEnd"/>
-      <w:r>
-        <w:rPr>
-          <w:rFonts w:eastAsia="Droid Sans Fallback"/>
-          <w:kern w:val="2"/>
-          <w:sz w:val="28"/>
-          <w:szCs w:val="28"/>
-          <w:lang w:eastAsia="zh-CN" w:bidi="hi-IN"/>
-        </w:rPr>
-        <w:t xml:space="preserve"> расширение. Оно более эффективно и лаконично, когда количество итоговых столбцов велико или может меняться динамически, но требует предварительной установки расширения и имеет более сложный синтаксис.</w:t>
+        <w:t>В свою очередь, crosstab — это мощное, но специфичное для PostgreSQL расширение. Оно более эффективно и лаконично, когда количество итоговых столбцов велико или может меняться динамически, но требует предварительной установки расширения и имеет более сложный синтаксис.</w:t>
       </w:r>
     </w:p>
     <w:p>
@@ -7865,205 +5961,95 @@
                 <w:szCs w:val="20"/>
                 <w:lang w:val="en-US" w:eastAsia="zh-CN" w:bidi="hi-IN"/>
               </w:rPr>
-              <w:t xml:space="preserve">    p.name AS "</w:t>
-            </w:r>
-            <w:proofErr w:type="spellStart"/>
-            <w:r>
-              <w:rPr>
-                <w:rFonts w:ascii="Courier New" w:eastAsia="Droid Sans Fallback" w:hAnsi="Courier New" w:cs="Courier New"/>
-                <w:kern w:val="2"/>
-                <w:sz w:val="20"/>
-                <w:szCs w:val="20"/>
-                <w:lang w:val="en-US" w:eastAsia="zh-CN" w:bidi="hi-IN"/>
-              </w:rPr>
-              <w:t>Должность</w:t>
-            </w:r>
-            <w:proofErr w:type="spellEnd"/>
-            <w:r>
-              <w:rPr>
-                <w:rFonts w:ascii="Courier New" w:eastAsia="Droid Sans Fallback" w:hAnsi="Courier New" w:cs="Courier New"/>
-                <w:kern w:val="2"/>
-                <w:sz w:val="20"/>
-                <w:szCs w:val="20"/>
-                <w:lang w:val="en-US" w:eastAsia="zh-CN" w:bidi="hi-IN"/>
-              </w:rPr>
-              <w:t>",</w:t>
-            </w:r>
-          </w:p>
-          <w:p>
-            <w:pPr>
-              <w:ind w:firstLine="34"/>
-              <w:rPr>
-                <w:rFonts w:ascii="Courier New" w:eastAsia="Droid Sans Fallback" w:hAnsi="Courier New" w:cs="Courier New"/>
-                <w:kern w:val="2"/>
-                <w:sz w:val="20"/>
-                <w:szCs w:val="20"/>
-                <w:lang w:val="en-US" w:eastAsia="zh-CN" w:bidi="hi-IN"/>
-              </w:rPr>
-            </w:pPr>
-            <w:r>
-              <w:rPr>
-                <w:rFonts w:ascii="Courier New" w:eastAsia="Droid Sans Fallback" w:hAnsi="Courier New" w:cs="Courier New"/>
-                <w:kern w:val="2"/>
-                <w:sz w:val="20"/>
-                <w:szCs w:val="20"/>
-                <w:lang w:val="en-US" w:eastAsia="zh-CN" w:bidi="hi-IN"/>
-              </w:rPr>
-              <w:t xml:space="preserve">    SUM(CASE WHEN EXTRACT(QUARTER FROM </w:t>
-            </w:r>
-            <w:proofErr w:type="spellStart"/>
-            <w:r>
-              <w:rPr>
-                <w:rFonts w:ascii="Courier New" w:eastAsia="Droid Sans Fallback" w:hAnsi="Courier New" w:cs="Courier New"/>
-                <w:kern w:val="2"/>
-                <w:sz w:val="20"/>
-                <w:szCs w:val="20"/>
-                <w:lang w:val="en-US" w:eastAsia="zh-CN" w:bidi="hi-IN"/>
-              </w:rPr>
-              <w:t>d.date</w:t>
-            </w:r>
-            <w:proofErr w:type="spellEnd"/>
-            <w:r>
-              <w:rPr>
-                <w:rFonts w:ascii="Courier New" w:eastAsia="Droid Sans Fallback" w:hAnsi="Courier New" w:cs="Courier New"/>
-                <w:kern w:val="2"/>
-                <w:sz w:val="20"/>
-                <w:szCs w:val="20"/>
-                <w:lang w:val="en-US" w:eastAsia="zh-CN" w:bidi="hi-IN"/>
-              </w:rPr>
-              <w:t>) = 1 THEN 1 ELSE 0 END) AS "Q1",</w:t>
-            </w:r>
-          </w:p>
-          <w:p>
-            <w:pPr>
-              <w:ind w:firstLine="34"/>
-              <w:rPr>
-                <w:rFonts w:ascii="Courier New" w:eastAsia="Droid Sans Fallback" w:hAnsi="Courier New" w:cs="Courier New"/>
-                <w:kern w:val="2"/>
-                <w:sz w:val="20"/>
-                <w:szCs w:val="20"/>
-                <w:lang w:val="en-US" w:eastAsia="zh-CN" w:bidi="hi-IN"/>
-              </w:rPr>
-            </w:pPr>
-            <w:r>
-              <w:rPr>
-                <w:rFonts w:ascii="Courier New" w:eastAsia="Droid Sans Fallback" w:hAnsi="Courier New" w:cs="Courier New"/>
-                <w:kern w:val="2"/>
-                <w:sz w:val="20"/>
-                <w:szCs w:val="20"/>
-                <w:lang w:val="en-US" w:eastAsia="zh-CN" w:bidi="hi-IN"/>
-              </w:rPr>
-              <w:t xml:space="preserve">    SUM(CASE WHEN EXTRACT(QUARTER FROM </w:t>
-            </w:r>
-            <w:proofErr w:type="spellStart"/>
-            <w:r>
-              <w:rPr>
-                <w:rFonts w:ascii="Courier New" w:eastAsia="Droid Sans Fallback" w:hAnsi="Courier New" w:cs="Courier New"/>
-                <w:kern w:val="2"/>
-                <w:sz w:val="20"/>
-                <w:szCs w:val="20"/>
-                <w:lang w:val="en-US" w:eastAsia="zh-CN" w:bidi="hi-IN"/>
-              </w:rPr>
-              <w:t>d.date</w:t>
-            </w:r>
-            <w:proofErr w:type="spellEnd"/>
-            <w:r>
-              <w:rPr>
-                <w:rFonts w:ascii="Courier New" w:eastAsia="Droid Sans Fallback" w:hAnsi="Courier New" w:cs="Courier New"/>
-                <w:kern w:val="2"/>
-                <w:sz w:val="20"/>
-                <w:szCs w:val="20"/>
-                <w:lang w:val="en-US" w:eastAsia="zh-CN" w:bidi="hi-IN"/>
-              </w:rPr>
-              <w:t>) = 2 THEN 1 ELSE 0 END) AS "Q2",</w:t>
-            </w:r>
-          </w:p>
-          <w:p>
-            <w:pPr>
-              <w:ind w:firstLine="34"/>
-              <w:rPr>
-                <w:rFonts w:ascii="Courier New" w:eastAsia="Droid Sans Fallback" w:hAnsi="Courier New" w:cs="Courier New"/>
-                <w:kern w:val="2"/>
-                <w:sz w:val="20"/>
-                <w:szCs w:val="20"/>
-                <w:lang w:val="en-US" w:eastAsia="zh-CN" w:bidi="hi-IN"/>
-              </w:rPr>
-            </w:pPr>
-            <w:r>
-              <w:rPr>
-                <w:rFonts w:ascii="Courier New" w:eastAsia="Droid Sans Fallback" w:hAnsi="Courier New" w:cs="Courier New"/>
-                <w:kern w:val="2"/>
-                <w:sz w:val="20"/>
-                <w:szCs w:val="20"/>
-                <w:lang w:val="en-US" w:eastAsia="zh-CN" w:bidi="hi-IN"/>
-              </w:rPr>
-              <w:t xml:space="preserve">    SUM(CASE WHEN EXTRACT(QUARTER FROM </w:t>
-            </w:r>
-            <w:proofErr w:type="spellStart"/>
-            <w:r>
-              <w:rPr>
-                <w:rFonts w:ascii="Courier New" w:eastAsia="Droid Sans Fallback" w:hAnsi="Courier New" w:cs="Courier New"/>
-                <w:kern w:val="2"/>
-                <w:sz w:val="20"/>
-                <w:szCs w:val="20"/>
-                <w:lang w:val="en-US" w:eastAsia="zh-CN" w:bidi="hi-IN"/>
-              </w:rPr>
-              <w:t>d.date</w:t>
-            </w:r>
-            <w:proofErr w:type="spellEnd"/>
-            <w:r>
-              <w:rPr>
-                <w:rFonts w:ascii="Courier New" w:eastAsia="Droid Sans Fallback" w:hAnsi="Courier New" w:cs="Courier New"/>
-                <w:kern w:val="2"/>
-                <w:sz w:val="20"/>
-                <w:szCs w:val="20"/>
-                <w:lang w:val="en-US" w:eastAsia="zh-CN" w:bidi="hi-IN"/>
-              </w:rPr>
-              <w:t>) = 3 THEN 1 ELSE 0 END) AS "Q3",</w:t>
-            </w:r>
-          </w:p>
-          <w:p>
-            <w:pPr>
-              <w:ind w:firstLine="34"/>
-              <w:rPr>
-                <w:rFonts w:ascii="Courier New" w:eastAsia="Droid Sans Fallback" w:hAnsi="Courier New" w:cs="Courier New"/>
-                <w:kern w:val="2"/>
-                <w:sz w:val="20"/>
-                <w:szCs w:val="20"/>
-                <w:lang w:val="en-US" w:eastAsia="zh-CN" w:bidi="hi-IN"/>
-              </w:rPr>
-            </w:pPr>
-            <w:r>
-              <w:rPr>
-                <w:rFonts w:ascii="Courier New" w:eastAsia="Droid Sans Fallback" w:hAnsi="Courier New" w:cs="Courier New"/>
-                <w:kern w:val="2"/>
-                <w:sz w:val="20"/>
-                <w:szCs w:val="20"/>
-                <w:lang w:val="en-US" w:eastAsia="zh-CN" w:bidi="hi-IN"/>
-              </w:rPr>
-              <w:t xml:space="preserve">    SUM(CASE WHEN EXTRACT(QUARTER FROM </w:t>
-            </w:r>
-            <w:proofErr w:type="spellStart"/>
-            <w:r>
-              <w:rPr>
-                <w:rFonts w:ascii="Courier New" w:eastAsia="Droid Sans Fallback" w:hAnsi="Courier New" w:cs="Courier New"/>
-                <w:kern w:val="2"/>
-                <w:sz w:val="20"/>
-                <w:szCs w:val="20"/>
-                <w:lang w:val="en-US" w:eastAsia="zh-CN" w:bidi="hi-IN"/>
-              </w:rPr>
-              <w:t>d.date</w:t>
-            </w:r>
-            <w:proofErr w:type="spellEnd"/>
-            <w:r>
-              <w:rPr>
-                <w:rFonts w:ascii="Courier New" w:eastAsia="Droid Sans Fallback" w:hAnsi="Courier New" w:cs="Courier New"/>
-                <w:kern w:val="2"/>
-                <w:sz w:val="20"/>
-                <w:szCs w:val="20"/>
-                <w:lang w:val="en-US" w:eastAsia="zh-CN" w:bidi="hi-IN"/>
-              </w:rPr>
-              <w:t>) = 4 THEN 1 ELSE 0 END) AS "Q4"</w:t>
+              <w:t xml:space="preserve">    p.name AS "Должность",</w:t>
+            </w:r>
+          </w:p>
+          <w:p>
+            <w:pPr>
+              <w:ind w:firstLine="34"/>
+              <w:rPr>
+                <w:rFonts w:ascii="Courier New" w:eastAsia="Droid Sans Fallback" w:hAnsi="Courier New" w:cs="Courier New"/>
+                <w:kern w:val="2"/>
+                <w:sz w:val="20"/>
+                <w:szCs w:val="20"/>
+                <w:lang w:val="en-US" w:eastAsia="zh-CN" w:bidi="hi-IN"/>
+              </w:rPr>
+            </w:pPr>
+            <w:r>
+              <w:rPr>
+                <w:rFonts w:ascii="Courier New" w:eastAsia="Droid Sans Fallback" w:hAnsi="Courier New" w:cs="Courier New"/>
+                <w:kern w:val="2"/>
+                <w:sz w:val="20"/>
+                <w:szCs w:val="20"/>
+                <w:lang w:val="en-US" w:eastAsia="zh-CN" w:bidi="hi-IN"/>
+              </w:rPr>
+              <w:t xml:space="preserve">    SUM(CASE WHEN EXTRACT(QUARTER FROM d.date) = 1 THEN 1 ELSE 0 END) AS "Q1",</w:t>
+            </w:r>
+          </w:p>
+          <w:p>
+            <w:pPr>
+              <w:ind w:firstLine="34"/>
+              <w:rPr>
+                <w:rFonts w:ascii="Courier New" w:eastAsia="Droid Sans Fallback" w:hAnsi="Courier New" w:cs="Courier New"/>
+                <w:kern w:val="2"/>
+                <w:sz w:val="20"/>
+                <w:szCs w:val="20"/>
+                <w:lang w:val="en-US" w:eastAsia="zh-CN" w:bidi="hi-IN"/>
+              </w:rPr>
+            </w:pPr>
+            <w:r>
+              <w:rPr>
+                <w:rFonts w:ascii="Courier New" w:eastAsia="Droid Sans Fallback" w:hAnsi="Courier New" w:cs="Courier New"/>
+                <w:kern w:val="2"/>
+                <w:sz w:val="20"/>
+                <w:szCs w:val="20"/>
+                <w:lang w:val="en-US" w:eastAsia="zh-CN" w:bidi="hi-IN"/>
+              </w:rPr>
+              <w:t xml:space="preserve">    SUM(CASE WHEN EXTRACT(QUARTER FROM d.date) = 2 THEN 1 ELSE 0 END) AS "Q2",</w:t>
+            </w:r>
+          </w:p>
+          <w:p>
+            <w:pPr>
+              <w:ind w:firstLine="34"/>
+              <w:rPr>
+                <w:rFonts w:ascii="Courier New" w:eastAsia="Droid Sans Fallback" w:hAnsi="Courier New" w:cs="Courier New"/>
+                <w:kern w:val="2"/>
+                <w:sz w:val="20"/>
+                <w:szCs w:val="20"/>
+                <w:lang w:val="en-US" w:eastAsia="zh-CN" w:bidi="hi-IN"/>
+              </w:rPr>
+            </w:pPr>
+            <w:r>
+              <w:rPr>
+                <w:rFonts w:ascii="Courier New" w:eastAsia="Droid Sans Fallback" w:hAnsi="Courier New" w:cs="Courier New"/>
+                <w:kern w:val="2"/>
+                <w:sz w:val="20"/>
+                <w:szCs w:val="20"/>
+                <w:lang w:val="en-US" w:eastAsia="zh-CN" w:bidi="hi-IN"/>
+              </w:rPr>
+              <w:t xml:space="preserve">    SUM(CASE WHEN EXTRACT(QUARTER FROM d.date) = 3 THEN 1 ELSE 0 END) AS "Q3",</w:t>
+            </w:r>
+          </w:p>
+          <w:p>
+            <w:pPr>
+              <w:ind w:firstLine="34"/>
+              <w:rPr>
+                <w:rFonts w:ascii="Courier New" w:eastAsia="Droid Sans Fallback" w:hAnsi="Courier New" w:cs="Courier New"/>
+                <w:kern w:val="2"/>
+                <w:sz w:val="20"/>
+                <w:szCs w:val="20"/>
+                <w:lang w:val="en-US" w:eastAsia="zh-CN" w:bidi="hi-IN"/>
+              </w:rPr>
+            </w:pPr>
+            <w:r>
+              <w:rPr>
+                <w:rFonts w:ascii="Courier New" w:eastAsia="Droid Sans Fallback" w:hAnsi="Courier New" w:cs="Courier New"/>
+                <w:kern w:val="2"/>
+                <w:sz w:val="20"/>
+                <w:szCs w:val="20"/>
+                <w:lang w:val="en-US" w:eastAsia="zh-CN" w:bidi="hi-IN"/>
+              </w:rPr>
+              <w:t xml:space="preserve">    SUM(CASE WHEN EXTRACT(QUARTER FROM d.date) = 4 THEN 1 ELSE 0 END) AS "Q4"</w:t>
             </w:r>
           </w:p>
           <w:p>
@@ -8107,29 +6093,7 @@
                 <w:szCs w:val="20"/>
                 <w:lang w:val="en-US" w:eastAsia="zh-CN" w:bidi="hi-IN"/>
               </w:rPr>
-              <w:t xml:space="preserve">    </w:t>
-            </w:r>
-            <w:proofErr w:type="spellStart"/>
-            <w:r>
-              <w:rPr>
-                <w:rFonts w:ascii="Courier New" w:eastAsia="Droid Sans Fallback" w:hAnsi="Courier New" w:cs="Courier New"/>
-                <w:kern w:val="2"/>
-                <w:sz w:val="20"/>
-                <w:szCs w:val="20"/>
-                <w:lang w:val="en-US" w:eastAsia="zh-CN" w:bidi="hi-IN"/>
-              </w:rPr>
-              <w:t>rassokhin_es.document</w:t>
-            </w:r>
-            <w:proofErr w:type="spellEnd"/>
-            <w:r>
-              <w:rPr>
-                <w:rFonts w:ascii="Courier New" w:eastAsia="Droid Sans Fallback" w:hAnsi="Courier New" w:cs="Courier New"/>
-                <w:kern w:val="2"/>
-                <w:sz w:val="20"/>
-                <w:szCs w:val="20"/>
-                <w:lang w:val="en-US" w:eastAsia="zh-CN" w:bidi="hi-IN"/>
-              </w:rPr>
-              <w:t xml:space="preserve"> AS d</w:t>
+              <w:t xml:space="preserve">    rassokhin_es.document AS d</w:t>
             </w:r>
           </w:p>
           <w:p>
@@ -8173,64 +6137,8 @@
                 <w:szCs w:val="20"/>
                 <w:lang w:val="en-US" w:eastAsia="zh-CN" w:bidi="hi-IN"/>
               </w:rPr>
-              <w:t xml:space="preserve">    </w:t>
-            </w:r>
-            <w:proofErr w:type="spellStart"/>
-            <w:r>
-              <w:rPr>
-                <w:rFonts w:ascii="Courier New" w:eastAsia="Droid Sans Fallback" w:hAnsi="Courier New" w:cs="Courier New"/>
-                <w:kern w:val="2"/>
-                <w:sz w:val="20"/>
-                <w:szCs w:val="20"/>
-                <w:lang w:val="en-US" w:eastAsia="zh-CN" w:bidi="hi-IN"/>
-              </w:rPr>
-              <w:t>rassokhin_es.employee</w:t>
-            </w:r>
-            <w:proofErr w:type="spellEnd"/>
-            <w:r>
-              <w:rPr>
-                <w:rFonts w:ascii="Courier New" w:eastAsia="Droid Sans Fallback" w:hAnsi="Courier New" w:cs="Courier New"/>
-                <w:kern w:val="2"/>
-                <w:sz w:val="20"/>
-                <w:szCs w:val="20"/>
-                <w:lang w:val="en-US" w:eastAsia="zh-CN" w:bidi="hi-IN"/>
-              </w:rPr>
-              <w:t xml:space="preserve"> AS e ON </w:t>
-            </w:r>
-            <w:proofErr w:type="spellStart"/>
-            <w:r>
-              <w:rPr>
-                <w:rFonts w:ascii="Courier New" w:eastAsia="Droid Sans Fallback" w:hAnsi="Courier New" w:cs="Courier New"/>
-                <w:kern w:val="2"/>
-                <w:sz w:val="20"/>
-                <w:szCs w:val="20"/>
-                <w:lang w:val="en-US" w:eastAsia="zh-CN" w:bidi="hi-IN"/>
-              </w:rPr>
-              <w:t>d.id_employee</w:t>
-            </w:r>
-            <w:proofErr w:type="spellEnd"/>
-            <w:r>
-              <w:rPr>
-                <w:rFonts w:ascii="Courier New" w:eastAsia="Droid Sans Fallback" w:hAnsi="Courier New" w:cs="Courier New"/>
-                <w:kern w:val="2"/>
-                <w:sz w:val="20"/>
-                <w:szCs w:val="20"/>
-                <w:lang w:val="en-US" w:eastAsia="zh-CN" w:bidi="hi-IN"/>
-              </w:rPr>
-              <w:t xml:space="preserve"> = </w:t>
-            </w:r>
-            <w:proofErr w:type="spellStart"/>
-            <w:r>
-              <w:rPr>
-                <w:rFonts w:ascii="Courier New" w:eastAsia="Droid Sans Fallback" w:hAnsi="Courier New" w:cs="Courier New"/>
-                <w:kern w:val="2"/>
-                <w:sz w:val="20"/>
-                <w:szCs w:val="20"/>
-                <w:lang w:val="en-US" w:eastAsia="zh-CN" w:bidi="hi-IN"/>
-              </w:rPr>
-              <w:t>e.id_employee</w:t>
-            </w:r>
-            <w:proofErr w:type="spellEnd"/>
+              <w:t xml:space="preserve">    rassokhin_es.employee AS e ON d.id_employee = e.id_employee</w:t>
+            </w:r>
           </w:p>
           <w:p>
             <w:pPr>
@@ -8273,64 +6181,8 @@
                 <w:szCs w:val="20"/>
                 <w:lang w:val="en-US" w:eastAsia="zh-CN" w:bidi="hi-IN"/>
               </w:rPr>
-              <w:t xml:space="preserve">    </w:t>
-            </w:r>
-            <w:proofErr w:type="spellStart"/>
-            <w:r>
-              <w:rPr>
-                <w:rFonts w:ascii="Courier New" w:eastAsia="Droid Sans Fallback" w:hAnsi="Courier New" w:cs="Courier New"/>
-                <w:kern w:val="2"/>
-                <w:sz w:val="20"/>
-                <w:szCs w:val="20"/>
-                <w:lang w:val="en-US" w:eastAsia="zh-CN" w:bidi="hi-IN"/>
-              </w:rPr>
-              <w:t>rassokhin_es.position</w:t>
-            </w:r>
-            <w:proofErr w:type="spellEnd"/>
-            <w:r>
-              <w:rPr>
-                <w:rFonts w:ascii="Courier New" w:eastAsia="Droid Sans Fallback" w:hAnsi="Courier New" w:cs="Courier New"/>
-                <w:kern w:val="2"/>
-                <w:sz w:val="20"/>
-                <w:szCs w:val="20"/>
-                <w:lang w:val="en-US" w:eastAsia="zh-CN" w:bidi="hi-IN"/>
-              </w:rPr>
-              <w:t xml:space="preserve"> AS p ON </w:t>
-            </w:r>
-            <w:proofErr w:type="spellStart"/>
-            <w:r>
-              <w:rPr>
-                <w:rFonts w:ascii="Courier New" w:eastAsia="Droid Sans Fallback" w:hAnsi="Courier New" w:cs="Courier New"/>
-                <w:kern w:val="2"/>
-                <w:sz w:val="20"/>
-                <w:szCs w:val="20"/>
-                <w:lang w:val="en-US" w:eastAsia="zh-CN" w:bidi="hi-IN"/>
-              </w:rPr>
-              <w:t>e.id_position</w:t>
-            </w:r>
-            <w:proofErr w:type="spellEnd"/>
-            <w:r>
-              <w:rPr>
-                <w:rFonts w:ascii="Courier New" w:eastAsia="Droid Sans Fallback" w:hAnsi="Courier New" w:cs="Courier New"/>
-                <w:kern w:val="2"/>
-                <w:sz w:val="20"/>
-                <w:szCs w:val="20"/>
-                <w:lang w:val="en-US" w:eastAsia="zh-CN" w:bidi="hi-IN"/>
-              </w:rPr>
-              <w:t xml:space="preserve"> = </w:t>
-            </w:r>
-            <w:proofErr w:type="spellStart"/>
-            <w:r>
-              <w:rPr>
-                <w:rFonts w:ascii="Courier New" w:eastAsia="Droid Sans Fallback" w:hAnsi="Courier New" w:cs="Courier New"/>
-                <w:kern w:val="2"/>
-                <w:sz w:val="20"/>
-                <w:szCs w:val="20"/>
-                <w:lang w:val="en-US" w:eastAsia="zh-CN" w:bidi="hi-IN"/>
-              </w:rPr>
-              <w:t>p.id_position</w:t>
-            </w:r>
-            <w:proofErr w:type="spellEnd"/>
+              <w:t xml:space="preserve">    rassokhin_es.position AS p ON e.id_position = p.id_position</w:t>
+            </w:r>
           </w:p>
           <w:p>
             <w:pPr>
@@ -8373,29 +6225,7 @@
                 <w:szCs w:val="20"/>
                 <w:lang w:val="en-US" w:eastAsia="zh-CN" w:bidi="hi-IN"/>
               </w:rPr>
-              <w:t xml:space="preserve">    </w:t>
-            </w:r>
-            <w:proofErr w:type="spellStart"/>
-            <w:r>
-              <w:rPr>
-                <w:rFonts w:ascii="Courier New" w:eastAsia="Droid Sans Fallback" w:hAnsi="Courier New" w:cs="Courier New"/>
-                <w:kern w:val="2"/>
-                <w:sz w:val="20"/>
-                <w:szCs w:val="20"/>
-                <w:lang w:val="en-US" w:eastAsia="zh-CN" w:bidi="hi-IN"/>
-              </w:rPr>
-              <w:t>p.id_position</w:t>
-            </w:r>
-            <w:proofErr w:type="spellEnd"/>
-            <w:r>
-              <w:rPr>
-                <w:rFonts w:ascii="Courier New" w:eastAsia="Droid Sans Fallback" w:hAnsi="Courier New" w:cs="Courier New"/>
-                <w:kern w:val="2"/>
-                <w:sz w:val="20"/>
-                <w:szCs w:val="20"/>
-                <w:lang w:val="en-US" w:eastAsia="zh-CN" w:bidi="hi-IN"/>
-              </w:rPr>
-              <w:t>, p.name</w:t>
+              <w:t xml:space="preserve">    p.id_position, p.name</w:t>
             </w:r>
           </w:p>
           <w:p>
@@ -8603,45 +6433,8 @@
           <w:lang w:eastAsia="zh-CN" w:bidi="hi-IN"/>
         </w:rPr>
         <w:lastRenderedPageBreak/>
-        <w:t xml:space="preserve">4.2 Метод с </w:t>
-      </w:r>
-      <w:proofErr w:type="spellStart"/>
-      <w:r>
-        <w:rPr>
-          <w:rFonts w:eastAsia="Droid Sans Fallback"/>
-          <w:b/>
-          <w:kern w:val="2"/>
-          <w:sz w:val="28"/>
-          <w:szCs w:val="28"/>
-          <w:lang w:eastAsia="zh-CN" w:bidi="hi-IN"/>
-        </w:rPr>
-        <w:t>crosstab</w:t>
-      </w:r>
-      <w:proofErr w:type="spellEnd"/>
-      <w:r>
-        <w:rPr>
-          <w:rFonts w:eastAsia="Droid Sans Fallback"/>
-          <w:b/>
-          <w:kern w:val="2"/>
-          <w:sz w:val="28"/>
-          <w:szCs w:val="28"/>
-          <w:lang w:eastAsia="zh-CN" w:bidi="hi-IN"/>
-        </w:rPr>
-        <w:t xml:space="preserve"> из расширения </w:t>
-      </w:r>
-      <w:proofErr w:type="spellStart"/>
-      <w:r>
-        <w:rPr>
-          <w:rFonts w:eastAsia="Droid Sans Fallback"/>
-          <w:b/>
-          <w:kern w:val="2"/>
-          <w:sz w:val="28"/>
-          <w:szCs w:val="28"/>
-          <w:lang w:eastAsia="zh-CN" w:bidi="hi-IN"/>
-        </w:rPr>
-        <w:t>tablefunc</w:t>
-      </w:r>
-      <w:proofErr w:type="spellEnd"/>
+        <w:t>4.2 Метод с crosstab из расширения tablefunc</w:t>
+      </w:r>
     </w:p>
     <w:p>
       <w:pPr>
@@ -8669,51 +6462,7 @@
           <w:szCs w:val="28"/>
           <w:lang w:eastAsia="zh-CN" w:bidi="hi-IN"/>
         </w:rPr>
-        <w:t xml:space="preserve">Этот метод требует расширения </w:t>
-      </w:r>
-      <w:proofErr w:type="spellStart"/>
-      <w:r>
-        <w:rPr>
-          <w:rFonts w:eastAsia="Droid Sans Fallback"/>
-          <w:kern w:val="2"/>
-          <w:sz w:val="28"/>
-          <w:szCs w:val="28"/>
-          <w:lang w:eastAsia="zh-CN" w:bidi="hi-IN"/>
-        </w:rPr>
-        <w:t>tablefunc</w:t>
-      </w:r>
-      <w:proofErr w:type="spellEnd"/>
-      <w:r>
-        <w:rPr>
-          <w:rFonts w:eastAsia="Droid Sans Fallback"/>
-          <w:kern w:val="2"/>
-          <w:sz w:val="28"/>
-          <w:szCs w:val="28"/>
-          <w:lang w:eastAsia="zh-CN" w:bidi="hi-IN"/>
-        </w:rPr>
-        <w:t xml:space="preserve">. Функция </w:t>
-      </w:r>
-      <w:proofErr w:type="spellStart"/>
-      <w:r>
-        <w:rPr>
-          <w:rFonts w:eastAsia="Droid Sans Fallback"/>
-          <w:kern w:val="2"/>
-          <w:sz w:val="28"/>
-          <w:szCs w:val="28"/>
-          <w:lang w:eastAsia="zh-CN" w:bidi="hi-IN"/>
-        </w:rPr>
-        <w:t>crosstab</w:t>
-      </w:r>
-      <w:proofErr w:type="spellEnd"/>
-      <w:r>
-        <w:rPr>
-          <w:rFonts w:eastAsia="Droid Sans Fallback"/>
-          <w:kern w:val="2"/>
-          <w:sz w:val="28"/>
-          <w:szCs w:val="28"/>
-          <w:lang w:eastAsia="zh-CN" w:bidi="hi-IN"/>
-        </w:rPr>
-        <w:t xml:space="preserve"> принимает на вход SQL-запрос, который должен возвращать три столбца: идентификатор строки (в нашем случае — название лекарства), категория, которая станет названием столбца (квартал), значение для ячейки.</w:t>
+        <w:t>Этот метод требует расширения tablefunc. Функция crosstab принимает на вход SQL-запрос, который должен возвращать три столбца: идентификатор строки (в нашем случае — название лекарства), категория, которая станет названием столбца (квартал), значение для ячейки.</w:t>
       </w:r>
     </w:p>
     <w:p>
@@ -8878,130 +6627,52 @@
                 <w:szCs w:val="20"/>
                 <w:lang w:val="en-US" w:eastAsia="zh-CN" w:bidi="hi-IN"/>
               </w:rPr>
-              <w:t xml:space="preserve">        p.name AS </w:t>
-            </w:r>
-            <w:proofErr w:type="spellStart"/>
-            <w:r>
-              <w:rPr>
-                <w:rFonts w:ascii="Courier New" w:eastAsia="Droid Sans Fallback" w:hAnsi="Courier New" w:cs="Courier New"/>
-                <w:kern w:val="2"/>
-                <w:sz w:val="20"/>
-                <w:szCs w:val="20"/>
-                <w:lang w:val="en-US" w:eastAsia="zh-CN" w:bidi="hi-IN"/>
-              </w:rPr>
-              <w:t>position_name</w:t>
-            </w:r>
-            <w:proofErr w:type="spellEnd"/>
-            <w:r>
-              <w:rPr>
-                <w:rFonts w:ascii="Courier New" w:eastAsia="Droid Sans Fallback" w:hAnsi="Courier New" w:cs="Courier New"/>
-                <w:kern w:val="2"/>
-                <w:sz w:val="20"/>
-                <w:szCs w:val="20"/>
-                <w:lang w:val="en-US" w:eastAsia="zh-CN" w:bidi="hi-IN"/>
-              </w:rPr>
-              <w:t>,</w:t>
-            </w:r>
-          </w:p>
-          <w:p>
-            <w:pPr>
-              <w:ind w:firstLine="34"/>
-              <w:rPr>
-                <w:rFonts w:ascii="Courier New" w:eastAsia="Droid Sans Fallback" w:hAnsi="Courier New" w:cs="Courier New"/>
-                <w:kern w:val="2"/>
-                <w:sz w:val="20"/>
-                <w:szCs w:val="20"/>
-                <w:lang w:val="en-US" w:eastAsia="zh-CN" w:bidi="hi-IN"/>
-              </w:rPr>
-            </w:pPr>
-            <w:r>
-              <w:rPr>
-                <w:rFonts w:ascii="Courier New" w:eastAsia="Droid Sans Fallback" w:hAnsi="Courier New" w:cs="Courier New"/>
-                <w:kern w:val="2"/>
-                <w:sz w:val="20"/>
-                <w:szCs w:val="20"/>
-                <w:lang w:val="en-US" w:eastAsia="zh-CN" w:bidi="hi-IN"/>
-              </w:rPr>
-              <w:t xml:space="preserve">        EXTRACT(QUARTER FROM </w:t>
-            </w:r>
-            <w:proofErr w:type="spellStart"/>
-            <w:r>
-              <w:rPr>
-                <w:rFonts w:ascii="Courier New" w:eastAsia="Droid Sans Fallback" w:hAnsi="Courier New" w:cs="Courier New"/>
-                <w:kern w:val="2"/>
-                <w:sz w:val="20"/>
-                <w:szCs w:val="20"/>
-                <w:lang w:val="en-US" w:eastAsia="zh-CN" w:bidi="hi-IN"/>
-              </w:rPr>
-              <w:t>d.date</w:t>
-            </w:r>
-            <w:proofErr w:type="spellEnd"/>
-            <w:r>
-              <w:rPr>
-                <w:rFonts w:ascii="Courier New" w:eastAsia="Droid Sans Fallback" w:hAnsi="Courier New" w:cs="Courier New"/>
-                <w:kern w:val="2"/>
-                <w:sz w:val="20"/>
-                <w:szCs w:val="20"/>
-                <w:lang w:val="en-US" w:eastAsia="zh-CN" w:bidi="hi-IN"/>
-              </w:rPr>
-              <w:t>)::TEXT AS quarter,</w:t>
-            </w:r>
-          </w:p>
-          <w:p>
-            <w:pPr>
-              <w:ind w:firstLine="34"/>
-              <w:rPr>
-                <w:rFonts w:ascii="Courier New" w:eastAsia="Droid Sans Fallback" w:hAnsi="Courier New" w:cs="Courier New"/>
-                <w:kern w:val="2"/>
-                <w:sz w:val="20"/>
-                <w:szCs w:val="20"/>
-                <w:lang w:val="en-US" w:eastAsia="zh-CN" w:bidi="hi-IN"/>
-              </w:rPr>
-            </w:pPr>
-            <w:r>
-              <w:rPr>
-                <w:rFonts w:ascii="Courier New" w:eastAsia="Droid Sans Fallback" w:hAnsi="Courier New" w:cs="Courier New"/>
-                <w:kern w:val="2"/>
-                <w:sz w:val="20"/>
-                <w:szCs w:val="20"/>
-                <w:lang w:val="en-US" w:eastAsia="zh-CN" w:bidi="hi-IN"/>
-              </w:rPr>
-              <w:t xml:space="preserve">        COUNT(</w:t>
-            </w:r>
-            <w:proofErr w:type="spellStart"/>
-            <w:r>
-              <w:rPr>
-                <w:rFonts w:ascii="Courier New" w:eastAsia="Droid Sans Fallback" w:hAnsi="Courier New" w:cs="Courier New"/>
-                <w:kern w:val="2"/>
-                <w:sz w:val="20"/>
-                <w:szCs w:val="20"/>
-                <w:lang w:val="en-US" w:eastAsia="zh-CN" w:bidi="hi-IN"/>
-              </w:rPr>
-              <w:t>d.id_document</w:t>
-            </w:r>
-            <w:proofErr w:type="spellEnd"/>
-            <w:r>
-              <w:rPr>
-                <w:rFonts w:ascii="Courier New" w:eastAsia="Droid Sans Fallback" w:hAnsi="Courier New" w:cs="Courier New"/>
-                <w:kern w:val="2"/>
-                <w:sz w:val="20"/>
-                <w:szCs w:val="20"/>
-                <w:lang w:val="en-US" w:eastAsia="zh-CN" w:bidi="hi-IN"/>
-              </w:rPr>
-              <w:t xml:space="preserve">)::INTEGER AS </w:t>
-            </w:r>
-            <w:proofErr w:type="spellStart"/>
-            <w:r>
-              <w:rPr>
-                <w:rFonts w:ascii="Courier New" w:eastAsia="Droid Sans Fallback" w:hAnsi="Courier New" w:cs="Courier New"/>
-                <w:kern w:val="2"/>
-                <w:sz w:val="20"/>
-                <w:szCs w:val="20"/>
-                <w:lang w:val="en-US" w:eastAsia="zh-CN" w:bidi="hi-IN"/>
-              </w:rPr>
-              <w:t>document_count</w:t>
-            </w:r>
-            <w:proofErr w:type="spellEnd"/>
+              <w:t xml:space="preserve">        p.name AS position_name,</w:t>
+            </w:r>
+          </w:p>
+          <w:p>
+            <w:pPr>
+              <w:ind w:firstLine="34"/>
+              <w:rPr>
+                <w:rFonts w:ascii="Courier New" w:eastAsia="Droid Sans Fallback" w:hAnsi="Courier New" w:cs="Courier New"/>
+                <w:kern w:val="2"/>
+                <w:sz w:val="20"/>
+                <w:szCs w:val="20"/>
+                <w:lang w:val="en-US" w:eastAsia="zh-CN" w:bidi="hi-IN"/>
+              </w:rPr>
+            </w:pPr>
+            <w:r>
+              <w:rPr>
+                <w:rFonts w:ascii="Courier New" w:eastAsia="Droid Sans Fallback" w:hAnsi="Courier New" w:cs="Courier New"/>
+                <w:kern w:val="2"/>
+                <w:sz w:val="20"/>
+                <w:szCs w:val="20"/>
+                <w:lang w:val="en-US" w:eastAsia="zh-CN" w:bidi="hi-IN"/>
+              </w:rPr>
+              <w:t xml:space="preserve">        EXTRACT(QUARTER FROM d.date)::TEXT AS quarter,</w:t>
+            </w:r>
+          </w:p>
+          <w:p>
+            <w:pPr>
+              <w:ind w:firstLine="34"/>
+              <w:rPr>
+                <w:rFonts w:ascii="Courier New" w:eastAsia="Droid Sans Fallback" w:hAnsi="Courier New" w:cs="Courier New"/>
+                <w:kern w:val="2"/>
+                <w:sz w:val="20"/>
+                <w:szCs w:val="20"/>
+                <w:lang w:val="en-US" w:eastAsia="zh-CN" w:bidi="hi-IN"/>
+              </w:rPr>
+            </w:pPr>
+            <w:r>
+              <w:rPr>
+                <w:rFonts w:ascii="Courier New" w:eastAsia="Droid Sans Fallback" w:hAnsi="Courier New" w:cs="Courier New"/>
+                <w:kern w:val="2"/>
+                <w:sz w:val="20"/>
+                <w:szCs w:val="20"/>
+                <w:lang w:val="en-US" w:eastAsia="zh-CN" w:bidi="hi-IN"/>
+              </w:rPr>
+              <w:t xml:space="preserve">        COUNT(d.id_document)::INTEGER AS document_count</w:t>
+            </w:r>
           </w:p>
           <w:p>
             <w:pPr>
@@ -9044,29 +6715,7 @@
                 <w:szCs w:val="20"/>
                 <w:lang w:val="en-US" w:eastAsia="zh-CN" w:bidi="hi-IN"/>
               </w:rPr>
-              <w:t xml:space="preserve">        </w:t>
-            </w:r>
-            <w:proofErr w:type="spellStart"/>
-            <w:r>
-              <w:rPr>
-                <w:rFonts w:ascii="Courier New" w:eastAsia="Droid Sans Fallback" w:hAnsi="Courier New" w:cs="Courier New"/>
-                <w:kern w:val="2"/>
-                <w:sz w:val="20"/>
-                <w:szCs w:val="20"/>
-                <w:lang w:val="en-US" w:eastAsia="zh-CN" w:bidi="hi-IN"/>
-              </w:rPr>
-              <w:t>rassokhin_es.document</w:t>
-            </w:r>
-            <w:proofErr w:type="spellEnd"/>
-            <w:r>
-              <w:rPr>
-                <w:rFonts w:ascii="Courier New" w:eastAsia="Droid Sans Fallback" w:hAnsi="Courier New" w:cs="Courier New"/>
-                <w:kern w:val="2"/>
-                <w:sz w:val="20"/>
-                <w:szCs w:val="20"/>
-                <w:lang w:val="en-US" w:eastAsia="zh-CN" w:bidi="hi-IN"/>
-              </w:rPr>
-              <w:t xml:space="preserve"> AS d</w:t>
+              <w:t xml:space="preserve">        rassokhin_es.document AS d</w:t>
             </w:r>
           </w:p>
           <w:p>
@@ -9110,64 +6759,8 @@
                 <w:szCs w:val="20"/>
                 <w:lang w:val="en-US" w:eastAsia="zh-CN" w:bidi="hi-IN"/>
               </w:rPr>
-              <w:t xml:space="preserve">        </w:t>
-            </w:r>
-            <w:proofErr w:type="spellStart"/>
-            <w:r>
-              <w:rPr>
-                <w:rFonts w:ascii="Courier New" w:eastAsia="Droid Sans Fallback" w:hAnsi="Courier New" w:cs="Courier New"/>
-                <w:kern w:val="2"/>
-                <w:sz w:val="20"/>
-                <w:szCs w:val="20"/>
-                <w:lang w:val="en-US" w:eastAsia="zh-CN" w:bidi="hi-IN"/>
-              </w:rPr>
-              <w:t>rassokhin_es.employee</w:t>
-            </w:r>
-            <w:proofErr w:type="spellEnd"/>
-            <w:r>
-              <w:rPr>
-                <w:rFonts w:ascii="Courier New" w:eastAsia="Droid Sans Fallback" w:hAnsi="Courier New" w:cs="Courier New"/>
-                <w:kern w:val="2"/>
-                <w:sz w:val="20"/>
-                <w:szCs w:val="20"/>
-                <w:lang w:val="en-US" w:eastAsia="zh-CN" w:bidi="hi-IN"/>
-              </w:rPr>
-              <w:t xml:space="preserve"> AS e ON </w:t>
-            </w:r>
-            <w:proofErr w:type="spellStart"/>
-            <w:r>
-              <w:rPr>
-                <w:rFonts w:ascii="Courier New" w:eastAsia="Droid Sans Fallback" w:hAnsi="Courier New" w:cs="Courier New"/>
-                <w:kern w:val="2"/>
-                <w:sz w:val="20"/>
-                <w:szCs w:val="20"/>
-                <w:lang w:val="en-US" w:eastAsia="zh-CN" w:bidi="hi-IN"/>
-              </w:rPr>
-              <w:t>d.id_employee</w:t>
-            </w:r>
-            <w:proofErr w:type="spellEnd"/>
-            <w:r>
-              <w:rPr>
-                <w:rFonts w:ascii="Courier New" w:eastAsia="Droid Sans Fallback" w:hAnsi="Courier New" w:cs="Courier New"/>
-                <w:kern w:val="2"/>
-                <w:sz w:val="20"/>
-                <w:szCs w:val="20"/>
-                <w:lang w:val="en-US" w:eastAsia="zh-CN" w:bidi="hi-IN"/>
-              </w:rPr>
-              <w:t xml:space="preserve"> = </w:t>
-            </w:r>
-            <w:proofErr w:type="spellStart"/>
-            <w:r>
-              <w:rPr>
-                <w:rFonts w:ascii="Courier New" w:eastAsia="Droid Sans Fallback" w:hAnsi="Courier New" w:cs="Courier New"/>
-                <w:kern w:val="2"/>
-                <w:sz w:val="20"/>
-                <w:szCs w:val="20"/>
-                <w:lang w:val="en-US" w:eastAsia="zh-CN" w:bidi="hi-IN"/>
-              </w:rPr>
-              <w:t>e.id_employee</w:t>
-            </w:r>
-            <w:proofErr w:type="spellEnd"/>
+              <w:t xml:space="preserve">        rassokhin_es.employee AS e ON d.id_employee = e.id_employee</w:t>
+            </w:r>
           </w:p>
           <w:p>
             <w:pPr>
@@ -9210,64 +6803,8 @@
                 <w:szCs w:val="20"/>
                 <w:lang w:val="en-US" w:eastAsia="zh-CN" w:bidi="hi-IN"/>
               </w:rPr>
-              <w:t xml:space="preserve">        </w:t>
-            </w:r>
-            <w:proofErr w:type="spellStart"/>
-            <w:r>
-              <w:rPr>
-                <w:rFonts w:ascii="Courier New" w:eastAsia="Droid Sans Fallback" w:hAnsi="Courier New" w:cs="Courier New"/>
-                <w:kern w:val="2"/>
-                <w:sz w:val="20"/>
-                <w:szCs w:val="20"/>
-                <w:lang w:val="en-US" w:eastAsia="zh-CN" w:bidi="hi-IN"/>
-              </w:rPr>
-              <w:t>rassokhin_es.position</w:t>
-            </w:r>
-            <w:proofErr w:type="spellEnd"/>
-            <w:r>
-              <w:rPr>
-                <w:rFonts w:ascii="Courier New" w:eastAsia="Droid Sans Fallback" w:hAnsi="Courier New" w:cs="Courier New"/>
-                <w:kern w:val="2"/>
-                <w:sz w:val="20"/>
-                <w:szCs w:val="20"/>
-                <w:lang w:val="en-US" w:eastAsia="zh-CN" w:bidi="hi-IN"/>
-              </w:rPr>
-              <w:t xml:space="preserve"> AS p ON </w:t>
-            </w:r>
-            <w:proofErr w:type="spellStart"/>
-            <w:r>
-              <w:rPr>
-                <w:rFonts w:ascii="Courier New" w:eastAsia="Droid Sans Fallback" w:hAnsi="Courier New" w:cs="Courier New"/>
-                <w:kern w:val="2"/>
-                <w:sz w:val="20"/>
-                <w:szCs w:val="20"/>
-                <w:lang w:val="en-US" w:eastAsia="zh-CN" w:bidi="hi-IN"/>
-              </w:rPr>
-              <w:t>e.id_position</w:t>
-            </w:r>
-            <w:proofErr w:type="spellEnd"/>
-            <w:r>
-              <w:rPr>
-                <w:rFonts w:ascii="Courier New" w:eastAsia="Droid Sans Fallback" w:hAnsi="Courier New" w:cs="Courier New"/>
-                <w:kern w:val="2"/>
-                <w:sz w:val="20"/>
-                <w:szCs w:val="20"/>
-                <w:lang w:val="en-US" w:eastAsia="zh-CN" w:bidi="hi-IN"/>
-              </w:rPr>
-              <w:t xml:space="preserve"> = </w:t>
-            </w:r>
-            <w:proofErr w:type="spellStart"/>
-            <w:r>
-              <w:rPr>
-                <w:rFonts w:ascii="Courier New" w:eastAsia="Droid Sans Fallback" w:hAnsi="Courier New" w:cs="Courier New"/>
-                <w:kern w:val="2"/>
-                <w:sz w:val="20"/>
-                <w:szCs w:val="20"/>
-                <w:lang w:val="en-US" w:eastAsia="zh-CN" w:bidi="hi-IN"/>
-              </w:rPr>
-              <w:t>p.id_position</w:t>
-            </w:r>
-            <w:proofErr w:type="spellEnd"/>
+              <w:t xml:space="preserve">        rassokhin_es.position AS p ON e.id_position = p.id_position</w:t>
+            </w:r>
           </w:p>
           <w:p>
             <w:pPr>
@@ -9310,20 +6847,218 @@
                 <w:szCs w:val="20"/>
                 <w:lang w:val="en-US" w:eastAsia="zh-CN" w:bidi="hi-IN"/>
               </w:rPr>
-              <w:t xml:space="preserve">        p.name, EXTRACT(QUARTER FROM </w:t>
-            </w:r>
-            <w:proofErr w:type="spellStart"/>
-            <w:r>
-              <w:rPr>
-                <w:rFonts w:ascii="Courier New" w:eastAsia="Droid Sans Fallback" w:hAnsi="Courier New" w:cs="Courier New"/>
-                <w:kern w:val="2"/>
-                <w:sz w:val="20"/>
-                <w:szCs w:val="20"/>
-                <w:lang w:val="en-US" w:eastAsia="zh-CN" w:bidi="hi-IN"/>
-              </w:rPr>
-              <w:t>d.date</w:t>
-            </w:r>
-            <w:proofErr w:type="spellEnd"/>
+              <w:t xml:space="preserve">        p.name, EXTRACT(QUARTER FROM d.date)</w:t>
+            </w:r>
+          </w:p>
+          <w:p>
+            <w:pPr>
+              <w:ind w:firstLine="34"/>
+              <w:rPr>
+                <w:rFonts w:ascii="Courier New" w:eastAsia="Droid Sans Fallback" w:hAnsi="Courier New" w:cs="Courier New"/>
+                <w:kern w:val="2"/>
+                <w:sz w:val="20"/>
+                <w:szCs w:val="20"/>
+                <w:lang w:val="en-US" w:eastAsia="zh-CN" w:bidi="hi-IN"/>
+              </w:rPr>
+            </w:pPr>
+            <w:r>
+              <w:rPr>
+                <w:rFonts w:ascii="Courier New" w:eastAsia="Droid Sans Fallback" w:hAnsi="Courier New" w:cs="Courier New"/>
+                <w:kern w:val="2"/>
+                <w:sz w:val="20"/>
+                <w:szCs w:val="20"/>
+                <w:lang w:val="en-US" w:eastAsia="zh-CN" w:bidi="hi-IN"/>
+              </w:rPr>
+              <w:t xml:space="preserve">    ORDER BY</w:t>
+            </w:r>
+          </w:p>
+          <w:p>
+            <w:pPr>
+              <w:ind w:firstLine="34"/>
+              <w:rPr>
+                <w:rFonts w:ascii="Courier New" w:eastAsia="Droid Sans Fallback" w:hAnsi="Courier New" w:cs="Courier New"/>
+                <w:kern w:val="2"/>
+                <w:sz w:val="20"/>
+                <w:szCs w:val="20"/>
+                <w:lang w:val="en-US" w:eastAsia="zh-CN" w:bidi="hi-IN"/>
+              </w:rPr>
+            </w:pPr>
+            <w:r>
+              <w:rPr>
+                <w:rFonts w:ascii="Courier New" w:eastAsia="Droid Sans Fallback" w:hAnsi="Courier New" w:cs="Courier New"/>
+                <w:kern w:val="2"/>
+                <w:sz w:val="20"/>
+                <w:szCs w:val="20"/>
+                <w:lang w:val="en-US" w:eastAsia="zh-CN" w:bidi="hi-IN"/>
+              </w:rPr>
+              <w:t xml:space="preserve">        p.name, quarter',</w:t>
+            </w:r>
+          </w:p>
+          <w:p>
+            <w:pPr>
+              <w:ind w:firstLine="34"/>
+              <w:rPr>
+                <w:rFonts w:ascii="Courier New" w:eastAsia="Droid Sans Fallback" w:hAnsi="Courier New" w:cs="Courier New"/>
+                <w:kern w:val="2"/>
+                <w:sz w:val="20"/>
+                <w:szCs w:val="20"/>
+                <w:lang w:val="en-US" w:eastAsia="zh-CN" w:bidi="hi-IN"/>
+              </w:rPr>
+            </w:pPr>
+            <w:r>
+              <w:rPr>
+                <w:rFonts w:ascii="Courier New" w:eastAsia="Droid Sans Fallback" w:hAnsi="Courier New" w:cs="Courier New"/>
+                <w:kern w:val="2"/>
+                <w:sz w:val="20"/>
+                <w:szCs w:val="20"/>
+                <w:lang w:val="en-US" w:eastAsia="zh-CN" w:bidi="hi-IN"/>
+              </w:rPr>
+              <w:t xml:space="preserve">    'VALUES (''1''), (''2''), (''3''), (''4'')'</w:t>
+            </w:r>
+          </w:p>
+          <w:p>
+            <w:pPr>
+              <w:ind w:firstLine="34"/>
+              <w:rPr>
+                <w:rFonts w:ascii="Courier New" w:eastAsia="Droid Sans Fallback" w:hAnsi="Courier New" w:cs="Courier New"/>
+                <w:kern w:val="2"/>
+                <w:sz w:val="20"/>
+                <w:szCs w:val="20"/>
+                <w:lang w:val="en-US" w:eastAsia="zh-CN" w:bidi="hi-IN"/>
+              </w:rPr>
+            </w:pPr>
+            <w:r>
+              <w:rPr>
+                <w:rFonts w:ascii="Courier New" w:eastAsia="Droid Sans Fallback" w:hAnsi="Courier New" w:cs="Courier New"/>
+                <w:kern w:val="2"/>
+                <w:sz w:val="20"/>
+                <w:szCs w:val="20"/>
+                <w:lang w:val="en-US" w:eastAsia="zh-CN" w:bidi="hi-IN"/>
+              </w:rPr>
+              <w:t>) AS ct (</w:t>
+            </w:r>
+          </w:p>
+          <w:p>
+            <w:pPr>
+              <w:ind w:firstLine="34"/>
+              <w:rPr>
+                <w:rFonts w:ascii="Courier New" w:eastAsia="Droid Sans Fallback" w:hAnsi="Courier New" w:cs="Courier New"/>
+                <w:kern w:val="2"/>
+                <w:sz w:val="20"/>
+                <w:szCs w:val="20"/>
+                <w:lang w:val="en-US" w:eastAsia="zh-CN" w:bidi="hi-IN"/>
+              </w:rPr>
+            </w:pPr>
+            <w:r>
+              <w:rPr>
+                <w:rFonts w:ascii="Courier New" w:eastAsia="Droid Sans Fallback" w:hAnsi="Courier New" w:cs="Courier New"/>
+                <w:kern w:val="2"/>
+                <w:sz w:val="20"/>
+                <w:szCs w:val="20"/>
+                <w:lang w:val="en-US" w:eastAsia="zh-CN" w:bidi="hi-IN"/>
+              </w:rPr>
+              <w:t xml:space="preserve">    position_name TEXT,</w:t>
+            </w:r>
+          </w:p>
+          <w:p>
+            <w:pPr>
+              <w:ind w:firstLine="34"/>
+              <w:rPr>
+                <w:rFonts w:ascii="Courier New" w:eastAsia="Droid Sans Fallback" w:hAnsi="Courier New" w:cs="Courier New"/>
+                <w:kern w:val="2"/>
+                <w:sz w:val="20"/>
+                <w:szCs w:val="20"/>
+                <w:lang w:val="en-US" w:eastAsia="zh-CN" w:bidi="hi-IN"/>
+              </w:rPr>
+            </w:pPr>
+            <w:r>
+              <w:rPr>
+                <w:rFonts w:ascii="Courier New" w:eastAsia="Droid Sans Fallback" w:hAnsi="Courier New" w:cs="Courier New"/>
+                <w:kern w:val="2"/>
+                <w:sz w:val="20"/>
+                <w:szCs w:val="20"/>
+                <w:lang w:val="en-US" w:eastAsia="zh-CN" w:bidi="hi-IN"/>
+              </w:rPr>
+              <w:t xml:space="preserve">    q1 INTEGER,</w:t>
+            </w:r>
+          </w:p>
+          <w:p>
+            <w:pPr>
+              <w:ind w:firstLine="34"/>
+              <w:rPr>
+                <w:rFonts w:ascii="Courier New" w:eastAsia="Droid Sans Fallback" w:hAnsi="Courier New" w:cs="Courier New"/>
+                <w:kern w:val="2"/>
+                <w:sz w:val="20"/>
+                <w:szCs w:val="20"/>
+                <w:lang w:val="en-US" w:eastAsia="zh-CN" w:bidi="hi-IN"/>
+              </w:rPr>
+            </w:pPr>
+            <w:r>
+              <w:rPr>
+                <w:rFonts w:ascii="Courier New" w:eastAsia="Droid Sans Fallback" w:hAnsi="Courier New" w:cs="Courier New"/>
+                <w:kern w:val="2"/>
+                <w:sz w:val="20"/>
+                <w:szCs w:val="20"/>
+                <w:lang w:val="en-US" w:eastAsia="zh-CN" w:bidi="hi-IN"/>
+              </w:rPr>
+              <w:t xml:space="preserve">    q2 INTEGER,</w:t>
+            </w:r>
+          </w:p>
+          <w:p>
+            <w:pPr>
+              <w:ind w:firstLine="34"/>
+              <w:rPr>
+                <w:rFonts w:ascii="Courier New" w:eastAsia="Droid Sans Fallback" w:hAnsi="Courier New" w:cs="Courier New"/>
+                <w:kern w:val="2"/>
+                <w:sz w:val="20"/>
+                <w:szCs w:val="20"/>
+                <w:lang w:val="en-US" w:eastAsia="zh-CN" w:bidi="hi-IN"/>
+              </w:rPr>
+            </w:pPr>
+            <w:r>
+              <w:rPr>
+                <w:rFonts w:ascii="Courier New" w:eastAsia="Droid Sans Fallback" w:hAnsi="Courier New" w:cs="Courier New"/>
+                <w:kern w:val="2"/>
+                <w:sz w:val="20"/>
+                <w:szCs w:val="20"/>
+                <w:lang w:val="en-US" w:eastAsia="zh-CN" w:bidi="hi-IN"/>
+              </w:rPr>
+              <w:t xml:space="preserve">    q3 INTEGER,</w:t>
+            </w:r>
+          </w:p>
+          <w:p>
+            <w:pPr>
+              <w:ind w:firstLine="34"/>
+              <w:rPr>
+                <w:rFonts w:ascii="Courier New" w:eastAsia="Droid Sans Fallback" w:hAnsi="Courier New" w:cs="Courier New"/>
+                <w:kern w:val="2"/>
+                <w:sz w:val="20"/>
+                <w:szCs w:val="20"/>
+                <w:lang w:val="en-US" w:eastAsia="zh-CN" w:bidi="hi-IN"/>
+              </w:rPr>
+            </w:pPr>
+            <w:r>
+              <w:rPr>
+                <w:rFonts w:ascii="Courier New" w:eastAsia="Droid Sans Fallback" w:hAnsi="Courier New" w:cs="Courier New"/>
+                <w:kern w:val="2"/>
+                <w:sz w:val="20"/>
+                <w:szCs w:val="20"/>
+                <w:lang w:val="en-US" w:eastAsia="zh-CN" w:bidi="hi-IN"/>
+              </w:rPr>
+              <w:t xml:space="preserve">    q4 INTEGER</w:t>
+            </w:r>
+          </w:p>
+          <w:p>
+            <w:pPr>
+              <w:ind w:firstLine="34"/>
+              <w:rPr>
+                <w:rFonts w:ascii="Courier New" w:eastAsia="Droid Sans Fallback" w:hAnsi="Courier New" w:cs="Courier New"/>
+                <w:kern w:val="2"/>
+                <w:sz w:val="20"/>
+                <w:szCs w:val="20"/>
+                <w:lang w:val="en-US" w:eastAsia="zh-CN" w:bidi="hi-IN"/>
+              </w:rPr>
+            </w:pPr>
             <w:r>
               <w:rPr>
                 <w:rFonts w:ascii="Courier New" w:eastAsia="Droid Sans Fallback" w:hAnsi="Courier New" w:cs="Courier New"/>
@@ -9338,270 +7073,6 @@
           <w:p>
             <w:pPr>
               <w:ind w:firstLine="34"/>
-              <w:rPr>
-                <w:rFonts w:ascii="Courier New" w:eastAsia="Droid Sans Fallback" w:hAnsi="Courier New" w:cs="Courier New"/>
-                <w:kern w:val="2"/>
-                <w:sz w:val="20"/>
-                <w:szCs w:val="20"/>
-                <w:lang w:val="en-US" w:eastAsia="zh-CN" w:bidi="hi-IN"/>
-              </w:rPr>
-            </w:pPr>
-            <w:r>
-              <w:rPr>
-                <w:rFonts w:ascii="Courier New" w:eastAsia="Droid Sans Fallback" w:hAnsi="Courier New" w:cs="Courier New"/>
-                <w:kern w:val="2"/>
-                <w:sz w:val="20"/>
-                <w:szCs w:val="20"/>
-                <w:lang w:val="en-US" w:eastAsia="zh-CN" w:bidi="hi-IN"/>
-              </w:rPr>
-              <w:t xml:space="preserve">    ORDER BY</w:t>
-            </w:r>
-          </w:p>
-          <w:p>
-            <w:pPr>
-              <w:ind w:firstLine="34"/>
-              <w:rPr>
-                <w:rFonts w:ascii="Courier New" w:eastAsia="Droid Sans Fallback" w:hAnsi="Courier New" w:cs="Courier New"/>
-                <w:kern w:val="2"/>
-                <w:sz w:val="20"/>
-                <w:szCs w:val="20"/>
-                <w:lang w:val="en-US" w:eastAsia="zh-CN" w:bidi="hi-IN"/>
-              </w:rPr>
-            </w:pPr>
-            <w:r>
-              <w:rPr>
-                <w:rFonts w:ascii="Courier New" w:eastAsia="Droid Sans Fallback" w:hAnsi="Courier New" w:cs="Courier New"/>
-                <w:kern w:val="2"/>
-                <w:sz w:val="20"/>
-                <w:szCs w:val="20"/>
-                <w:lang w:val="en-US" w:eastAsia="zh-CN" w:bidi="hi-IN"/>
-              </w:rPr>
-              <w:t xml:space="preserve">        p.name, quarter',</w:t>
-            </w:r>
-          </w:p>
-          <w:p>
-            <w:pPr>
-              <w:ind w:firstLine="34"/>
-              <w:rPr>
-                <w:rFonts w:ascii="Courier New" w:eastAsia="Droid Sans Fallback" w:hAnsi="Courier New" w:cs="Courier New"/>
-                <w:kern w:val="2"/>
-                <w:sz w:val="20"/>
-                <w:szCs w:val="20"/>
-                <w:lang w:val="en-US" w:eastAsia="zh-CN" w:bidi="hi-IN"/>
-              </w:rPr>
-            </w:pPr>
-            <w:r>
-              <w:rPr>
-                <w:rFonts w:ascii="Courier New" w:eastAsia="Droid Sans Fallback" w:hAnsi="Courier New" w:cs="Courier New"/>
-                <w:kern w:val="2"/>
-                <w:sz w:val="20"/>
-                <w:szCs w:val="20"/>
-                <w:lang w:val="en-US" w:eastAsia="zh-CN" w:bidi="hi-IN"/>
-              </w:rPr>
-              <w:t xml:space="preserve">    'VALUES (''1''), (''2''), (''3''), (''4'')'</w:t>
-            </w:r>
-          </w:p>
-          <w:p>
-            <w:pPr>
-              <w:ind w:firstLine="34"/>
-              <w:rPr>
-                <w:rFonts w:ascii="Courier New" w:eastAsia="Droid Sans Fallback" w:hAnsi="Courier New" w:cs="Courier New"/>
-                <w:kern w:val="2"/>
-                <w:sz w:val="20"/>
-                <w:szCs w:val="20"/>
-                <w:lang w:val="en-US" w:eastAsia="zh-CN" w:bidi="hi-IN"/>
-              </w:rPr>
-            </w:pPr>
-            <w:r>
-              <w:rPr>
-                <w:rFonts w:ascii="Courier New" w:eastAsia="Droid Sans Fallback" w:hAnsi="Courier New" w:cs="Courier New"/>
-                <w:kern w:val="2"/>
-                <w:sz w:val="20"/>
-                <w:szCs w:val="20"/>
-                <w:lang w:val="en-US" w:eastAsia="zh-CN" w:bidi="hi-IN"/>
-              </w:rPr>
-              <w:t xml:space="preserve">) AS </w:t>
-            </w:r>
-            <w:proofErr w:type="spellStart"/>
-            <w:r>
-              <w:rPr>
-                <w:rFonts w:ascii="Courier New" w:eastAsia="Droid Sans Fallback" w:hAnsi="Courier New" w:cs="Courier New"/>
-                <w:kern w:val="2"/>
-                <w:sz w:val="20"/>
-                <w:szCs w:val="20"/>
-                <w:lang w:val="en-US" w:eastAsia="zh-CN" w:bidi="hi-IN"/>
-              </w:rPr>
-              <w:t>ct</w:t>
-            </w:r>
-            <w:proofErr w:type="spellEnd"/>
-            <w:r>
-              <w:rPr>
-                <w:rFonts w:ascii="Courier New" w:eastAsia="Droid Sans Fallback" w:hAnsi="Courier New" w:cs="Courier New"/>
-                <w:kern w:val="2"/>
-                <w:sz w:val="20"/>
-                <w:szCs w:val="20"/>
-                <w:lang w:val="en-US" w:eastAsia="zh-CN" w:bidi="hi-IN"/>
-              </w:rPr>
-              <w:t xml:space="preserve"> (</w:t>
-            </w:r>
-          </w:p>
-          <w:p>
-            <w:pPr>
-              <w:ind w:firstLine="34"/>
-              <w:rPr>
-                <w:rFonts w:ascii="Courier New" w:eastAsia="Droid Sans Fallback" w:hAnsi="Courier New" w:cs="Courier New"/>
-                <w:kern w:val="2"/>
-                <w:sz w:val="20"/>
-                <w:szCs w:val="20"/>
-                <w:lang w:val="en-US" w:eastAsia="zh-CN" w:bidi="hi-IN"/>
-              </w:rPr>
-            </w:pPr>
-            <w:r>
-              <w:rPr>
-                <w:rFonts w:ascii="Courier New" w:eastAsia="Droid Sans Fallback" w:hAnsi="Courier New" w:cs="Courier New"/>
-                <w:kern w:val="2"/>
-                <w:sz w:val="20"/>
-                <w:szCs w:val="20"/>
-                <w:lang w:val="en-US" w:eastAsia="zh-CN" w:bidi="hi-IN"/>
-              </w:rPr>
-              <w:t xml:space="preserve">    </w:t>
-            </w:r>
-            <w:proofErr w:type="spellStart"/>
-            <w:r>
-              <w:rPr>
-                <w:rFonts w:ascii="Courier New" w:eastAsia="Droid Sans Fallback" w:hAnsi="Courier New" w:cs="Courier New"/>
-                <w:kern w:val="2"/>
-                <w:sz w:val="20"/>
-                <w:szCs w:val="20"/>
-                <w:lang w:val="en-US" w:eastAsia="zh-CN" w:bidi="hi-IN"/>
-              </w:rPr>
-              <w:t>position_name</w:t>
-            </w:r>
-            <w:proofErr w:type="spellEnd"/>
-            <w:r>
-              <w:rPr>
-                <w:rFonts w:ascii="Courier New" w:eastAsia="Droid Sans Fallback" w:hAnsi="Courier New" w:cs="Courier New"/>
-                <w:kern w:val="2"/>
-                <w:sz w:val="20"/>
-                <w:szCs w:val="20"/>
-                <w:lang w:val="en-US" w:eastAsia="zh-CN" w:bidi="hi-IN"/>
-              </w:rPr>
-              <w:t xml:space="preserve"> TEXT,</w:t>
-            </w:r>
-          </w:p>
-          <w:p>
-            <w:pPr>
-              <w:ind w:firstLine="34"/>
-              <w:rPr>
-                <w:rFonts w:ascii="Courier New" w:eastAsia="Droid Sans Fallback" w:hAnsi="Courier New" w:cs="Courier New"/>
-                <w:kern w:val="2"/>
-                <w:sz w:val="20"/>
-                <w:szCs w:val="20"/>
-                <w:lang w:val="en-US" w:eastAsia="zh-CN" w:bidi="hi-IN"/>
-              </w:rPr>
-            </w:pPr>
-            <w:r>
-              <w:rPr>
-                <w:rFonts w:ascii="Courier New" w:eastAsia="Droid Sans Fallback" w:hAnsi="Courier New" w:cs="Courier New"/>
-                <w:kern w:val="2"/>
-                <w:sz w:val="20"/>
-                <w:szCs w:val="20"/>
-                <w:lang w:val="en-US" w:eastAsia="zh-CN" w:bidi="hi-IN"/>
-              </w:rPr>
-              <w:t xml:space="preserve">    q1 INTEGER,</w:t>
-            </w:r>
-          </w:p>
-          <w:p>
-            <w:pPr>
-              <w:ind w:firstLine="34"/>
-              <w:rPr>
-                <w:rFonts w:ascii="Courier New" w:eastAsia="Droid Sans Fallback" w:hAnsi="Courier New" w:cs="Courier New"/>
-                <w:kern w:val="2"/>
-                <w:sz w:val="20"/>
-                <w:szCs w:val="20"/>
-                <w:lang w:val="en-US" w:eastAsia="zh-CN" w:bidi="hi-IN"/>
-              </w:rPr>
-            </w:pPr>
-            <w:r>
-              <w:rPr>
-                <w:rFonts w:ascii="Courier New" w:eastAsia="Droid Sans Fallback" w:hAnsi="Courier New" w:cs="Courier New"/>
-                <w:kern w:val="2"/>
-                <w:sz w:val="20"/>
-                <w:szCs w:val="20"/>
-                <w:lang w:val="en-US" w:eastAsia="zh-CN" w:bidi="hi-IN"/>
-              </w:rPr>
-              <w:t xml:space="preserve">    q2 INTEGER,</w:t>
-            </w:r>
-          </w:p>
-          <w:p>
-            <w:pPr>
-              <w:ind w:firstLine="34"/>
-              <w:rPr>
-                <w:rFonts w:ascii="Courier New" w:eastAsia="Droid Sans Fallback" w:hAnsi="Courier New" w:cs="Courier New"/>
-                <w:kern w:val="2"/>
-                <w:sz w:val="20"/>
-                <w:szCs w:val="20"/>
-                <w:lang w:val="en-US" w:eastAsia="zh-CN" w:bidi="hi-IN"/>
-              </w:rPr>
-            </w:pPr>
-            <w:r>
-              <w:rPr>
-                <w:rFonts w:ascii="Courier New" w:eastAsia="Droid Sans Fallback" w:hAnsi="Courier New" w:cs="Courier New"/>
-                <w:kern w:val="2"/>
-                <w:sz w:val="20"/>
-                <w:szCs w:val="20"/>
-                <w:lang w:val="en-US" w:eastAsia="zh-CN" w:bidi="hi-IN"/>
-              </w:rPr>
-              <w:t xml:space="preserve">    q3 INTEGER,</w:t>
-            </w:r>
-          </w:p>
-          <w:p>
-            <w:pPr>
-              <w:ind w:firstLine="34"/>
-              <w:rPr>
-                <w:rFonts w:ascii="Courier New" w:eastAsia="Droid Sans Fallback" w:hAnsi="Courier New" w:cs="Courier New"/>
-                <w:kern w:val="2"/>
-                <w:sz w:val="20"/>
-                <w:szCs w:val="20"/>
-                <w:lang w:val="en-US" w:eastAsia="zh-CN" w:bidi="hi-IN"/>
-              </w:rPr>
-            </w:pPr>
-            <w:r>
-              <w:rPr>
-                <w:rFonts w:ascii="Courier New" w:eastAsia="Droid Sans Fallback" w:hAnsi="Courier New" w:cs="Courier New"/>
-                <w:kern w:val="2"/>
-                <w:sz w:val="20"/>
-                <w:szCs w:val="20"/>
-                <w:lang w:val="en-US" w:eastAsia="zh-CN" w:bidi="hi-IN"/>
-              </w:rPr>
-              <w:t xml:space="preserve">    q4 INTEGER</w:t>
-            </w:r>
-          </w:p>
-          <w:p>
-            <w:pPr>
-              <w:ind w:firstLine="34"/>
-              <w:rPr>
-                <w:rFonts w:ascii="Courier New" w:eastAsia="Droid Sans Fallback" w:hAnsi="Courier New" w:cs="Courier New"/>
-                <w:kern w:val="2"/>
-                <w:sz w:val="20"/>
-                <w:szCs w:val="20"/>
-                <w:lang w:val="en-US" w:eastAsia="zh-CN" w:bidi="hi-IN"/>
-              </w:rPr>
-            </w:pPr>
-            <w:r>
-              <w:rPr>
-                <w:rFonts w:ascii="Courier New" w:eastAsia="Droid Sans Fallback" w:hAnsi="Courier New" w:cs="Courier New"/>
-                <w:kern w:val="2"/>
-                <w:sz w:val="20"/>
-                <w:szCs w:val="20"/>
-                <w:lang w:val="en-US" w:eastAsia="zh-CN" w:bidi="hi-IN"/>
-              </w:rPr>
-              <w:t>)</w:t>
-            </w:r>
-          </w:p>
-          <w:p>
-            <w:pPr>
-              <w:ind w:firstLine="34"/>
               <w:jc w:val="left"/>
               <w:rPr>
                 <w:rFonts w:ascii="Courier New" w:eastAsia="Droid Sans Fallback" w:hAnsi="Courier New" w:cs="Courier New"/>
@@ -9619,29 +7090,7 @@
                 <w:szCs w:val="20"/>
                 <w:lang w:val="en-US" w:eastAsia="zh-CN" w:bidi="hi-IN"/>
               </w:rPr>
-              <w:t xml:space="preserve">ORDER BY </w:t>
-            </w:r>
-            <w:proofErr w:type="spellStart"/>
-            <w:r>
-              <w:rPr>
-                <w:rFonts w:ascii="Courier New" w:eastAsia="Droid Sans Fallback" w:hAnsi="Courier New" w:cs="Courier New"/>
-                <w:kern w:val="2"/>
-                <w:sz w:val="20"/>
-                <w:szCs w:val="20"/>
-                <w:lang w:val="en-US" w:eastAsia="zh-CN" w:bidi="hi-IN"/>
-              </w:rPr>
-              <w:t>position_name</w:t>
-            </w:r>
-            <w:proofErr w:type="spellEnd"/>
-            <w:r>
-              <w:rPr>
-                <w:rFonts w:ascii="Courier New" w:eastAsia="Droid Sans Fallback" w:hAnsi="Courier New" w:cs="Courier New"/>
-                <w:kern w:val="2"/>
-                <w:sz w:val="20"/>
-                <w:szCs w:val="20"/>
-                <w:lang w:val="en-US" w:eastAsia="zh-CN" w:bidi="hi-IN"/>
-              </w:rPr>
-              <w:t>;</w:t>
+              <w:t>ORDER BY position_name;</w:t>
             </w:r>
           </w:p>
         </w:tc>
@@ -9772,21 +7221,8 @@
           <w:szCs w:val="24"/>
           <w:lang w:eastAsia="zh-CN" w:bidi="hi-IN"/>
         </w:rPr>
-        <w:t xml:space="preserve"> – Результат запроса с использованием </w:t>
-      </w:r>
-      <w:proofErr w:type="spellStart"/>
-      <w:r>
-        <w:rPr>
-          <w:rFonts w:eastAsia="Droid Sans Fallback"/>
-          <w:b/>
-          <w:kern w:val="2"/>
-          <w:sz w:val="24"/>
-          <w:szCs w:val="24"/>
-          <w:lang w:eastAsia="zh-CN" w:bidi="hi-IN"/>
-        </w:rPr>
-        <w:t>crosstab</w:t>
-      </w:r>
-      <w:proofErr w:type="spellEnd"/>
+        <w:t xml:space="preserve"> – Результат запроса с использованием crosstab</w:t>
+      </w:r>
     </w:p>
     <w:p>
       <w:pPr>
